--- a/informe_gerencial_julio_2026.docx
+++ b/informe_gerencial_julio_2026.docx
@@ -32,10 +32,6 @@
         <w:jc w:val="center"/>
       </w:pPr>
       <w:r>
-        <w:rPr>
-          <w:color w:val="68756F"/>
-          <w:sz w:val="20"/>
-        </w:rPr>
         <w:t>Gerencia de Planificación · Información Gerencial</w:t>
       </w:r>
     </w:p>
@@ -55,15 +51,15 @@
         <w:tblLook w:firstColumn="1" w:firstRow="1" w:lastColumn="0" w:lastRow="0" w:noHBand="0" w:noVBand="1" w:val="04A0"/>
       </w:tblPr>
       <w:tblGrid>
-        <w:gridCol w:w="2520"/>
-        <w:gridCol w:w="2520"/>
-        <w:gridCol w:w="2520"/>
-        <w:gridCol w:w="2520"/>
+        <w:gridCol w:w="2592"/>
+        <w:gridCol w:w="2592"/>
+        <w:gridCol w:w="2592"/>
+        <w:gridCol w:w="2592"/>
       </w:tblGrid>
       <w:tr>
         <w:tc>
           <w:tcPr>
-            <w:tcW w:type="dxa" w:w="2520"/>
+            <w:tcW w:type="dxa" w:w="2592"/>
             <w:vAlign w:val="center"/>
             <w:shd w:fill="0F5B46"/>
           </w:tcPr>
@@ -73,7 +69,7 @@
               <w:rPr>
                 <w:b/>
                 <w:color w:val="FFFFFF"/>
-                <w:sz w:val="17"/>
+                <w:sz w:val="16"/>
               </w:rPr>
               <w:t>Indicador</w:t>
             </w:r>
@@ -81,7 +77,7 @@
         </w:tc>
         <w:tc>
           <w:tcPr>
-            <w:tcW w:type="dxa" w:w="2520"/>
+            <w:tcW w:type="dxa" w:w="2592"/>
             <w:vAlign w:val="center"/>
             <w:shd w:fill="0F5B46"/>
           </w:tcPr>
@@ -91,7 +87,7 @@
               <w:rPr>
                 <w:b/>
                 <w:color w:val="FFFFFF"/>
-                <w:sz w:val="17"/>
+                <w:sz w:val="16"/>
               </w:rPr>
               <w:t>2026</w:t>
             </w:r>
@@ -99,7 +95,7 @@
         </w:tc>
         <w:tc>
           <w:tcPr>
-            <w:tcW w:type="dxa" w:w="2520"/>
+            <w:tcW w:type="dxa" w:w="2592"/>
             <w:vAlign w:val="center"/>
             <w:shd w:fill="0F5B46"/>
           </w:tcPr>
@@ -109,7 +105,7 @@
               <w:rPr>
                 <w:b/>
                 <w:color w:val="FFFFFF"/>
-                <w:sz w:val="17"/>
+                <w:sz w:val="16"/>
               </w:rPr>
               <w:t>2025</w:t>
             </w:r>
@@ -117,7 +113,7 @@
         </w:tc>
         <w:tc>
           <w:tcPr>
-            <w:tcW w:type="dxa" w:w="2520"/>
+            <w:tcW w:type="dxa" w:w="2592"/>
             <w:vAlign w:val="center"/>
             <w:shd w:fill="0F5B46"/>
           </w:tcPr>
@@ -127,7 +123,7 @@
               <w:rPr>
                 <w:b/>
                 <w:color w:val="FFFFFF"/>
-                <w:sz w:val="17"/>
+                <w:sz w:val="16"/>
               </w:rPr>
               <w:t>Variación</w:t>
             </w:r>
@@ -137,7 +133,7 @@
       <w:tr>
         <w:tc>
           <w:tcPr>
-            <w:tcW w:type="dxa" w:w="2520"/>
+            <w:tcW w:type="dxa" w:w="2592"/>
             <w:vAlign w:val="center"/>
           </w:tcPr>
           <w:p>
@@ -145,15 +141,15 @@
             <w:r>
               <w:rPr>
                 <w:b w:val="0"/>
-                <w:sz w:val="17"/>
-              </w:rPr>
-              <w:t>Desembolsos acumulados</w:t>
-            </w:r>
-          </w:p>
-        </w:tc>
-        <w:tc>
-          <w:tcPr>
-            <w:tcW w:type="dxa" w:w="2520"/>
+                <w:sz w:val="16"/>
+              </w:rPr>
+              <w:t>Desembolsos</w:t>
+            </w:r>
+          </w:p>
+        </w:tc>
+        <w:tc>
+          <w:tcPr>
+            <w:tcW w:type="dxa" w:w="2592"/>
             <w:vAlign w:val="center"/>
           </w:tcPr>
           <w:p>
@@ -161,15 +157,15 @@
             <w:r>
               <w:rPr>
                 <w:b w:val="0"/>
-                <w:sz w:val="17"/>
-              </w:rPr>
-              <w:t>₲ 365.465,7 M</w:t>
-            </w:r>
-          </w:p>
-        </w:tc>
-        <w:tc>
-          <w:tcPr>
-            <w:tcW w:type="dxa" w:w="2520"/>
+                <w:sz w:val="16"/>
+              </w:rPr>
+              <w:t>₲ 365.466 M</w:t>
+            </w:r>
+          </w:p>
+        </w:tc>
+        <w:tc>
+          <w:tcPr>
+            <w:tcW w:type="dxa" w:w="2592"/>
             <w:vAlign w:val="center"/>
           </w:tcPr>
           <w:p>
@@ -177,15 +173,15 @@
             <w:r>
               <w:rPr>
                 <w:b w:val="0"/>
-                <w:sz w:val="17"/>
-              </w:rPr>
-              <w:t>₲ 317.027,9 M</w:t>
-            </w:r>
-          </w:p>
-        </w:tc>
-        <w:tc>
-          <w:tcPr>
-            <w:tcW w:type="dxa" w:w="2520"/>
+                <w:sz w:val="16"/>
+              </w:rPr>
+              <w:t>₲ 317.028 M</w:t>
+            </w:r>
+          </w:p>
+        </w:tc>
+        <w:tc>
+          <w:tcPr>
+            <w:tcW w:type="dxa" w:w="2592"/>
             <w:vAlign w:val="center"/>
           </w:tcPr>
           <w:p>
@@ -193,7 +189,7 @@
             <w:r>
               <w:rPr>
                 <w:b w:val="0"/>
-                <w:sz w:val="17"/>
+                <w:sz w:val="16"/>
               </w:rPr>
               <w:t>+15,3%</w:t>
             </w:r>
@@ -203,7 +199,7 @@
       <w:tr>
         <w:tc>
           <w:tcPr>
-            <w:tcW w:type="dxa" w:w="2520"/>
+            <w:tcW w:type="dxa" w:w="2592"/>
             <w:vAlign w:val="center"/>
           </w:tcPr>
           <w:p>
@@ -211,7 +207,7 @@
             <w:r>
               <w:rPr>
                 <w:b w:val="0"/>
-                <w:sz w:val="17"/>
+                <w:sz w:val="16"/>
               </w:rPr>
               <w:t>Capital recuperado</w:t>
             </w:r>
@@ -219,7 +215,7 @@
         </w:tc>
         <w:tc>
           <w:tcPr>
-            <w:tcW w:type="dxa" w:w="2520"/>
+            <w:tcW w:type="dxa" w:w="2592"/>
             <w:vAlign w:val="center"/>
           </w:tcPr>
           <w:p>
@@ -227,15 +223,15 @@
             <w:r>
               <w:rPr>
                 <w:b w:val="0"/>
-                <w:sz w:val="17"/>
-              </w:rPr>
-              <w:t>₲ 320.889,2 M</w:t>
-            </w:r>
-          </w:p>
-        </w:tc>
-        <w:tc>
-          <w:tcPr>
-            <w:tcW w:type="dxa" w:w="2520"/>
+                <w:sz w:val="16"/>
+              </w:rPr>
+              <w:t>₲ 320.889 M</w:t>
+            </w:r>
+          </w:p>
+        </w:tc>
+        <w:tc>
+          <w:tcPr>
+            <w:tcW w:type="dxa" w:w="2592"/>
             <w:vAlign w:val="center"/>
           </w:tcPr>
           <w:p>
@@ -243,15 +239,15 @@
             <w:r>
               <w:rPr>
                 <w:b w:val="0"/>
-                <w:sz w:val="17"/>
-              </w:rPr>
-              <w:t>₲ 300.648,0 M</w:t>
-            </w:r>
-          </w:p>
-        </w:tc>
-        <w:tc>
-          <w:tcPr>
-            <w:tcW w:type="dxa" w:w="2520"/>
+                <w:sz w:val="16"/>
+              </w:rPr>
+              <w:t>₲ 300.648 M</w:t>
+            </w:r>
+          </w:p>
+        </w:tc>
+        <w:tc>
+          <w:tcPr>
+            <w:tcW w:type="dxa" w:w="2592"/>
             <w:vAlign w:val="center"/>
           </w:tcPr>
           <w:p>
@@ -259,7 +255,7 @@
             <w:r>
               <w:rPr>
                 <w:b w:val="0"/>
-                <w:sz w:val="17"/>
+                <w:sz w:val="16"/>
               </w:rPr>
               <w:t>+6,7%</w:t>
             </w:r>
@@ -269,7 +265,7 @@
       <w:tr>
         <w:tc>
           <w:tcPr>
-            <w:tcW w:type="dxa" w:w="2520"/>
+            <w:tcW w:type="dxa" w:w="2592"/>
             <w:vAlign w:val="center"/>
           </w:tcPr>
           <w:p>
@@ -277,7 +273,7 @@
             <w:r>
               <w:rPr>
                 <w:b w:val="0"/>
-                <w:sz w:val="17"/>
+                <w:sz w:val="16"/>
               </w:rPr>
               <w:t>Resultado del ejercicio</w:t>
             </w:r>
@@ -285,7 +281,7 @@
         </w:tc>
         <w:tc>
           <w:tcPr>
-            <w:tcW w:type="dxa" w:w="2520"/>
+            <w:tcW w:type="dxa" w:w="2592"/>
             <w:vAlign w:val="center"/>
           </w:tcPr>
           <w:p>
@@ -293,15 +289,15 @@
             <w:r>
               <w:rPr>
                 <w:b w:val="0"/>
-                <w:sz w:val="17"/>
-              </w:rPr>
-              <w:t>₲ 23.499,8 M</w:t>
-            </w:r>
-          </w:p>
-        </w:tc>
-        <w:tc>
-          <w:tcPr>
-            <w:tcW w:type="dxa" w:w="2520"/>
+                <w:sz w:val="16"/>
+              </w:rPr>
+              <w:t>₲ 23.500 M</w:t>
+            </w:r>
+          </w:p>
+        </w:tc>
+        <w:tc>
+          <w:tcPr>
+            <w:tcW w:type="dxa" w:w="2592"/>
             <w:vAlign w:val="center"/>
           </w:tcPr>
           <w:p>
@@ -309,15 +305,15 @@
             <w:r>
               <w:rPr>
                 <w:b w:val="0"/>
-                <w:sz w:val="17"/>
-              </w:rPr>
-              <w:t>₲ 11.489,0 M</w:t>
-            </w:r>
-          </w:p>
-        </w:tc>
-        <w:tc>
-          <w:tcPr>
-            <w:tcW w:type="dxa" w:w="2520"/>
+                <w:sz w:val="16"/>
+              </w:rPr>
+              <w:t>₲ 11.489 M</w:t>
+            </w:r>
+          </w:p>
+        </w:tc>
+        <w:tc>
+          <w:tcPr>
+            <w:tcW w:type="dxa" w:w="2592"/>
             <w:vAlign w:val="center"/>
           </w:tcPr>
           <w:p>
@@ -325,7 +321,7 @@
             <w:r>
               <w:rPr>
                 <w:b w:val="0"/>
-                <w:sz w:val="17"/>
+                <w:sz w:val="16"/>
               </w:rPr>
               <w:t>+104,5%</w:t>
             </w:r>
@@ -335,7 +331,7 @@
       <w:tr>
         <w:tc>
           <w:tcPr>
-            <w:tcW w:type="dxa" w:w="2520"/>
+            <w:tcW w:type="dxa" w:w="2592"/>
             <w:vAlign w:val="center"/>
           </w:tcPr>
           <w:p>
@@ -343,7 +339,7 @@
             <w:r>
               <w:rPr>
                 <w:b w:val="0"/>
-                <w:sz w:val="17"/>
+                <w:sz w:val="16"/>
               </w:rPr>
               <w:t>Mora PAR 60</w:t>
             </w:r>
@@ -351,7 +347,7 @@
         </w:tc>
         <w:tc>
           <w:tcPr>
-            <w:tcW w:type="dxa" w:w="2520"/>
+            <w:tcW w:type="dxa" w:w="2592"/>
             <w:vAlign w:val="center"/>
           </w:tcPr>
           <w:p>
@@ -359,7 +355,7 @@
             <w:r>
               <w:rPr>
                 <w:b w:val="0"/>
-                <w:sz w:val="17"/>
+                <w:sz w:val="16"/>
               </w:rPr>
               <w:t>1,83%</w:t>
             </w:r>
@@ -367,7 +363,7 @@
         </w:tc>
         <w:tc>
           <w:tcPr>
-            <w:tcW w:type="dxa" w:w="2520"/>
+            <w:tcW w:type="dxa" w:w="2592"/>
             <w:vAlign w:val="center"/>
           </w:tcPr>
           <w:p>
@@ -375,7 +371,7 @@
             <w:r>
               <w:rPr>
                 <w:b w:val="0"/>
-                <w:sz w:val="17"/>
+                <w:sz w:val="16"/>
               </w:rPr>
               <w:t>1,31%</w:t>
             </w:r>
@@ -383,7 +379,7 @@
         </w:tc>
         <w:tc>
           <w:tcPr>
-            <w:tcW w:type="dxa" w:w="2520"/>
+            <w:tcW w:type="dxa" w:w="2592"/>
             <w:vAlign w:val="center"/>
           </w:tcPr>
           <w:p>
@@ -391,7 +387,7 @@
             <w:r>
               <w:rPr>
                 <w:b w:val="0"/>
-                <w:sz w:val="17"/>
+                <w:sz w:val="16"/>
               </w:rPr>
               <w:t>+0,52 pp</w:t>
             </w:r>
@@ -400,9 +396,6 @@
       </w:tr>
     </w:tbl>
     <w:p>
-      <w:pPr>
-        <w:spacing w:before="80" w:after="160"/>
-      </w:pPr>
       <w:r>
         <w:rPr>
           <w:b/>
@@ -413,9 +406,8 @@
       <w:r>
         <w:rPr>
           <w:i/>
-          <w:color w:val="485952"/>
         </w:rPr>
-        <w:t>Los desembolsos crecieron +15,3% interanualmente, mientras el capital recuperado aumentó +6,7%. El resultado del ejercicio más que se duplicó, aunque la mora PAR 60 aumentó 0,52 puntos porcentuales.</w:t>
+        <w:t>La expansión de los desembolsos continúa, con crecimiento del capital recuperado y una mejora fuerte del resultado acumulado. La mora PAR 60 aumenta frente al mismo corte de 2025.</w:t>
       </w:r>
     </w:p>
     <w:p>
@@ -434,15 +426,15 @@
         <w:tblLook w:firstColumn="1" w:firstRow="1" w:lastColumn="0" w:lastRow="0" w:noHBand="0" w:noVBand="1" w:val="04A0"/>
       </w:tblPr>
       <w:tblGrid>
-        <w:gridCol w:w="2520"/>
-        <w:gridCol w:w="2520"/>
-        <w:gridCol w:w="2520"/>
-        <w:gridCol w:w="2520"/>
+        <w:gridCol w:w="2592"/>
+        <w:gridCol w:w="2592"/>
+        <w:gridCol w:w="2592"/>
+        <w:gridCol w:w="2592"/>
       </w:tblGrid>
       <w:tr>
         <w:tc>
           <w:tcPr>
-            <w:tcW w:type="dxa" w:w="2520"/>
+            <w:tcW w:type="dxa" w:w="2592"/>
             <w:vAlign w:val="center"/>
             <w:shd w:fill="0F5B46"/>
           </w:tcPr>
@@ -452,7 +444,7 @@
               <w:rPr>
                 <w:b/>
                 <w:color w:val="FFFFFF"/>
-                <w:sz w:val="17"/>
+                <w:sz w:val="16"/>
               </w:rPr>
               <w:t>Concepto</w:t>
             </w:r>
@@ -460,7 +452,7 @@
         </w:tc>
         <w:tc>
           <w:tcPr>
-            <w:tcW w:type="dxa" w:w="2520"/>
+            <w:tcW w:type="dxa" w:w="2592"/>
             <w:vAlign w:val="center"/>
             <w:shd w:fill="0F5B46"/>
           </w:tcPr>
@@ -470,15 +462,15 @@
               <w:rPr>
                 <w:b/>
                 <w:color w:val="FFFFFF"/>
-                <w:sz w:val="17"/>
-              </w:rPr>
-              <w:t>Ene-jul 2026</w:t>
-            </w:r>
-          </w:p>
-        </w:tc>
-        <w:tc>
-          <w:tcPr>
-            <w:tcW w:type="dxa" w:w="2520"/>
+                <w:sz w:val="16"/>
+              </w:rPr>
+              <w:t>2026</w:t>
+            </w:r>
+          </w:p>
+        </w:tc>
+        <w:tc>
+          <w:tcPr>
+            <w:tcW w:type="dxa" w:w="2592"/>
             <w:vAlign w:val="center"/>
             <w:shd w:fill="0F5B46"/>
           </w:tcPr>
@@ -488,15 +480,15 @@
               <w:rPr>
                 <w:b/>
                 <w:color w:val="FFFFFF"/>
-                <w:sz w:val="17"/>
-              </w:rPr>
-              <w:t>Ene-jul 2025</w:t>
-            </w:r>
-          </w:p>
-        </w:tc>
-        <w:tc>
-          <w:tcPr>
-            <w:tcW w:type="dxa" w:w="2520"/>
+                <w:sz w:val="16"/>
+              </w:rPr>
+              <w:t>2025</w:t>
+            </w:r>
+          </w:p>
+        </w:tc>
+        <w:tc>
+          <w:tcPr>
+            <w:tcW w:type="dxa" w:w="2592"/>
             <w:vAlign w:val="center"/>
             <w:shd w:fill="0F5B46"/>
           </w:tcPr>
@@ -506,7 +498,7 @@
               <w:rPr>
                 <w:b/>
                 <w:color w:val="FFFFFF"/>
-                <w:sz w:val="17"/>
+                <w:sz w:val="16"/>
               </w:rPr>
               <w:t>Variación</w:t>
             </w:r>
@@ -516,7 +508,7 @@
       <w:tr>
         <w:tc>
           <w:tcPr>
-            <w:tcW w:type="dxa" w:w="2520"/>
+            <w:tcW w:type="dxa" w:w="2592"/>
             <w:vAlign w:val="center"/>
           </w:tcPr>
           <w:p>
@@ -524,7 +516,7 @@
             <w:r>
               <w:rPr>
                 <w:b w:val="0"/>
-                <w:sz w:val="17"/>
+                <w:sz w:val="16"/>
               </w:rPr>
               <w:t>Desembolsos</w:t>
             </w:r>
@@ -532,7 +524,7 @@
         </w:tc>
         <w:tc>
           <w:tcPr>
-            <w:tcW w:type="dxa" w:w="2520"/>
+            <w:tcW w:type="dxa" w:w="2592"/>
             <w:vAlign w:val="center"/>
           </w:tcPr>
           <w:p>
@@ -540,15 +532,15 @@
             <w:r>
               <w:rPr>
                 <w:b w:val="0"/>
-                <w:sz w:val="17"/>
-              </w:rPr>
-              <w:t>₲ 365.465,7 M</w:t>
-            </w:r>
-          </w:p>
-        </w:tc>
-        <w:tc>
-          <w:tcPr>
-            <w:tcW w:type="dxa" w:w="2520"/>
+                <w:sz w:val="16"/>
+              </w:rPr>
+              <w:t>₲ 365.466 M</w:t>
+            </w:r>
+          </w:p>
+        </w:tc>
+        <w:tc>
+          <w:tcPr>
+            <w:tcW w:type="dxa" w:w="2592"/>
             <w:vAlign w:val="center"/>
           </w:tcPr>
           <w:p>
@@ -556,15 +548,15 @@
             <w:r>
               <w:rPr>
                 <w:b w:val="0"/>
-                <w:sz w:val="17"/>
-              </w:rPr>
-              <w:t>₲ 317.027,9 M</w:t>
-            </w:r>
-          </w:p>
-        </w:tc>
-        <w:tc>
-          <w:tcPr>
-            <w:tcW w:type="dxa" w:w="2520"/>
+                <w:sz w:val="16"/>
+              </w:rPr>
+              <w:t>₲ 317.028 M</w:t>
+            </w:r>
+          </w:p>
+        </w:tc>
+        <w:tc>
+          <w:tcPr>
+            <w:tcW w:type="dxa" w:w="2592"/>
             <w:vAlign w:val="center"/>
           </w:tcPr>
           <w:p>
@@ -572,7 +564,7 @@
             <w:r>
               <w:rPr>
                 <w:b w:val="0"/>
-                <w:sz w:val="17"/>
+                <w:sz w:val="16"/>
               </w:rPr>
               <w:t>+15,3%</w:t>
             </w:r>
@@ -582,7 +574,7 @@
       <w:tr>
         <w:tc>
           <w:tcPr>
-            <w:tcW w:type="dxa" w:w="2520"/>
+            <w:tcW w:type="dxa" w:w="2592"/>
             <w:vAlign w:val="center"/>
           </w:tcPr>
           <w:p>
@@ -590,7 +582,7 @@
             <w:r>
               <w:rPr>
                 <w:b w:val="0"/>
-                <w:sz w:val="17"/>
+                <w:sz w:val="16"/>
               </w:rPr>
               <w:t>Capital recuperado</w:t>
             </w:r>
@@ -598,7 +590,7 @@
         </w:tc>
         <w:tc>
           <w:tcPr>
-            <w:tcW w:type="dxa" w:w="2520"/>
+            <w:tcW w:type="dxa" w:w="2592"/>
             <w:vAlign w:val="center"/>
           </w:tcPr>
           <w:p>
@@ -606,15 +598,15 @@
             <w:r>
               <w:rPr>
                 <w:b w:val="0"/>
-                <w:sz w:val="17"/>
-              </w:rPr>
-              <w:t>₲ 320.889,2 M</w:t>
-            </w:r>
-          </w:p>
-        </w:tc>
-        <w:tc>
-          <w:tcPr>
-            <w:tcW w:type="dxa" w:w="2520"/>
+                <w:sz w:val="16"/>
+              </w:rPr>
+              <w:t>₲ 320.889 M</w:t>
+            </w:r>
+          </w:p>
+        </w:tc>
+        <w:tc>
+          <w:tcPr>
+            <w:tcW w:type="dxa" w:w="2592"/>
             <w:vAlign w:val="center"/>
           </w:tcPr>
           <w:p>
@@ -622,15 +614,15 @@
             <w:r>
               <w:rPr>
                 <w:b w:val="0"/>
-                <w:sz w:val="17"/>
-              </w:rPr>
-              <w:t>₲ 300.648,0 M</w:t>
-            </w:r>
-          </w:p>
-        </w:tc>
-        <w:tc>
-          <w:tcPr>
-            <w:tcW w:type="dxa" w:w="2520"/>
+                <w:sz w:val="16"/>
+              </w:rPr>
+              <w:t>₲ 300.648 M</w:t>
+            </w:r>
+          </w:p>
+        </w:tc>
+        <w:tc>
+          <w:tcPr>
+            <w:tcW w:type="dxa" w:w="2592"/>
             <w:vAlign w:val="center"/>
           </w:tcPr>
           <w:p>
@@ -638,7 +630,7 @@
             <w:r>
               <w:rPr>
                 <w:b w:val="0"/>
-                <w:sz w:val="17"/>
+                <w:sz w:val="16"/>
               </w:rPr>
               <w:t>+6,7%</w:t>
             </w:r>
@@ -648,7 +640,7 @@
       <w:tr>
         <w:tc>
           <w:tcPr>
-            <w:tcW w:type="dxa" w:w="2520"/>
+            <w:tcW w:type="dxa" w:w="2592"/>
             <w:vAlign w:val="center"/>
           </w:tcPr>
           <w:p>
@@ -656,7 +648,7 @@
             <w:r>
               <w:rPr>
                 <w:b w:val="0"/>
-                <w:sz w:val="17"/>
+                <w:sz w:val="16"/>
               </w:rPr>
               <w:t>Intereses recuperados</w:t>
             </w:r>
@@ -664,7 +656,7 @@
         </w:tc>
         <w:tc>
           <w:tcPr>
-            <w:tcW w:type="dxa" w:w="2520"/>
+            <w:tcW w:type="dxa" w:w="2592"/>
             <w:vAlign w:val="center"/>
           </w:tcPr>
           <w:p>
@@ -672,15 +664,15 @@
             <w:r>
               <w:rPr>
                 <w:b w:val="0"/>
-                <w:sz w:val="17"/>
-              </w:rPr>
-              <w:t>₲ 58.236,2 M</w:t>
-            </w:r>
-          </w:p>
-        </w:tc>
-        <w:tc>
-          <w:tcPr>
-            <w:tcW w:type="dxa" w:w="2520"/>
+                <w:sz w:val="16"/>
+              </w:rPr>
+              <w:t>₲ 58.236 M</w:t>
+            </w:r>
+          </w:p>
+        </w:tc>
+        <w:tc>
+          <w:tcPr>
+            <w:tcW w:type="dxa" w:w="2592"/>
             <w:vAlign w:val="center"/>
           </w:tcPr>
           <w:p>
@@ -688,15 +680,15 @@
             <w:r>
               <w:rPr>
                 <w:b w:val="0"/>
-                <w:sz w:val="17"/>
-              </w:rPr>
-              <w:t>₲ 52.637,9 M</w:t>
-            </w:r>
-          </w:p>
-        </w:tc>
-        <w:tc>
-          <w:tcPr>
-            <w:tcW w:type="dxa" w:w="2520"/>
+                <w:sz w:val="16"/>
+              </w:rPr>
+              <w:t>₲ 52.638 M</w:t>
+            </w:r>
+          </w:p>
+        </w:tc>
+        <w:tc>
+          <w:tcPr>
+            <w:tcW w:type="dxa" w:w="2592"/>
             <w:vAlign w:val="center"/>
           </w:tcPr>
           <w:p>
@@ -704,7 +696,7 @@
             <w:r>
               <w:rPr>
                 <w:b w:val="0"/>
-                <w:sz w:val="17"/>
+                <w:sz w:val="16"/>
               </w:rPr>
               <w:t>+10,6%</w:t>
             </w:r>
@@ -714,7 +706,7 @@
       <w:tr>
         <w:tc>
           <w:tcPr>
-            <w:tcW w:type="dxa" w:w="2520"/>
+            <w:tcW w:type="dxa" w:w="2592"/>
             <w:vAlign w:val="center"/>
           </w:tcPr>
           <w:p>
@@ -722,7 +714,7 @@
             <w:r>
               <w:rPr>
                 <w:b w:val="0"/>
-                <w:sz w:val="17"/>
+                <w:sz w:val="16"/>
               </w:rPr>
               <w:t>Total capital + interés</w:t>
             </w:r>
@@ -730,7 +722,7 @@
         </w:tc>
         <w:tc>
           <w:tcPr>
-            <w:tcW w:type="dxa" w:w="2520"/>
+            <w:tcW w:type="dxa" w:w="2592"/>
             <w:vAlign w:val="center"/>
           </w:tcPr>
           <w:p>
@@ -738,15 +730,15 @@
             <w:r>
               <w:rPr>
                 <w:b w:val="0"/>
-                <w:sz w:val="17"/>
-              </w:rPr>
-              <w:t>₲ 379.125,4 M</w:t>
-            </w:r>
-          </w:p>
-        </w:tc>
-        <w:tc>
-          <w:tcPr>
-            <w:tcW w:type="dxa" w:w="2520"/>
+                <w:sz w:val="16"/>
+              </w:rPr>
+              <w:t>₲ 379.125 M</w:t>
+            </w:r>
+          </w:p>
+        </w:tc>
+        <w:tc>
+          <w:tcPr>
+            <w:tcW w:type="dxa" w:w="2592"/>
             <w:vAlign w:val="center"/>
           </w:tcPr>
           <w:p>
@@ -754,15 +746,15 @@
             <w:r>
               <w:rPr>
                 <w:b w:val="0"/>
-                <w:sz w:val="17"/>
-              </w:rPr>
-              <w:t>₲ 353.285,9 M</w:t>
-            </w:r>
-          </w:p>
-        </w:tc>
-        <w:tc>
-          <w:tcPr>
-            <w:tcW w:type="dxa" w:w="2520"/>
+                <w:sz w:val="16"/>
+              </w:rPr>
+              <w:t>₲ 353.286 M</w:t>
+            </w:r>
+          </w:p>
+        </w:tc>
+        <w:tc>
+          <w:tcPr>
+            <w:tcW w:type="dxa" w:w="2592"/>
             <w:vAlign w:val="center"/>
           </w:tcPr>
           <w:p>
@@ -770,7 +762,7 @@
             <w:r>
               <w:rPr>
                 <w:b w:val="0"/>
-                <w:sz w:val="17"/>
+                <w:sz w:val="16"/>
               </w:rPr>
               <w:t>+7,3%</w:t>
             </w:r>
@@ -785,8 +777,8 @@
       <w:r>
         <w:drawing>
           <wp:inline xmlns:a="http://schemas.openxmlformats.org/drawingml/2006/main" xmlns:pic="http://schemas.openxmlformats.org/drawingml/2006/picture">
-            <wp:extent cx="5623560" cy="2398283"/>
-            <wp:docPr id="6" name="Picture 6"/>
+            <wp:extent cx="5715000" cy="2332983"/>
+            <wp:docPr id="1" name="Picture 1"/>
             <wp:cNvGraphicFramePr>
               <a:graphicFrameLocks noChangeAspect="1"/>
             </wp:cNvGraphicFramePr>
@@ -794,11 +786,11 @@
               <a:graphicData uri="http://schemas.openxmlformats.org/drawingml/2006/picture">
                 <pic:pic>
                   <pic:nvPicPr>
-                    <pic:cNvPr id="0" name="image.png"/>
+                    <pic:cNvPr id="0" name="activity.png"/>
                     <pic:cNvPicPr/>
                   </pic:nvPicPr>
                   <pic:blipFill>
-                    <a:blip r:embed="rId11"/>
+                    <a:blip r:embed="rId9"/>
                     <a:stretch>
                       <a:fillRect/>
                     </a:stretch>
@@ -806,7 +798,7 @@
                   <pic:spPr>
                     <a:xfrm>
                       <a:off x="0" y="0"/>
-                      <a:ext cx="5623560" cy="2398283"/>
+                      <a:ext cx="5715000" cy="2332983"/>
                     </a:xfrm>
                     <a:prstGeom prst="rect"/>
                   </pic:spPr>
@@ -815,25 +807,6 @@
             </a:graphic>
           </wp:inline>
         </w:drawing>
-      </w:r>
-    </w:p>
-    <w:p>
-      <w:pPr>
-        <w:spacing w:before="80" w:after="160"/>
-      </w:pPr>
-      <w:r>
-        <w:rPr>
-          <w:b/>
-          <w:color w:val="C86F24"/>
-        </w:rPr>
-        <w:t xml:space="preserve">Comentario gerencial: </w:t>
-      </w:r>
-      <w:r>
-        <w:rPr>
-          <w:i/>
-          <w:color w:val="485952"/>
-        </w:rPr>
-        <w:t>El capital recuperado representa el 87,8% de los desembolsos acumulados. La brecha entre desembolsos y capital recuperado es de ₲ 44.576,5 M.</w:t>
       </w:r>
     </w:p>
     <w:p>
@@ -852,14 +825,14 @@
         <w:tblLook w:firstColumn="1" w:firstRow="1" w:lastColumn="0" w:lastRow="0" w:noHBand="0" w:noVBand="1" w:val="04A0"/>
       </w:tblPr>
       <w:tblGrid>
-        <w:gridCol w:w="3360"/>
-        <w:gridCol w:w="3360"/>
-        <w:gridCol w:w="3360"/>
+        <w:gridCol w:w="3456"/>
+        <w:gridCol w:w="3456"/>
+        <w:gridCol w:w="3456"/>
       </w:tblGrid>
       <w:tr>
         <w:tc>
           <w:tcPr>
-            <w:tcW w:type="dxa" w:w="3360"/>
+            <w:tcW w:type="dxa" w:w="3456"/>
             <w:vAlign w:val="center"/>
             <w:shd w:fill="0F5B46"/>
           </w:tcPr>
@@ -869,15 +842,15 @@
               <w:rPr>
                 <w:b/>
                 <w:color w:val="FFFFFF"/>
-                <w:sz w:val="17"/>
-              </w:rPr>
-              <w:t>Indicador</w:t>
-            </w:r>
-          </w:p>
-        </w:tc>
-        <w:tc>
-          <w:tcPr>
-            <w:tcW w:type="dxa" w:w="3360"/>
+                <w:sz w:val="16"/>
+              </w:rPr>
+              <w:t>Gerencia</w:t>
+            </w:r>
+          </w:p>
+        </w:tc>
+        <w:tc>
+          <w:tcPr>
+            <w:tcW w:type="dxa" w:w="3456"/>
             <w:vAlign w:val="center"/>
             <w:shd w:fill="0F5B46"/>
           </w:tcPr>
@@ -887,7 +860,7 @@
               <w:rPr>
                 <w:b/>
                 <w:color w:val="FFFFFF"/>
-                <w:sz w:val="17"/>
+                <w:sz w:val="16"/>
               </w:rPr>
               <w:t>Cantidad</w:t>
             </w:r>
@@ -895,7 +868,7 @@
         </w:tc>
         <w:tc>
           <w:tcPr>
-            <w:tcW w:type="dxa" w:w="3360"/>
+            <w:tcW w:type="dxa" w:w="3456"/>
             <w:vAlign w:val="center"/>
             <w:shd w:fill="0F5B46"/>
           </w:tcPr>
@@ -905,9 +878,9 @@
               <w:rPr>
                 <w:b/>
                 <w:color w:val="FFFFFF"/>
-                <w:sz w:val="17"/>
-              </w:rPr>
-              <w:t>Participación</w:t>
+                <w:sz w:val="16"/>
+              </w:rPr>
+              <w:t>% sobre total tercerizado</w:t>
             </w:r>
           </w:p>
         </w:tc>
@@ -915,7 +888,7 @@
       <w:tr>
         <w:tc>
           <w:tcPr>
-            <w:tcW w:type="dxa" w:w="3360"/>
+            <w:tcW w:type="dxa" w:w="3456"/>
             <w:vAlign w:val="center"/>
           </w:tcPr>
           <w:p>
@@ -923,15 +896,15 @@
             <w:r>
               <w:rPr>
                 <w:b w:val="0"/>
-                <w:sz w:val="17"/>
-              </w:rPr>
-              <w:t>Total de operaciones de cobranza/recuperación</w:t>
-            </w:r>
-          </w:p>
-        </w:tc>
-        <w:tc>
-          <w:tcPr>
-            <w:tcW w:type="dxa" w:w="3360"/>
+                <w:sz w:val="16"/>
+              </w:rPr>
+              <w:t>Sur-Este</w:t>
+            </w:r>
+          </w:p>
+        </w:tc>
+        <w:tc>
+          <w:tcPr>
+            <w:tcW w:type="dxa" w:w="3456"/>
             <w:vAlign w:val="center"/>
           </w:tcPr>
           <w:p>
@@ -939,15 +912,15 @@
             <w:r>
               <w:rPr>
                 <w:b w:val="0"/>
-                <w:sz w:val="17"/>
-              </w:rPr>
-              <w:t>73.720</w:t>
-            </w:r>
-          </w:p>
-        </w:tc>
-        <w:tc>
-          <w:tcPr>
-            <w:tcW w:type="dxa" w:w="3360"/>
+                <w:sz w:val="16"/>
+              </w:rPr>
+              <w:t>18.363</w:t>
+            </w:r>
+          </w:p>
+        </w:tc>
+        <w:tc>
+          <w:tcPr>
+            <w:tcW w:type="dxa" w:w="3456"/>
             <w:vAlign w:val="center"/>
           </w:tcPr>
           <w:p>
@@ -955,9 +928,9 @@
             <w:r>
               <w:rPr>
                 <w:b w:val="0"/>
-                <w:sz w:val="17"/>
-              </w:rPr>
-              <w:t>100,00%</w:t>
+                <w:sz w:val="16"/>
+              </w:rPr>
+              <w:t>29,5%</w:t>
             </w:r>
           </w:p>
         </w:tc>
@@ -965,7 +938,7 @@
       <w:tr>
         <w:tc>
           <w:tcPr>
-            <w:tcW w:type="dxa" w:w="3360"/>
+            <w:tcW w:type="dxa" w:w="3456"/>
             <w:vAlign w:val="center"/>
           </w:tcPr>
           <w:p>
@@ -973,15 +946,15 @@
             <w:r>
               <w:rPr>
                 <w:b w:val="0"/>
-                <w:sz w:val="17"/>
-              </w:rPr>
-              <w:t>Operaciones por caja tercerizada</w:t>
-            </w:r>
-          </w:p>
-        </w:tc>
-        <w:tc>
-          <w:tcPr>
-            <w:tcW w:type="dxa" w:w="3360"/>
+                <w:sz w:val="16"/>
+              </w:rPr>
+              <w:t>Centro-Sur</w:t>
+            </w:r>
+          </w:p>
+        </w:tc>
+        <w:tc>
+          <w:tcPr>
+            <w:tcW w:type="dxa" w:w="3456"/>
             <w:vAlign w:val="center"/>
           </w:tcPr>
           <w:p>
@@ -989,7 +962,207 @@
             <w:r>
               <w:rPr>
                 <w:b w:val="0"/>
-                <w:sz w:val="17"/>
+                <w:sz w:val="16"/>
+              </w:rPr>
+              <w:t>18.135</w:t>
+            </w:r>
+          </w:p>
+        </w:tc>
+        <w:tc>
+          <w:tcPr>
+            <w:tcW w:type="dxa" w:w="3456"/>
+            <w:vAlign w:val="center"/>
+          </w:tcPr>
+          <w:p>
+            <w:r/>
+            <w:r>
+              <w:rPr>
+                <w:b w:val="0"/>
+                <w:sz w:val="16"/>
+              </w:rPr>
+              <w:t>29,1%</w:t>
+            </w:r>
+          </w:p>
+        </w:tc>
+      </w:tr>
+      <w:tr>
+        <w:tc>
+          <w:tcPr>
+            <w:tcW w:type="dxa" w:w="3456"/>
+            <w:vAlign w:val="center"/>
+          </w:tcPr>
+          <w:p>
+            <w:r/>
+            <w:r>
+              <w:rPr>
+                <w:b w:val="0"/>
+                <w:sz w:val="16"/>
+              </w:rPr>
+              <w:t>Norte</w:t>
+            </w:r>
+          </w:p>
+        </w:tc>
+        <w:tc>
+          <w:tcPr>
+            <w:tcW w:type="dxa" w:w="3456"/>
+            <w:vAlign w:val="center"/>
+          </w:tcPr>
+          <w:p>
+            <w:r/>
+            <w:r>
+              <w:rPr>
+                <w:b w:val="0"/>
+                <w:sz w:val="16"/>
+              </w:rPr>
+              <w:t>12.844</w:t>
+            </w:r>
+          </w:p>
+        </w:tc>
+        <w:tc>
+          <w:tcPr>
+            <w:tcW w:type="dxa" w:w="3456"/>
+            <w:vAlign w:val="center"/>
+          </w:tcPr>
+          <w:p>
+            <w:r/>
+            <w:r>
+              <w:rPr>
+                <w:b w:val="0"/>
+                <w:sz w:val="16"/>
+              </w:rPr>
+              <w:t>20,6%</w:t>
+            </w:r>
+          </w:p>
+        </w:tc>
+      </w:tr>
+      <w:tr>
+        <w:tc>
+          <w:tcPr>
+            <w:tcW w:type="dxa" w:w="3456"/>
+            <w:vAlign w:val="center"/>
+          </w:tcPr>
+          <w:p>
+            <w:r/>
+            <w:r>
+              <w:rPr>
+                <w:b w:val="0"/>
+                <w:sz w:val="16"/>
+              </w:rPr>
+              <w:t>Centro</w:t>
+            </w:r>
+          </w:p>
+        </w:tc>
+        <w:tc>
+          <w:tcPr>
+            <w:tcW w:type="dxa" w:w="3456"/>
+            <w:vAlign w:val="center"/>
+          </w:tcPr>
+          <w:p>
+            <w:r/>
+            <w:r>
+              <w:rPr>
+                <w:b w:val="0"/>
+                <w:sz w:val="16"/>
+              </w:rPr>
+              <w:t>11.193</w:t>
+            </w:r>
+          </w:p>
+        </w:tc>
+        <w:tc>
+          <w:tcPr>
+            <w:tcW w:type="dxa" w:w="3456"/>
+            <w:vAlign w:val="center"/>
+          </w:tcPr>
+          <w:p>
+            <w:r/>
+            <w:r>
+              <w:rPr>
+                <w:b w:val="0"/>
+                <w:sz w:val="16"/>
+              </w:rPr>
+              <w:t>18,0%</w:t>
+            </w:r>
+          </w:p>
+        </w:tc>
+      </w:tr>
+      <w:tr>
+        <w:tc>
+          <w:tcPr>
+            <w:tcW w:type="dxa" w:w="3456"/>
+            <w:vAlign w:val="center"/>
+          </w:tcPr>
+          <w:p>
+            <w:r/>
+            <w:r>
+              <w:rPr>
+                <w:b w:val="0"/>
+                <w:sz w:val="16"/>
+              </w:rPr>
+              <w:t>Servicios-Chaco</w:t>
+            </w:r>
+          </w:p>
+        </w:tc>
+        <w:tc>
+          <w:tcPr>
+            <w:tcW w:type="dxa" w:w="3456"/>
+            <w:vAlign w:val="center"/>
+          </w:tcPr>
+          <w:p>
+            <w:r/>
+            <w:r>
+              <w:rPr>
+                <w:b w:val="0"/>
+                <w:sz w:val="16"/>
+              </w:rPr>
+              <w:t>1.742</w:t>
+            </w:r>
+          </w:p>
+        </w:tc>
+        <w:tc>
+          <w:tcPr>
+            <w:tcW w:type="dxa" w:w="3456"/>
+            <w:vAlign w:val="center"/>
+          </w:tcPr>
+          <w:p>
+            <w:r/>
+            <w:r>
+              <w:rPr>
+                <w:b w:val="0"/>
+                <w:sz w:val="16"/>
+              </w:rPr>
+              <w:t>2,8%</w:t>
+            </w:r>
+          </w:p>
+        </w:tc>
+      </w:tr>
+      <w:tr>
+        <w:tc>
+          <w:tcPr>
+            <w:tcW w:type="dxa" w:w="3456"/>
+            <w:vAlign w:val="center"/>
+          </w:tcPr>
+          <w:p>
+            <w:r/>
+            <w:r>
+              <w:rPr>
+                <w:b w:val="0"/>
+                <w:sz w:val="16"/>
+              </w:rPr>
+              <w:t>TOTAL</w:t>
+            </w:r>
+          </w:p>
+        </w:tc>
+        <w:tc>
+          <w:tcPr>
+            <w:tcW w:type="dxa" w:w="3456"/>
+            <w:vAlign w:val="center"/>
+          </w:tcPr>
+          <w:p>
+            <w:r/>
+            <w:r>
+              <w:rPr>
+                <w:b w:val="0"/>
+                <w:sz w:val="16"/>
               </w:rPr>
               <w:t>62.277</w:t>
             </w:r>
@@ -997,7 +1170,7 @@
         </w:tc>
         <w:tc>
           <w:tcPr>
-            <w:tcW w:type="dxa" w:w="3360"/>
+            <w:tcW w:type="dxa" w:w="3456"/>
             <w:vAlign w:val="center"/>
           </w:tcPr>
           <w:p>
@@ -1005,9 +1178,9 @@
             <w:r>
               <w:rPr>
                 <w:b w:val="0"/>
-                <w:sz w:val="17"/>
-              </w:rPr>
-              <w:t>84,48%</w:t>
+                <w:sz w:val="16"/>
+              </w:rPr>
+              <w:t>100,0%</w:t>
             </w:r>
           </w:p>
         </w:tc>
@@ -1015,8 +1188,44 @@
     </w:tbl>
     <w:p>
       <w:pPr>
-        <w:spacing w:before="80" w:after="160"/>
+        <w:jc w:val="center"/>
       </w:pPr>
+      <w:r>
+        <w:drawing>
+          <wp:inline xmlns:a="http://schemas.openxmlformats.org/drawingml/2006/main" xmlns:pic="http://schemas.openxmlformats.org/drawingml/2006/picture">
+            <wp:extent cx="5715000" cy="2405889"/>
+            <wp:docPr id="2" name="Picture 2"/>
+            <wp:cNvGraphicFramePr>
+              <a:graphicFrameLocks noChangeAspect="1"/>
+            </wp:cNvGraphicFramePr>
+            <a:graphic>
+              <a:graphicData uri="http://schemas.openxmlformats.org/drawingml/2006/picture">
+                <pic:pic>
+                  <pic:nvPicPr>
+                    <pic:cNvPr id="0" name="third_party_pct.png"/>
+                    <pic:cNvPicPr/>
+                  </pic:nvPicPr>
+                  <pic:blipFill>
+                    <a:blip r:embed="rId10"/>
+                    <a:stretch>
+                      <a:fillRect/>
+                    </a:stretch>
+                  </pic:blipFill>
+                  <pic:spPr>
+                    <a:xfrm>
+                      <a:off x="0" y="0"/>
+                      <a:ext cx="5715000" cy="2405889"/>
+                    </a:xfrm>
+                    <a:prstGeom prst="rect"/>
+                  </pic:spPr>
+                </pic:pic>
+              </a:graphicData>
+            </a:graphic>
+          </wp:inline>
+        </w:drawing>
+      </w:r>
+    </w:p>
+    <w:p>
       <w:r>
         <w:rPr>
           <w:b/>
@@ -1027,9 +1236,8 @@
       <w:r>
         <w:rPr>
           <w:i/>
-          <w:color w:val="485952"/>
         </w:rPr>
-        <w:t>El 84,48% de las operaciones de cobranza/recuperación se canalizó por caja tercerizada. La cobertura no es homogénea entre gerencias, por lo que conviene seguir el indicador por territorio.</w:t>
+        <w:t>El gráfico utiliza la cantidad de operaciones y la expresa como participación porcentual sobre el total canalizado por caja tercerizada.</w:t>
       </w:r>
     </w:p>
     <w:p>
@@ -1037,8 +1245,18 @@
         <w:pStyle w:val="Heading1"/>
       </w:pPr>
       <w:r>
-        <w:t>4. Bancarización</w:t>
+        <w:t>4. Recuperaciones por estado</w:t>
       </w:r>
+    </w:p>
+    <w:p>
+      <w:pPr>
+        <w:sectPr>
+          <w:pgSz w:w="12240" w:h="15840"/>
+          <w:pgMar w:top="864" w:right="936" w:bottom="864" w:left="936" w:header="720" w:footer="720" w:gutter="0"/>
+          <w:cols w:space="720"/>
+          <w:docGrid w:linePitch="360"/>
+        </w:sectPr>
+      </w:pPr>
     </w:p>
     <w:tbl>
       <w:tblPr>
@@ -1048,13 +1266,20 @@
         <w:tblLook w:firstColumn="1" w:firstRow="1" w:lastColumn="0" w:lastRow="0" w:noHBand="0" w:noVBand="1" w:val="04A0"/>
       </w:tblPr>
       <w:tblGrid>
-        <w:gridCol w:w="5040"/>
-        <w:gridCol w:w="5040"/>
+        <w:gridCol w:w="1616"/>
+        <w:gridCol w:w="1616"/>
+        <w:gridCol w:w="1616"/>
+        <w:gridCol w:w="1616"/>
+        <w:gridCol w:w="1616"/>
+        <w:gridCol w:w="1616"/>
+        <w:gridCol w:w="1616"/>
+        <w:gridCol w:w="1616"/>
+        <w:gridCol w:w="1616"/>
       </w:tblGrid>
       <w:tr>
         <w:tc>
           <w:tcPr>
-            <w:tcW w:type="dxa" w:w="5040"/>
+            <w:tcW w:type="dxa" w:w="1616"/>
             <w:vAlign w:val="center"/>
             <w:shd w:fill="0F5B46"/>
           </w:tcPr>
@@ -1064,15 +1289,15 @@
               <w:rPr>
                 <w:b/>
                 <w:color w:val="FFFFFF"/>
-                <w:sz w:val="17"/>
-              </w:rPr>
-              <w:t>Indicador</w:t>
-            </w:r>
-          </w:p>
-        </w:tc>
-        <w:tc>
-          <w:tcPr>
-            <w:tcW w:type="dxa" w:w="5040"/>
+                <w:sz w:val="16"/>
+              </w:rPr>
+              <w:t>Estado</w:t>
+            </w:r>
+          </w:p>
+        </w:tc>
+        <w:tc>
+          <w:tcPr>
+            <w:tcW w:type="dxa" w:w="1616"/>
             <w:vAlign w:val="center"/>
             <w:shd w:fill="0F5B46"/>
           </w:tcPr>
@@ -1082,9 +1307,135 @@
               <w:rPr>
                 <w:b/>
                 <w:color w:val="FFFFFF"/>
-                <w:sz w:val="17"/>
-              </w:rPr>
-              <w:t>Resultado</w:t>
+                <w:sz w:val="16"/>
+              </w:rPr>
+              <w:t>Cap. exig. 26</w:t>
+            </w:r>
+          </w:p>
+        </w:tc>
+        <w:tc>
+          <w:tcPr>
+            <w:tcW w:type="dxa" w:w="1616"/>
+            <w:vAlign w:val="center"/>
+            <w:shd w:fill="0F5B46"/>
+          </w:tcPr>
+          <w:p>
+            <w:r/>
+            <w:r>
+              <w:rPr>
+                <w:b/>
+                <w:color w:val="FFFFFF"/>
+                <w:sz w:val="16"/>
+              </w:rPr>
+              <w:t>Cap. exig. 25</w:t>
+            </w:r>
+          </w:p>
+        </w:tc>
+        <w:tc>
+          <w:tcPr>
+            <w:tcW w:type="dxa" w:w="1616"/>
+            <w:vAlign w:val="center"/>
+            <w:shd w:fill="0F5B46"/>
+          </w:tcPr>
+          <w:p>
+            <w:r/>
+            <w:r>
+              <w:rPr>
+                <w:b/>
+                <w:color w:val="FFFFFF"/>
+                <w:sz w:val="16"/>
+              </w:rPr>
+              <w:t>Cap. no exig. 26</w:t>
+            </w:r>
+          </w:p>
+        </w:tc>
+        <w:tc>
+          <w:tcPr>
+            <w:tcW w:type="dxa" w:w="1616"/>
+            <w:vAlign w:val="center"/>
+            <w:shd w:fill="0F5B46"/>
+          </w:tcPr>
+          <w:p>
+            <w:r/>
+            <w:r>
+              <w:rPr>
+                <w:b/>
+                <w:color w:val="FFFFFF"/>
+                <w:sz w:val="16"/>
+              </w:rPr>
+              <w:t>Cap. no exig. 25</w:t>
+            </w:r>
+          </w:p>
+        </w:tc>
+        <w:tc>
+          <w:tcPr>
+            <w:tcW w:type="dxa" w:w="1616"/>
+            <w:vAlign w:val="center"/>
+            <w:shd w:fill="0F5B46"/>
+          </w:tcPr>
+          <w:p>
+            <w:r/>
+            <w:r>
+              <w:rPr>
+                <w:b/>
+                <w:color w:val="FFFFFF"/>
+                <w:sz w:val="16"/>
+              </w:rPr>
+              <w:t>Capital total 26</w:t>
+            </w:r>
+          </w:p>
+        </w:tc>
+        <w:tc>
+          <w:tcPr>
+            <w:tcW w:type="dxa" w:w="1616"/>
+            <w:vAlign w:val="center"/>
+            <w:shd w:fill="0F5B46"/>
+          </w:tcPr>
+          <w:p>
+            <w:r/>
+            <w:r>
+              <w:rPr>
+                <w:b/>
+                <w:color w:val="FFFFFF"/>
+                <w:sz w:val="16"/>
+              </w:rPr>
+              <w:t>Capital total 25</w:t>
+            </w:r>
+          </w:p>
+        </w:tc>
+        <w:tc>
+          <w:tcPr>
+            <w:tcW w:type="dxa" w:w="1616"/>
+            <w:vAlign w:val="center"/>
+            <w:shd w:fill="0F5B46"/>
+          </w:tcPr>
+          <w:p>
+            <w:r/>
+            <w:r>
+              <w:rPr>
+                <w:b/>
+                <w:color w:val="FFFFFF"/>
+                <w:sz w:val="16"/>
+              </w:rPr>
+              <w:t>Intereses 26</w:t>
+            </w:r>
+          </w:p>
+        </w:tc>
+        <w:tc>
+          <w:tcPr>
+            <w:tcW w:type="dxa" w:w="1616"/>
+            <w:vAlign w:val="center"/>
+            <w:shd w:fill="0F5B46"/>
+          </w:tcPr>
+          <w:p>
+            <w:r/>
+            <w:r>
+              <w:rPr>
+                <w:b/>
+                <w:color w:val="FFFFFF"/>
+                <w:sz w:val="16"/>
+              </w:rPr>
+              <w:t>Intereses 25</w:t>
             </w:r>
           </w:p>
         </w:tc>
@@ -1092,7 +1443,7 @@
       <w:tr>
         <w:tc>
           <w:tcPr>
-            <w:tcW w:type="dxa" w:w="5040"/>
+            <w:tcW w:type="dxa" w:w="1616"/>
             <w:vAlign w:val="center"/>
           </w:tcPr>
           <w:p>
@@ -1100,15 +1451,15 @@
             <w:r>
               <w:rPr>
                 <w:b w:val="0"/>
-                <w:sz w:val="17"/>
-              </w:rPr>
-              <w:t>Cobertura por cantidad</w:t>
-            </w:r>
-          </w:p>
-        </w:tc>
-        <w:tc>
-          <w:tcPr>
-            <w:tcW w:type="dxa" w:w="5040"/>
+                <w:sz w:val="14"/>
+              </w:rPr>
+              <w:t>Inhibido</w:t>
+            </w:r>
+          </w:p>
+        </w:tc>
+        <w:tc>
+          <w:tcPr>
+            <w:tcW w:type="dxa" w:w="1616"/>
             <w:vAlign w:val="center"/>
           </w:tcPr>
           <w:p>
@@ -1116,9 +1467,121 @@
             <w:r>
               <w:rPr>
                 <w:b w:val="0"/>
-                <w:sz w:val="17"/>
-              </w:rPr>
-              <w:t>99,71%</w:t>
+                <w:sz w:val="14"/>
+              </w:rPr>
+              <w:t>₲ 0 M</w:t>
+            </w:r>
+          </w:p>
+        </w:tc>
+        <w:tc>
+          <w:tcPr>
+            <w:tcW w:type="dxa" w:w="1616"/>
+            <w:vAlign w:val="center"/>
+          </w:tcPr>
+          <w:p>
+            <w:r/>
+            <w:r>
+              <w:rPr>
+                <w:b w:val="0"/>
+                <w:sz w:val="14"/>
+              </w:rPr>
+              <w:t>₲ 0 M</w:t>
+            </w:r>
+          </w:p>
+        </w:tc>
+        <w:tc>
+          <w:tcPr>
+            <w:tcW w:type="dxa" w:w="1616"/>
+            <w:vAlign w:val="center"/>
+          </w:tcPr>
+          <w:p>
+            <w:r/>
+            <w:r>
+              <w:rPr>
+                <w:b w:val="0"/>
+                <w:sz w:val="14"/>
+              </w:rPr>
+              <w:t>₲ 0 M</w:t>
+            </w:r>
+          </w:p>
+        </w:tc>
+        <w:tc>
+          <w:tcPr>
+            <w:tcW w:type="dxa" w:w="1616"/>
+            <w:vAlign w:val="center"/>
+          </w:tcPr>
+          <w:p>
+            <w:r/>
+            <w:r>
+              <w:rPr>
+                <w:b w:val="0"/>
+                <w:sz w:val="14"/>
+              </w:rPr>
+              <w:t>₲ 0 M</w:t>
+            </w:r>
+          </w:p>
+        </w:tc>
+        <w:tc>
+          <w:tcPr>
+            <w:tcW w:type="dxa" w:w="1616"/>
+            <w:vAlign w:val="center"/>
+          </w:tcPr>
+          <w:p>
+            <w:r/>
+            <w:r>
+              <w:rPr>
+                <w:b w:val="0"/>
+                <w:sz w:val="14"/>
+              </w:rPr>
+              <w:t>₲ 0 M</w:t>
+            </w:r>
+          </w:p>
+        </w:tc>
+        <w:tc>
+          <w:tcPr>
+            <w:tcW w:type="dxa" w:w="1616"/>
+            <w:vAlign w:val="center"/>
+          </w:tcPr>
+          <w:p>
+            <w:r/>
+            <w:r>
+              <w:rPr>
+                <w:b w:val="0"/>
+                <w:sz w:val="14"/>
+              </w:rPr>
+              <w:t>₲ 0 M</w:t>
+            </w:r>
+          </w:p>
+        </w:tc>
+        <w:tc>
+          <w:tcPr>
+            <w:tcW w:type="dxa" w:w="1616"/>
+            <w:vAlign w:val="center"/>
+          </w:tcPr>
+          <w:p>
+            <w:r/>
+            <w:r>
+              <w:rPr>
+                <w:b w:val="0"/>
+                <w:sz w:val="14"/>
+              </w:rPr>
+              <w:t>₲ 0 M</w:t>
+            </w:r>
+          </w:p>
+        </w:tc>
+        <w:tc>
+          <w:tcPr>
+            <w:tcW w:type="dxa" w:w="1616"/>
+            <w:vAlign w:val="center"/>
+          </w:tcPr>
+          <w:p>
+            <w:r/>
+            <w:r>
+              <w:rPr>
+                <w:b w:val="0"/>
+                <w:sz w:val="14"/>
+              </w:rPr>
+              <w:t>₲ 0 M</w:t>
             </w:r>
           </w:p>
         </w:tc>
@@ -1126,7 +1589,7 @@
       <w:tr>
         <w:tc>
           <w:tcPr>
-            <w:tcW w:type="dxa" w:w="5040"/>
+            <w:tcW w:type="dxa" w:w="1616"/>
             <w:vAlign w:val="center"/>
           </w:tcPr>
           <w:p>
@@ -1134,15 +1597,15 @@
             <w:r>
               <w:rPr>
                 <w:b w:val="0"/>
-                <w:sz w:val="17"/>
-              </w:rPr>
-              <w:t>Operaciones bancarizadas</w:t>
-            </w:r>
-          </w:p>
-        </w:tc>
-        <w:tc>
-          <w:tcPr>
-            <w:tcW w:type="dxa" w:w="5040"/>
+                <w:sz w:val="14"/>
+              </w:rPr>
+              <w:t>Judicial</w:t>
+            </w:r>
+          </w:p>
+        </w:tc>
+        <w:tc>
+          <w:tcPr>
+            <w:tcW w:type="dxa" w:w="1616"/>
             <w:vAlign w:val="center"/>
           </w:tcPr>
           <w:p>
@@ -1150,9 +1613,121 @@
             <w:r>
               <w:rPr>
                 <w:b w:val="0"/>
-                <w:sz w:val="17"/>
-              </w:rPr>
-              <w:t>24.083</w:t>
+                <w:sz w:val="14"/>
+              </w:rPr>
+              <w:t>₲ 513 M</w:t>
+            </w:r>
+          </w:p>
+        </w:tc>
+        <w:tc>
+          <w:tcPr>
+            <w:tcW w:type="dxa" w:w="1616"/>
+            <w:vAlign w:val="center"/>
+          </w:tcPr>
+          <w:p>
+            <w:r/>
+            <w:r>
+              <w:rPr>
+                <w:b w:val="0"/>
+                <w:sz w:val="14"/>
+              </w:rPr>
+              <w:t>₲ 788 M</w:t>
+            </w:r>
+          </w:p>
+        </w:tc>
+        <w:tc>
+          <w:tcPr>
+            <w:tcW w:type="dxa" w:w="1616"/>
+            <w:vAlign w:val="center"/>
+          </w:tcPr>
+          <w:p>
+            <w:r/>
+            <w:r>
+              <w:rPr>
+                <w:b w:val="0"/>
+                <w:sz w:val="14"/>
+              </w:rPr>
+              <w:t>₲ 5 M</w:t>
+            </w:r>
+          </w:p>
+        </w:tc>
+        <w:tc>
+          <w:tcPr>
+            <w:tcW w:type="dxa" w:w="1616"/>
+            <w:vAlign w:val="center"/>
+          </w:tcPr>
+          <w:p>
+            <w:r/>
+            <w:r>
+              <w:rPr>
+                <w:b w:val="0"/>
+                <w:sz w:val="14"/>
+              </w:rPr>
+              <w:t>₲ 23 M</w:t>
+            </w:r>
+          </w:p>
+        </w:tc>
+        <w:tc>
+          <w:tcPr>
+            <w:tcW w:type="dxa" w:w="1616"/>
+            <w:vAlign w:val="center"/>
+          </w:tcPr>
+          <w:p>
+            <w:r/>
+            <w:r>
+              <w:rPr>
+                <w:b w:val="0"/>
+                <w:sz w:val="14"/>
+              </w:rPr>
+              <w:t>₲ 518 M</w:t>
+            </w:r>
+          </w:p>
+        </w:tc>
+        <w:tc>
+          <w:tcPr>
+            <w:tcW w:type="dxa" w:w="1616"/>
+            <w:vAlign w:val="center"/>
+          </w:tcPr>
+          <w:p>
+            <w:r/>
+            <w:r>
+              <w:rPr>
+                <w:b w:val="0"/>
+                <w:sz w:val="14"/>
+              </w:rPr>
+              <w:t>₲ 811 M</w:t>
+            </w:r>
+          </w:p>
+        </w:tc>
+        <w:tc>
+          <w:tcPr>
+            <w:tcW w:type="dxa" w:w="1616"/>
+            <w:vAlign w:val="center"/>
+          </w:tcPr>
+          <w:p>
+            <w:r/>
+            <w:r>
+              <w:rPr>
+                <w:b w:val="0"/>
+                <w:sz w:val="14"/>
+              </w:rPr>
+              <w:t>₲ 437 M</w:t>
+            </w:r>
+          </w:p>
+        </w:tc>
+        <w:tc>
+          <w:tcPr>
+            <w:tcW w:type="dxa" w:w="1616"/>
+            <w:vAlign w:val="center"/>
+          </w:tcPr>
+          <w:p>
+            <w:r/>
+            <w:r>
+              <w:rPr>
+                <w:b w:val="0"/>
+                <w:sz w:val="14"/>
+              </w:rPr>
+              <w:t>₲ 620 M</w:t>
             </w:r>
           </w:p>
         </w:tc>
@@ -1160,7 +1735,7 @@
       <w:tr>
         <w:tc>
           <w:tcPr>
-            <w:tcW w:type="dxa" w:w="5040"/>
+            <w:tcW w:type="dxa" w:w="1616"/>
             <w:vAlign w:val="center"/>
           </w:tcPr>
           <w:p>
@@ -1168,15 +1743,15 @@
             <w:r>
               <w:rPr>
                 <w:b w:val="0"/>
-                <w:sz w:val="17"/>
-              </w:rPr>
-              <w:t>Total operaciones desembolsadas</w:t>
-            </w:r>
-          </w:p>
-        </w:tc>
-        <w:tc>
-          <w:tcPr>
-            <w:tcW w:type="dxa" w:w="5040"/>
+                <w:sz w:val="14"/>
+              </w:rPr>
+              <w:t>Castigado</w:t>
+            </w:r>
+          </w:p>
+        </w:tc>
+        <w:tc>
+          <w:tcPr>
+            <w:tcW w:type="dxa" w:w="1616"/>
             <w:vAlign w:val="center"/>
           </w:tcPr>
           <w:p>
@@ -1184,9 +1759,121 @@
             <w:r>
               <w:rPr>
                 <w:b w:val="0"/>
-                <w:sz w:val="17"/>
-              </w:rPr>
-              <w:t>24.153</w:t>
+                <w:sz w:val="14"/>
+              </w:rPr>
+              <w:t>₲ 1.060 M</w:t>
+            </w:r>
+          </w:p>
+        </w:tc>
+        <w:tc>
+          <w:tcPr>
+            <w:tcW w:type="dxa" w:w="1616"/>
+            <w:vAlign w:val="center"/>
+          </w:tcPr>
+          <w:p>
+            <w:r/>
+            <w:r>
+              <w:rPr>
+                <w:b w:val="0"/>
+                <w:sz w:val="14"/>
+              </w:rPr>
+              <w:t>₲ 1.932 M</w:t>
+            </w:r>
+          </w:p>
+        </w:tc>
+        <w:tc>
+          <w:tcPr>
+            <w:tcW w:type="dxa" w:w="1616"/>
+            <w:vAlign w:val="center"/>
+          </w:tcPr>
+          <w:p>
+            <w:r/>
+            <w:r>
+              <w:rPr>
+                <w:b w:val="0"/>
+                <w:sz w:val="14"/>
+              </w:rPr>
+              <w:t>₲ 16 M</w:t>
+            </w:r>
+          </w:p>
+        </w:tc>
+        <w:tc>
+          <w:tcPr>
+            <w:tcW w:type="dxa" w:w="1616"/>
+            <w:vAlign w:val="center"/>
+          </w:tcPr>
+          <w:p>
+            <w:r/>
+            <w:r>
+              <w:rPr>
+                <w:b w:val="0"/>
+                <w:sz w:val="14"/>
+              </w:rPr>
+              <w:t>₲ 30 M</w:t>
+            </w:r>
+          </w:p>
+        </w:tc>
+        <w:tc>
+          <w:tcPr>
+            <w:tcW w:type="dxa" w:w="1616"/>
+            <w:vAlign w:val="center"/>
+          </w:tcPr>
+          <w:p>
+            <w:r/>
+            <w:r>
+              <w:rPr>
+                <w:b w:val="0"/>
+                <w:sz w:val="14"/>
+              </w:rPr>
+              <w:t>₲ 1.076 M</w:t>
+            </w:r>
+          </w:p>
+        </w:tc>
+        <w:tc>
+          <w:tcPr>
+            <w:tcW w:type="dxa" w:w="1616"/>
+            <w:vAlign w:val="center"/>
+          </w:tcPr>
+          <w:p>
+            <w:r/>
+            <w:r>
+              <w:rPr>
+                <w:b w:val="0"/>
+                <w:sz w:val="14"/>
+              </w:rPr>
+              <w:t>₲ 1.962 M</w:t>
+            </w:r>
+          </w:p>
+        </w:tc>
+        <w:tc>
+          <w:tcPr>
+            <w:tcW w:type="dxa" w:w="1616"/>
+            <w:vAlign w:val="center"/>
+          </w:tcPr>
+          <w:p>
+            <w:r/>
+            <w:r>
+              <w:rPr>
+                <w:b w:val="0"/>
+                <w:sz w:val="14"/>
+              </w:rPr>
+              <w:t>₲ 1.022 M</w:t>
+            </w:r>
+          </w:p>
+        </w:tc>
+        <w:tc>
+          <w:tcPr>
+            <w:tcW w:type="dxa" w:w="1616"/>
+            <w:vAlign w:val="center"/>
+          </w:tcPr>
+          <w:p>
+            <w:r/>
+            <w:r>
+              <w:rPr>
+                <w:b w:val="0"/>
+                <w:sz w:val="14"/>
+              </w:rPr>
+              <w:t>₲ 1.628 M</w:t>
             </w:r>
           </w:p>
         </w:tc>
@@ -1194,7 +1881,7 @@
       <w:tr>
         <w:tc>
           <w:tcPr>
-            <w:tcW w:type="dxa" w:w="5040"/>
+            <w:tcW w:type="dxa" w:w="1616"/>
             <w:vAlign w:val="center"/>
           </w:tcPr>
           <w:p>
@@ -1202,15 +1889,15 @@
             <w:r>
               <w:rPr>
                 <w:b w:val="0"/>
-                <w:sz w:val="17"/>
-              </w:rPr>
-              <w:t>Bancarizaciones de julio</w:t>
-            </w:r>
-          </w:p>
-        </w:tc>
-        <w:tc>
-          <w:tcPr>
-            <w:tcW w:type="dxa" w:w="5040"/>
+                <w:sz w:val="14"/>
+              </w:rPr>
+              <w:t>Vencida</w:t>
+            </w:r>
+          </w:p>
+        </w:tc>
+        <w:tc>
+          <w:tcPr>
+            <w:tcW w:type="dxa" w:w="1616"/>
             <w:vAlign w:val="center"/>
           </w:tcPr>
           <w:p>
@@ -1218,9 +1905,121 @@
             <w:r>
               <w:rPr>
                 <w:b w:val="0"/>
-                <w:sz w:val="17"/>
-              </w:rPr>
-              <w:t>3.568</w:t>
+                <w:sz w:val="14"/>
+              </w:rPr>
+              <w:t>₲ 3.515 M</w:t>
+            </w:r>
+          </w:p>
+        </w:tc>
+        <w:tc>
+          <w:tcPr>
+            <w:tcW w:type="dxa" w:w="1616"/>
+            <w:vAlign w:val="center"/>
+          </w:tcPr>
+          <w:p>
+            <w:r/>
+            <w:r>
+              <w:rPr>
+                <w:b w:val="0"/>
+                <w:sz w:val="14"/>
+              </w:rPr>
+              <w:t>₲ 3.881 M</w:t>
+            </w:r>
+          </w:p>
+        </w:tc>
+        <w:tc>
+          <w:tcPr>
+            <w:tcW w:type="dxa" w:w="1616"/>
+            <w:vAlign w:val="center"/>
+          </w:tcPr>
+          <w:p>
+            <w:r/>
+            <w:r>
+              <w:rPr>
+                <w:b w:val="0"/>
+                <w:sz w:val="14"/>
+              </w:rPr>
+              <w:t>₲ 71 M</w:t>
+            </w:r>
+          </w:p>
+        </w:tc>
+        <w:tc>
+          <w:tcPr>
+            <w:tcW w:type="dxa" w:w="1616"/>
+            <w:vAlign w:val="center"/>
+          </w:tcPr>
+          <w:p>
+            <w:r/>
+            <w:r>
+              <w:rPr>
+                <w:b w:val="0"/>
+                <w:sz w:val="14"/>
+              </w:rPr>
+              <w:t>₲ 54 M</w:t>
+            </w:r>
+          </w:p>
+        </w:tc>
+        <w:tc>
+          <w:tcPr>
+            <w:tcW w:type="dxa" w:w="1616"/>
+            <w:vAlign w:val="center"/>
+          </w:tcPr>
+          <w:p>
+            <w:r/>
+            <w:r>
+              <w:rPr>
+                <w:b w:val="0"/>
+                <w:sz w:val="14"/>
+              </w:rPr>
+              <w:t>₲ 3.586 M</w:t>
+            </w:r>
+          </w:p>
+        </w:tc>
+        <w:tc>
+          <w:tcPr>
+            <w:tcW w:type="dxa" w:w="1616"/>
+            <w:vAlign w:val="center"/>
+          </w:tcPr>
+          <w:p>
+            <w:r/>
+            <w:r>
+              <w:rPr>
+                <w:b w:val="0"/>
+                <w:sz w:val="14"/>
+              </w:rPr>
+              <w:t>₲ 3.936 M</w:t>
+            </w:r>
+          </w:p>
+        </w:tc>
+        <w:tc>
+          <w:tcPr>
+            <w:tcW w:type="dxa" w:w="1616"/>
+            <w:vAlign w:val="center"/>
+          </w:tcPr>
+          <w:p>
+            <w:r/>
+            <w:r>
+              <w:rPr>
+                <w:b w:val="0"/>
+                <w:sz w:val="14"/>
+              </w:rPr>
+              <w:t>₲ 2.078 M</w:t>
+            </w:r>
+          </w:p>
+        </w:tc>
+        <w:tc>
+          <w:tcPr>
+            <w:tcW w:type="dxa" w:w="1616"/>
+            <w:vAlign w:val="center"/>
+          </w:tcPr>
+          <w:p>
+            <w:r/>
+            <w:r>
+              <w:rPr>
+                <w:b w:val="0"/>
+                <w:sz w:val="14"/>
+              </w:rPr>
+              <w:t>₲ 2.185 M</w:t>
             </w:r>
           </w:p>
         </w:tc>
@@ -1228,7 +2027,7 @@
       <w:tr>
         <w:tc>
           <w:tcPr>
-            <w:tcW w:type="dxa" w:w="5040"/>
+            <w:tcW w:type="dxa" w:w="1616"/>
             <w:vAlign w:val="center"/>
           </w:tcPr>
           <w:p>
@@ -1236,15 +2035,15 @@
             <w:r>
               <w:rPr>
                 <w:b w:val="0"/>
-                <w:sz w:val="17"/>
-              </w:rPr>
-              <w:t>Cobertura de julio</w:t>
-            </w:r>
-          </w:p>
-        </w:tc>
-        <w:tc>
-          <w:tcPr>
-            <w:tcW w:type="dxa" w:w="5040"/>
+                <w:sz w:val="14"/>
+              </w:rPr>
+              <w:t>Vigente</w:t>
+            </w:r>
+          </w:p>
+        </w:tc>
+        <w:tc>
+          <w:tcPr>
+            <w:tcW w:type="dxa" w:w="1616"/>
             <w:vAlign w:val="center"/>
           </w:tcPr>
           <w:p>
@@ -1252,18 +2051,401 @@
             <w:r>
               <w:rPr>
                 <w:b w:val="0"/>
-                <w:sz w:val="17"/>
-              </w:rPr>
-              <w:t>99,69%</w:t>
+                <w:sz w:val="14"/>
+              </w:rPr>
+              <w:t>₲ 288.656 M</w:t>
+            </w:r>
+          </w:p>
+        </w:tc>
+        <w:tc>
+          <w:tcPr>
+            <w:tcW w:type="dxa" w:w="1616"/>
+            <w:vAlign w:val="center"/>
+          </w:tcPr>
+          <w:p>
+            <w:r/>
+            <w:r>
+              <w:rPr>
+                <w:b w:val="0"/>
+                <w:sz w:val="14"/>
+              </w:rPr>
+              <w:t>₲ 268.777 M</w:t>
+            </w:r>
+          </w:p>
+        </w:tc>
+        <w:tc>
+          <w:tcPr>
+            <w:tcW w:type="dxa" w:w="1616"/>
+            <w:vAlign w:val="center"/>
+          </w:tcPr>
+          <w:p>
+            <w:r/>
+            <w:r>
+              <w:rPr>
+                <w:b w:val="0"/>
+                <w:sz w:val="14"/>
+              </w:rPr>
+              <w:t>₲ 26.867 M</w:t>
+            </w:r>
+          </w:p>
+        </w:tc>
+        <w:tc>
+          <w:tcPr>
+            <w:tcW w:type="dxa" w:w="1616"/>
+            <w:vAlign w:val="center"/>
+          </w:tcPr>
+          <w:p>
+            <w:r/>
+            <w:r>
+              <w:rPr>
+                <w:b w:val="0"/>
+                <w:sz w:val="14"/>
+              </w:rPr>
+              <w:t>₲ 25.160 M</w:t>
+            </w:r>
+          </w:p>
+        </w:tc>
+        <w:tc>
+          <w:tcPr>
+            <w:tcW w:type="dxa" w:w="1616"/>
+            <w:vAlign w:val="center"/>
+          </w:tcPr>
+          <w:p>
+            <w:r/>
+            <w:r>
+              <w:rPr>
+                <w:b w:val="0"/>
+                <w:sz w:val="14"/>
+              </w:rPr>
+              <w:t>₲ 315.523 M</w:t>
+            </w:r>
+          </w:p>
+        </w:tc>
+        <w:tc>
+          <w:tcPr>
+            <w:tcW w:type="dxa" w:w="1616"/>
+            <w:vAlign w:val="center"/>
+          </w:tcPr>
+          <w:p>
+            <w:r/>
+            <w:r>
+              <w:rPr>
+                <w:b w:val="0"/>
+                <w:sz w:val="14"/>
+              </w:rPr>
+              <w:t>₲ 293.938 M</w:t>
+            </w:r>
+          </w:p>
+        </w:tc>
+        <w:tc>
+          <w:tcPr>
+            <w:tcW w:type="dxa" w:w="1616"/>
+            <w:vAlign w:val="center"/>
+          </w:tcPr>
+          <w:p>
+            <w:r/>
+            <w:r>
+              <w:rPr>
+                <w:b w:val="0"/>
+                <w:sz w:val="14"/>
+              </w:rPr>
+              <w:t>₲ 54.487 M</w:t>
+            </w:r>
+          </w:p>
+        </w:tc>
+        <w:tc>
+          <w:tcPr>
+            <w:tcW w:type="dxa" w:w="1616"/>
+            <w:vAlign w:val="center"/>
+          </w:tcPr>
+          <w:p>
+            <w:r/>
+            <w:r>
+              <w:rPr>
+                <w:b w:val="0"/>
+                <w:sz w:val="14"/>
+              </w:rPr>
+              <w:t>₲ 48.204 M</w:t>
+            </w:r>
+          </w:p>
+        </w:tc>
+      </w:tr>
+      <w:tr>
+        <w:tc>
+          <w:tcPr>
+            <w:tcW w:type="dxa" w:w="1616"/>
+            <w:vAlign w:val="center"/>
+          </w:tcPr>
+          <w:p>
+            <w:r/>
+            <w:r>
+              <w:rPr>
+                <w:b w:val="0"/>
+                <w:sz w:val="14"/>
+              </w:rPr>
+              <w:t>Desafectado judicial</w:t>
+            </w:r>
+          </w:p>
+        </w:tc>
+        <w:tc>
+          <w:tcPr>
+            <w:tcW w:type="dxa" w:w="1616"/>
+            <w:vAlign w:val="center"/>
+          </w:tcPr>
+          <w:p>
+            <w:r/>
+            <w:r>
+              <w:rPr>
+                <w:b w:val="0"/>
+                <w:sz w:val="14"/>
+              </w:rPr>
+              <w:t>₲ 185 M</w:t>
+            </w:r>
+          </w:p>
+        </w:tc>
+        <w:tc>
+          <w:tcPr>
+            <w:tcW w:type="dxa" w:w="1616"/>
+            <w:vAlign w:val="center"/>
+          </w:tcPr>
+          <w:p>
+            <w:r/>
+            <w:r>
+              <w:rPr>
+                <w:b w:val="0"/>
+                <w:sz w:val="14"/>
+              </w:rPr>
+              <w:t>₲ 2 M</w:t>
+            </w:r>
+          </w:p>
+        </w:tc>
+        <w:tc>
+          <w:tcPr>
+            <w:tcW w:type="dxa" w:w="1616"/>
+            <w:vAlign w:val="center"/>
+          </w:tcPr>
+          <w:p>
+            <w:r/>
+            <w:r>
+              <w:rPr>
+                <w:b w:val="0"/>
+                <w:sz w:val="14"/>
+              </w:rPr>
+              <w:t>₲ 1 M</w:t>
+            </w:r>
+          </w:p>
+        </w:tc>
+        <w:tc>
+          <w:tcPr>
+            <w:tcW w:type="dxa" w:w="1616"/>
+            <w:vAlign w:val="center"/>
+          </w:tcPr>
+          <w:p>
+            <w:r/>
+            <w:r>
+              <w:rPr>
+                <w:b w:val="0"/>
+                <w:sz w:val="14"/>
+              </w:rPr>
+              <w:t>₲ 0 M</w:t>
+            </w:r>
+          </w:p>
+        </w:tc>
+        <w:tc>
+          <w:tcPr>
+            <w:tcW w:type="dxa" w:w="1616"/>
+            <w:vAlign w:val="center"/>
+          </w:tcPr>
+          <w:p>
+            <w:r/>
+            <w:r>
+              <w:rPr>
+                <w:b w:val="0"/>
+                <w:sz w:val="14"/>
+              </w:rPr>
+              <w:t>₲ 186 M</w:t>
+            </w:r>
+          </w:p>
+        </w:tc>
+        <w:tc>
+          <w:tcPr>
+            <w:tcW w:type="dxa" w:w="1616"/>
+            <w:vAlign w:val="center"/>
+          </w:tcPr>
+          <w:p>
+            <w:r/>
+            <w:r>
+              <w:rPr>
+                <w:b w:val="0"/>
+                <w:sz w:val="14"/>
+              </w:rPr>
+              <w:t>₲ 2 M</w:t>
+            </w:r>
+          </w:p>
+        </w:tc>
+        <w:tc>
+          <w:tcPr>
+            <w:tcW w:type="dxa" w:w="1616"/>
+            <w:vAlign w:val="center"/>
+          </w:tcPr>
+          <w:p>
+            <w:r/>
+            <w:r>
+              <w:rPr>
+                <w:b w:val="0"/>
+                <w:sz w:val="14"/>
+              </w:rPr>
+              <w:t>₲ 212 M</w:t>
+            </w:r>
+          </w:p>
+        </w:tc>
+        <w:tc>
+          <w:tcPr>
+            <w:tcW w:type="dxa" w:w="1616"/>
+            <w:vAlign w:val="center"/>
+          </w:tcPr>
+          <w:p>
+            <w:r/>
+            <w:r>
+              <w:rPr>
+                <w:b w:val="0"/>
+                <w:sz w:val="14"/>
+              </w:rPr>
+              <w:t>₲ 1 M</w:t>
+            </w:r>
+          </w:p>
+        </w:tc>
+      </w:tr>
+      <w:tr>
+        <w:tc>
+          <w:tcPr>
+            <w:tcW w:type="dxa" w:w="1616"/>
+          </w:tcPr>
+          <w:p>
+            <w:r>
+              <w:rPr>
+                <w:b/>
+                <w:sz w:val="14"/>
+              </w:rPr>
+              <w:t>TOTAL</w:t>
+            </w:r>
+          </w:p>
+        </w:tc>
+        <w:tc>
+          <w:tcPr>
+            <w:tcW w:type="dxa" w:w="1616"/>
+          </w:tcPr>
+          <w:p>
+            <w:r>
+              <w:rPr>
+                <w:b/>
+                <w:sz w:val="14"/>
+              </w:rPr>
+              <w:t>₲ 293.416 M</w:t>
+            </w:r>
+          </w:p>
+        </w:tc>
+        <w:tc>
+          <w:tcPr>
+            <w:tcW w:type="dxa" w:w="1616"/>
+          </w:tcPr>
+          <w:p>
+            <w:r>
+              <w:rPr>
+                <w:b/>
+                <w:sz w:val="14"/>
+              </w:rPr>
+              <w:t>₲ 273.379 M</w:t>
+            </w:r>
+          </w:p>
+        </w:tc>
+        <w:tc>
+          <w:tcPr>
+            <w:tcW w:type="dxa" w:w="1616"/>
+          </w:tcPr>
+          <w:p>
+            <w:r>
+              <w:rPr>
+                <w:b/>
+                <w:sz w:val="14"/>
+              </w:rPr>
+              <w:t>₲ 26.959 M</w:t>
+            </w:r>
+          </w:p>
+        </w:tc>
+        <w:tc>
+          <w:tcPr>
+            <w:tcW w:type="dxa" w:w="1616"/>
+          </w:tcPr>
+          <w:p>
+            <w:r>
+              <w:rPr>
+                <w:b/>
+                <w:sz w:val="14"/>
+              </w:rPr>
+              <w:t>₲ 25.268 M</w:t>
+            </w:r>
+          </w:p>
+        </w:tc>
+        <w:tc>
+          <w:tcPr>
+            <w:tcW w:type="dxa" w:w="1616"/>
+          </w:tcPr>
+          <w:p>
+            <w:r>
+              <w:rPr>
+                <w:b/>
+                <w:sz w:val="14"/>
+              </w:rPr>
+              <w:t>₲ 320.374 M</w:t>
+            </w:r>
+          </w:p>
+        </w:tc>
+        <w:tc>
+          <w:tcPr>
+            <w:tcW w:type="dxa" w:w="1616"/>
+          </w:tcPr>
+          <w:p>
+            <w:r>
+              <w:rPr>
+                <w:b/>
+                <w:sz w:val="14"/>
+              </w:rPr>
+              <w:t>₲ 298.647 M</w:t>
+            </w:r>
+          </w:p>
+        </w:tc>
+        <w:tc>
+          <w:tcPr>
+            <w:tcW w:type="dxa" w:w="1616"/>
+          </w:tcPr>
+          <w:p>
+            <w:r>
+              <w:rPr>
+                <w:b/>
+                <w:sz w:val="14"/>
+              </w:rPr>
+              <w:t>₲ 58.236 M</w:t>
+            </w:r>
+          </w:p>
+        </w:tc>
+        <w:tc>
+          <w:tcPr>
+            <w:tcW w:type="dxa" w:w="1616"/>
+          </w:tcPr>
+          <w:p>
+            <w:r>
+              <w:rPr>
+                <w:b/>
+                <w:sz w:val="14"/>
+              </w:rPr>
+              <w:t>₲ 52.638 M</w:t>
             </w:r>
           </w:p>
         </w:tc>
       </w:tr>
     </w:tbl>
     <w:p>
-      <w:pPr>
-        <w:spacing w:before="80" w:after="160"/>
-      </w:pPr>
       <w:r>
         <w:rPr>
           <w:b/>
@@ -1274,1351 +2456,27 @@
       <w:r>
         <w:rPr>
           <w:i/>
-          <w:color w:val="485952"/>
         </w:rPr>
-        <w:t>La bancarización se mantiene prácticamente universal en el acumulado. El seguimiento por Centro de Atención permite identificar focos de menor cobertura y oportunidades de mejora operativa.</w:t>
+        <w:t>Cada estado se presenta en un único renglón, permitiendo comparar capital exigible, no exigible, total e intereses entre 2026 y 2025.</w:t>
       </w:r>
     </w:p>
     <w:p>
       <w:pPr>
-        <w:pStyle w:val="Heading1"/>
+        <w:pStyle w:val="Heading2"/>
       </w:pPr>
       <w:r>
-        <w:t>5. Cartera y morosidad</w:t>
+        <w:t>Inhibido</w:t>
       </w:r>
     </w:p>
-    <w:tbl>
-      <w:tblPr>
-        <w:tblStyle w:val="TableGrid"/>
-        <w:tblW w:type="auto" w:w="0"/>
-        <w:jc w:val="center"/>
-        <w:tblLook w:firstColumn="1" w:firstRow="1" w:lastColumn="0" w:lastRow="0" w:noHBand="0" w:noVBand="1" w:val="04A0"/>
-      </w:tblPr>
-      <w:tblGrid>
-        <w:gridCol w:w="2520"/>
-        <w:gridCol w:w="2520"/>
-        <w:gridCol w:w="2520"/>
-        <w:gridCol w:w="2520"/>
-      </w:tblGrid>
-      <w:tr>
-        <w:tc>
-          <w:tcPr>
-            <w:tcW w:type="dxa" w:w="2520"/>
-            <w:vAlign w:val="center"/>
-            <w:shd w:fill="0F5B46"/>
-          </w:tcPr>
-          <w:p>
-            <w:r/>
-            <w:r>
-              <w:rPr>
-                <w:b/>
-                <w:color w:val="FFFFFF"/>
-                <w:sz w:val="17"/>
-              </w:rPr>
-              <w:t>Componente</w:t>
-            </w:r>
-          </w:p>
-        </w:tc>
-        <w:tc>
-          <w:tcPr>
-            <w:tcW w:type="dxa" w:w="2520"/>
-            <w:vAlign w:val="center"/>
-            <w:shd w:fill="0F5B46"/>
-          </w:tcPr>
-          <w:p>
-            <w:r/>
-            <w:r>
-              <w:rPr>
-                <w:b/>
-                <w:color w:val="FFFFFF"/>
-                <w:sz w:val="17"/>
-              </w:rPr>
-              <w:t>Julio 2026</w:t>
-            </w:r>
-          </w:p>
-        </w:tc>
-        <w:tc>
-          <w:tcPr>
-            <w:tcW w:type="dxa" w:w="2520"/>
-            <w:vAlign w:val="center"/>
-            <w:shd w:fill="0F5B46"/>
-          </w:tcPr>
-          <w:p>
-            <w:r/>
-            <w:r>
-              <w:rPr>
-                <w:b/>
-                <w:color w:val="FFFFFF"/>
-                <w:sz w:val="17"/>
-              </w:rPr>
-              <w:t>Julio 2025</w:t>
-            </w:r>
-          </w:p>
-        </w:tc>
-        <w:tc>
-          <w:tcPr>
-            <w:tcW w:type="dxa" w:w="2520"/>
-            <w:vAlign w:val="center"/>
-            <w:shd w:fill="0F5B46"/>
-          </w:tcPr>
-          <w:p>
-            <w:r/>
-            <w:r>
-              <w:rPr>
-                <w:b/>
-                <w:color w:val="FFFFFF"/>
-                <w:sz w:val="17"/>
-              </w:rPr>
-              <w:t>Variación</w:t>
-            </w:r>
-          </w:p>
-        </w:tc>
-      </w:tr>
-      <w:tr>
-        <w:tc>
-          <w:tcPr>
-            <w:tcW w:type="dxa" w:w="2520"/>
-            <w:vAlign w:val="center"/>
-          </w:tcPr>
-          <w:p>
-            <w:r/>
-            <w:r>
-              <w:rPr>
-                <w:b w:val="0"/>
-                <w:sz w:val="17"/>
-              </w:rPr>
-              <w:t>Cartera total</w:t>
-            </w:r>
-          </w:p>
-        </w:tc>
-        <w:tc>
-          <w:tcPr>
-            <w:tcW w:type="dxa" w:w="2520"/>
-            <w:vAlign w:val="center"/>
-          </w:tcPr>
-          <w:p>
-            <w:r/>
-            <w:r>
-              <w:rPr>
-                <w:b w:val="0"/>
-                <w:sz w:val="17"/>
-              </w:rPr>
-              <w:t>₲ 749.879,2 M</w:t>
-            </w:r>
-          </w:p>
-        </w:tc>
-        <w:tc>
-          <w:tcPr>
-            <w:tcW w:type="dxa" w:w="2520"/>
-            <w:vAlign w:val="center"/>
-          </w:tcPr>
-          <w:p>
-            <w:r/>
-            <w:r>
-              <w:rPr>
-                <w:b w:val="0"/>
-                <w:sz w:val="17"/>
-              </w:rPr>
-              <w:t>₲ 733.281,3 M</w:t>
-            </w:r>
-          </w:p>
-        </w:tc>
-        <w:tc>
-          <w:tcPr>
-            <w:tcW w:type="dxa" w:w="2520"/>
-            <w:vAlign w:val="center"/>
-          </w:tcPr>
-          <w:p>
-            <w:r/>
-            <w:r>
-              <w:rPr>
-                <w:b w:val="0"/>
-                <w:sz w:val="17"/>
-              </w:rPr>
-              <w:t>+2,3%</w:t>
-            </w:r>
-          </w:p>
-        </w:tc>
-      </w:tr>
-      <w:tr>
-        <w:tc>
-          <w:tcPr>
-            <w:tcW w:type="dxa" w:w="2520"/>
-            <w:vAlign w:val="center"/>
-          </w:tcPr>
-          <w:p>
-            <w:r/>
-            <w:r>
-              <w:rPr>
-                <w:b w:val="0"/>
-                <w:sz w:val="17"/>
-              </w:rPr>
-              <w:t>Vigente</w:t>
-            </w:r>
-          </w:p>
-        </w:tc>
-        <w:tc>
-          <w:tcPr>
-            <w:tcW w:type="dxa" w:w="2520"/>
-            <w:vAlign w:val="center"/>
-          </w:tcPr>
-          <w:p>
-            <w:r/>
-            <w:r>
-              <w:rPr>
-                <w:b w:val="0"/>
-                <w:sz w:val="17"/>
-              </w:rPr>
-              <w:t>₲ 715.646,3 M</w:t>
-            </w:r>
-          </w:p>
-        </w:tc>
-        <w:tc>
-          <w:tcPr>
-            <w:tcW w:type="dxa" w:w="2520"/>
-            <w:vAlign w:val="center"/>
-          </w:tcPr>
-          <w:p>
-            <w:r/>
-            <w:r>
-              <w:rPr>
-                <w:b w:val="0"/>
-                <w:sz w:val="17"/>
-              </w:rPr>
-              <w:t>₲ 613.401,6 M</w:t>
-            </w:r>
-          </w:p>
-        </w:tc>
-        <w:tc>
-          <w:tcPr>
-            <w:tcW w:type="dxa" w:w="2520"/>
-            <w:vAlign w:val="center"/>
-          </w:tcPr>
-          <w:p>
-            <w:r/>
-            <w:r>
-              <w:rPr>
-                <w:b w:val="0"/>
-                <w:sz w:val="17"/>
-              </w:rPr>
-              <w:t>+16,7%</w:t>
-            </w:r>
-          </w:p>
-        </w:tc>
-      </w:tr>
-      <w:tr>
-        <w:tc>
-          <w:tcPr>
-            <w:tcW w:type="dxa" w:w="2520"/>
-            <w:vAlign w:val="center"/>
-          </w:tcPr>
-          <w:p>
-            <w:r/>
-            <w:r>
-              <w:rPr>
-                <w:b w:val="0"/>
-                <w:sz w:val="17"/>
-              </w:rPr>
-              <w:t>Vencida</w:t>
-            </w:r>
-          </w:p>
-        </w:tc>
-        <w:tc>
-          <w:tcPr>
-            <w:tcW w:type="dxa" w:w="2520"/>
-            <w:vAlign w:val="center"/>
-          </w:tcPr>
-          <w:p>
-            <w:r/>
-            <w:r>
-              <w:rPr>
-                <w:b w:val="0"/>
-                <w:sz w:val="17"/>
-              </w:rPr>
-              <w:t>₲ 28.578,4 M</w:t>
-            </w:r>
-          </w:p>
-        </w:tc>
-        <w:tc>
-          <w:tcPr>
-            <w:tcW w:type="dxa" w:w="2520"/>
-            <w:vAlign w:val="center"/>
-          </w:tcPr>
-          <w:p>
-            <w:r/>
-            <w:r>
-              <w:rPr>
-                <w:b w:val="0"/>
-                <w:sz w:val="17"/>
-              </w:rPr>
-              <w:t>₲ 70.445,6 M</w:t>
-            </w:r>
-          </w:p>
-        </w:tc>
-        <w:tc>
-          <w:tcPr>
-            <w:tcW w:type="dxa" w:w="2520"/>
-            <w:vAlign w:val="center"/>
-          </w:tcPr>
-          <w:p>
-            <w:r/>
-            <w:r>
-              <w:rPr>
-                <w:b w:val="0"/>
-                <w:sz w:val="17"/>
-              </w:rPr>
-              <w:t>-59,4%</w:t>
-            </w:r>
-          </w:p>
-        </w:tc>
-      </w:tr>
-      <w:tr>
-        <w:tc>
-          <w:tcPr>
-            <w:tcW w:type="dxa" w:w="2520"/>
-            <w:vAlign w:val="center"/>
-          </w:tcPr>
-          <w:p>
-            <w:r/>
-            <w:r>
-              <w:rPr>
-                <w:b w:val="0"/>
-                <w:sz w:val="17"/>
-              </w:rPr>
-              <w:t>Judicial</w:t>
-            </w:r>
-          </w:p>
-        </w:tc>
-        <w:tc>
-          <w:tcPr>
-            <w:tcW w:type="dxa" w:w="2520"/>
-            <w:vAlign w:val="center"/>
-          </w:tcPr>
-          <w:p>
-            <w:r/>
-            <w:r>
-              <w:rPr>
-                <w:b w:val="0"/>
-                <w:sz w:val="17"/>
-              </w:rPr>
-              <w:t>₲ 5.654,5 M</w:t>
-            </w:r>
-          </w:p>
-        </w:tc>
-        <w:tc>
-          <w:tcPr>
-            <w:tcW w:type="dxa" w:w="2520"/>
-            <w:vAlign w:val="center"/>
-          </w:tcPr>
-          <w:p>
-            <w:r/>
-            <w:r>
-              <w:rPr>
-                <w:b w:val="0"/>
-                <w:sz w:val="17"/>
-              </w:rPr>
-              <w:t>₲ 49.434,1 M</w:t>
-            </w:r>
-          </w:p>
-        </w:tc>
-        <w:tc>
-          <w:tcPr>
-            <w:tcW w:type="dxa" w:w="2520"/>
-            <w:vAlign w:val="center"/>
-          </w:tcPr>
-          <w:p>
-            <w:r/>
-            <w:r>
-              <w:rPr>
-                <w:b w:val="0"/>
-                <w:sz w:val="17"/>
-              </w:rPr>
-              <w:t>-88,6%</w:t>
-            </w:r>
-          </w:p>
-        </w:tc>
-      </w:tr>
-    </w:tbl>
-    <w:tbl>
-      <w:tblPr>
-        <w:tblStyle w:val="TableGrid"/>
-        <w:tblW w:type="auto" w:w="0"/>
-        <w:jc w:val="center"/>
-        <w:tblLook w:firstColumn="1" w:firstRow="1" w:lastColumn="0" w:lastRow="0" w:noHBand="0" w:noVBand="1" w:val="04A0"/>
-      </w:tblPr>
-      <w:tblGrid>
-        <w:gridCol w:w="2520"/>
-        <w:gridCol w:w="2520"/>
-        <w:gridCol w:w="2520"/>
-        <w:gridCol w:w="2520"/>
-      </w:tblGrid>
-      <w:tr>
-        <w:tc>
-          <w:tcPr>
-            <w:tcW w:type="dxa" w:w="2520"/>
-            <w:vAlign w:val="center"/>
-            <w:shd w:fill="0F5B46"/>
-          </w:tcPr>
-          <w:p>
-            <w:r/>
-            <w:r>
-              <w:rPr>
-                <w:b/>
-                <w:color w:val="FFFFFF"/>
-                <w:sz w:val="17"/>
-              </w:rPr>
-              <w:t>Mora</w:t>
-            </w:r>
-          </w:p>
-        </w:tc>
-        <w:tc>
-          <w:tcPr>
-            <w:tcW w:type="dxa" w:w="2520"/>
-            <w:vAlign w:val="center"/>
-            <w:shd w:fill="0F5B46"/>
-          </w:tcPr>
-          <w:p>
-            <w:r/>
-            <w:r>
-              <w:rPr>
-                <w:b/>
-                <w:color w:val="FFFFFF"/>
-                <w:sz w:val="17"/>
-              </w:rPr>
-              <w:t>Julio 2026</w:t>
-            </w:r>
-          </w:p>
-        </w:tc>
-        <w:tc>
-          <w:tcPr>
-            <w:tcW w:type="dxa" w:w="2520"/>
-            <w:vAlign w:val="center"/>
-            <w:shd w:fill="0F5B46"/>
-          </w:tcPr>
-          <w:p>
-            <w:r/>
-            <w:r>
-              <w:rPr>
-                <w:b/>
-                <w:color w:val="FFFFFF"/>
-                <w:sz w:val="17"/>
-              </w:rPr>
-              <w:t>Julio 2025</w:t>
-            </w:r>
-          </w:p>
-        </w:tc>
-        <w:tc>
-          <w:tcPr>
-            <w:tcW w:type="dxa" w:w="2520"/>
-            <w:vAlign w:val="center"/>
-            <w:shd w:fill="0F5B46"/>
-          </w:tcPr>
-          <w:p>
-            <w:r/>
-            <w:r>
-              <w:rPr>
-                <w:b/>
-                <w:color w:val="FFFFFF"/>
-                <w:sz w:val="17"/>
-              </w:rPr>
-              <w:t>Monto 2026</w:t>
-            </w:r>
-          </w:p>
-        </w:tc>
-      </w:tr>
-      <w:tr>
-        <w:tc>
-          <w:tcPr>
-            <w:tcW w:type="dxa" w:w="2520"/>
-            <w:vAlign w:val="center"/>
-          </w:tcPr>
-          <w:p>
-            <w:r/>
-            <w:r>
-              <w:rPr>
-                <w:b w:val="0"/>
-                <w:sz w:val="17"/>
-              </w:rPr>
-              <w:t>PAR 0</w:t>
-            </w:r>
-          </w:p>
-        </w:tc>
-        <w:tc>
-          <w:tcPr>
-            <w:tcW w:type="dxa" w:w="2520"/>
-            <w:vAlign w:val="center"/>
-          </w:tcPr>
-          <w:p>
-            <w:r/>
-            <w:r>
-              <w:rPr>
-                <w:b w:val="0"/>
-                <w:sz w:val="17"/>
-              </w:rPr>
-              <w:t>3,93%</w:t>
-            </w:r>
-          </w:p>
-        </w:tc>
-        <w:tc>
-          <w:tcPr>
-            <w:tcW w:type="dxa" w:w="2520"/>
-            <w:vAlign w:val="center"/>
-          </w:tcPr>
-          <w:p>
-            <w:r/>
-            <w:r>
-              <w:rPr>
-                <w:b w:val="0"/>
-                <w:sz w:val="17"/>
-              </w:rPr>
-              <w:t>3,42%</w:t>
-            </w:r>
-          </w:p>
-        </w:tc>
-        <w:tc>
-          <w:tcPr>
-            <w:tcW w:type="dxa" w:w="2520"/>
-            <w:vAlign w:val="center"/>
-          </w:tcPr>
-          <w:p>
-            <w:r/>
-            <w:r>
-              <w:rPr>
-                <w:b w:val="0"/>
-                <w:sz w:val="17"/>
-              </w:rPr>
-              <w:t>₲ 10.549,9 M</w:t>
-            </w:r>
-          </w:p>
-        </w:tc>
-      </w:tr>
-      <w:tr>
-        <w:tc>
-          <w:tcPr>
-            <w:tcW w:type="dxa" w:w="2520"/>
-            <w:vAlign w:val="center"/>
-          </w:tcPr>
-          <w:p>
-            <w:r/>
-            <w:r>
-              <w:rPr>
-                <w:b w:val="0"/>
-                <w:sz w:val="17"/>
-              </w:rPr>
-              <w:t>PAR 60</w:t>
-            </w:r>
-          </w:p>
-        </w:tc>
-        <w:tc>
-          <w:tcPr>
-            <w:tcW w:type="dxa" w:w="2520"/>
-            <w:vAlign w:val="center"/>
-          </w:tcPr>
-          <w:p>
-            <w:r/>
-            <w:r>
-              <w:rPr>
-                <w:b w:val="0"/>
-                <w:sz w:val="17"/>
-              </w:rPr>
-              <w:t>1,83%</w:t>
-            </w:r>
-          </w:p>
-        </w:tc>
-        <w:tc>
-          <w:tcPr>
-            <w:tcW w:type="dxa" w:w="2520"/>
-            <w:vAlign w:val="center"/>
-          </w:tcPr>
-          <w:p>
-            <w:r/>
-            <w:r>
-              <w:rPr>
-                <w:b w:val="0"/>
-                <w:sz w:val="17"/>
-              </w:rPr>
-              <w:t>1,31%</w:t>
-            </w:r>
-          </w:p>
-        </w:tc>
-        <w:tc>
-          <w:tcPr>
-            <w:tcW w:type="dxa" w:w="2520"/>
-            <w:vAlign w:val="center"/>
-          </w:tcPr>
-          <w:p>
-            <w:r/>
-            <w:r>
-              <w:rPr>
-                <w:b w:val="0"/>
-                <w:sz w:val="17"/>
-              </w:rPr>
-              <w:t>₲ 4.914,0 M</w:t>
-            </w:r>
-          </w:p>
-        </w:tc>
-      </w:tr>
-    </w:tbl>
     <w:p>
-      <w:pPr>
-        <w:spacing w:before="80" w:after="160"/>
-      </w:pPr>
-      <w:r>
-        <w:rPr>
-          <w:b/>
-          <w:color w:val="C86F24"/>
-        </w:rPr>
-        <w:t xml:space="preserve">Comentario gerencial: </w:t>
-      </w:r>
       <w:r>
         <w:rPr>
           <w:i/>
-          <w:color w:val="485952"/>
+          <w:sz w:val="16"/>
         </w:rPr>
-        <w:t>La cartera total creció moderadamente, con una mejora marcada en su composición: la cartera vigente aumentó, mientras las posiciones vencidas y judiciales se redujeron frente a julio de 2025. Sin embargo, los ratios PAR 0 y PAR 60 muestran presión interanual sobre el capital exigible.</w:t>
+        <w:t>Sin recuperaciones registradas en 2025 ni 2026 para este estado.</w:t>
       </w:r>
     </w:p>
-    <w:p>
-      <w:pPr>
-        <w:pStyle w:val="Heading1"/>
-      </w:pPr>
-      <w:r>
-        <w:t>6. Resultado mensual de julio y erosión por mora</w:t>
-      </w:r>
-    </w:p>
-    <w:tbl>
-      <w:tblPr>
-        <w:tblStyle w:val="TableGrid"/>
-        <w:tblW w:type="auto" w:w="0"/>
-        <w:jc w:val="center"/>
-        <w:tblLook w:firstColumn="1" w:firstRow="1" w:lastColumn="0" w:lastRow="0" w:noHBand="0" w:noVBand="1" w:val="04A0"/>
-      </w:tblPr>
-      <w:tblGrid>
-        <w:gridCol w:w="5040"/>
-        <w:gridCol w:w="5040"/>
-      </w:tblGrid>
-      <w:tr>
-        <w:tc>
-          <w:tcPr>
-            <w:tcW w:type="dxa" w:w="5040"/>
-            <w:vAlign w:val="center"/>
-            <w:shd w:fill="0F5B46"/>
-          </w:tcPr>
-          <w:p>
-            <w:r/>
-            <w:r>
-              <w:rPr>
-                <w:b/>
-                <w:color w:val="FFFFFF"/>
-                <w:sz w:val="17"/>
-              </w:rPr>
-              <w:t>Concepto</w:t>
-            </w:r>
-          </w:p>
-        </w:tc>
-        <w:tc>
-          <w:tcPr>
-            <w:tcW w:type="dxa" w:w="5040"/>
-            <w:vAlign w:val="center"/>
-            <w:shd w:fill="0F5B46"/>
-          </w:tcPr>
-          <w:p>
-            <w:r/>
-            <w:r>
-              <w:rPr>
-                <w:b/>
-                <w:color w:val="FFFFFF"/>
-                <w:sz w:val="17"/>
-              </w:rPr>
-              <w:t>Julio 2026</w:t>
-            </w:r>
-          </w:p>
-        </w:tc>
-      </w:tr>
-      <w:tr>
-        <w:tc>
-          <w:tcPr>
-            <w:tcW w:type="dxa" w:w="5040"/>
-            <w:vAlign w:val="center"/>
-          </w:tcPr>
-          <w:p>
-            <w:r/>
-            <w:r>
-              <w:rPr>
-                <w:b w:val="0"/>
-                <w:sz w:val="17"/>
-              </w:rPr>
-              <w:t>Ingresos operativos + otros</w:t>
-            </w:r>
-          </w:p>
-        </w:tc>
-        <w:tc>
-          <w:tcPr>
-            <w:tcW w:type="dxa" w:w="5040"/>
-            <w:vAlign w:val="center"/>
-          </w:tcPr>
-          <w:p>
-            <w:r/>
-            <w:r>
-              <w:rPr>
-                <w:b w:val="0"/>
-                <w:sz w:val="17"/>
-              </w:rPr>
-              <w:t>₲ 10.114,4 M</w:t>
-            </w:r>
-          </w:p>
-        </w:tc>
-      </w:tr>
-      <w:tr>
-        <w:tc>
-          <w:tcPr>
-            <w:tcW w:type="dxa" w:w="5040"/>
-            <w:vAlign w:val="center"/>
-          </w:tcPr>
-          <w:p>
-            <w:r/>
-            <w:r>
-              <w:rPr>
-                <w:b w:val="0"/>
-                <w:sz w:val="17"/>
-              </w:rPr>
-              <w:t>Gastos</w:t>
-            </w:r>
-          </w:p>
-        </w:tc>
-        <w:tc>
-          <w:tcPr>
-            <w:tcW w:type="dxa" w:w="5040"/>
-            <w:vAlign w:val="center"/>
-          </w:tcPr>
-          <w:p>
-            <w:r/>
-            <w:r>
-              <w:rPr>
-                <w:b w:val="0"/>
-                <w:sz w:val="17"/>
-              </w:rPr>
-              <w:t>₲ 4.870,0 M</w:t>
-            </w:r>
-          </w:p>
-        </w:tc>
-      </w:tr>
-      <w:tr>
-        <w:tc>
-          <w:tcPr>
-            <w:tcW w:type="dxa" w:w="5040"/>
-            <w:vAlign w:val="center"/>
-          </w:tcPr>
-          <w:p>
-            <w:r/>
-            <w:r>
-              <w:rPr>
-                <w:b w:val="0"/>
-                <w:sz w:val="17"/>
-              </w:rPr>
-              <w:t>Utilidad antes de previsiones</w:t>
-            </w:r>
-          </w:p>
-        </w:tc>
-        <w:tc>
-          <w:tcPr>
-            <w:tcW w:type="dxa" w:w="5040"/>
-            <w:vAlign w:val="center"/>
-          </w:tcPr>
-          <w:p>
-            <w:r/>
-            <w:r>
-              <w:rPr>
-                <w:b w:val="0"/>
-                <w:sz w:val="17"/>
-              </w:rPr>
-              <w:t>₲ 5.244,3 M</w:t>
-            </w:r>
-          </w:p>
-        </w:tc>
-      </w:tr>
-      <w:tr>
-        <w:tc>
-          <w:tcPr>
-            <w:tcW w:type="dxa" w:w="5040"/>
-            <w:vAlign w:val="center"/>
-          </w:tcPr>
-          <w:p>
-            <w:r/>
-            <w:r>
-              <w:rPr>
-                <w:b w:val="0"/>
-                <w:sz w:val="17"/>
-              </w:rPr>
-              <w:t>Previsiones BCP</w:t>
-            </w:r>
-          </w:p>
-        </w:tc>
-        <w:tc>
-          <w:tcPr>
-            <w:tcW w:type="dxa" w:w="5040"/>
-            <w:vAlign w:val="center"/>
-          </w:tcPr>
-          <w:p>
-            <w:r/>
-            <w:r>
-              <w:rPr>
-                <w:b w:val="0"/>
-                <w:sz w:val="17"/>
-              </w:rPr>
-              <w:t>₲ 1.362,5 M</w:t>
-            </w:r>
-          </w:p>
-        </w:tc>
-      </w:tr>
-      <w:tr>
-        <w:tc>
-          <w:tcPr>
-            <w:tcW w:type="dxa" w:w="5040"/>
-            <w:vAlign w:val="center"/>
-          </w:tcPr>
-          <w:p>
-            <w:r/>
-            <w:r>
-              <w:rPr>
-                <w:b w:val="0"/>
-                <w:sz w:val="17"/>
-              </w:rPr>
-              <w:t>Resultado del mes</w:t>
-            </w:r>
-          </w:p>
-        </w:tc>
-        <w:tc>
-          <w:tcPr>
-            <w:tcW w:type="dxa" w:w="5040"/>
-            <w:vAlign w:val="center"/>
-          </w:tcPr>
-          <w:p>
-            <w:r/>
-            <w:r>
-              <w:rPr>
-                <w:b w:val="0"/>
-                <w:sz w:val="17"/>
-              </w:rPr>
-              <w:t>₲ 3.881,9 M</w:t>
-            </w:r>
-          </w:p>
-        </w:tc>
-      </w:tr>
-      <w:tr>
-        <w:tc>
-          <w:tcPr>
-            <w:tcW w:type="dxa" w:w="5040"/>
-            <w:vAlign w:val="center"/>
-          </w:tcPr>
-          <w:p>
-            <w:r/>
-            <w:r>
-              <w:rPr>
-                <w:b w:val="0"/>
-                <w:sz w:val="17"/>
-              </w:rPr>
-              <w:t>Mora PAR 0 del mes</w:t>
-            </w:r>
-          </w:p>
-        </w:tc>
-        <w:tc>
-          <w:tcPr>
-            <w:tcW w:type="dxa" w:w="5040"/>
-            <w:vAlign w:val="center"/>
-          </w:tcPr>
-          <w:p>
-            <w:r/>
-            <w:r>
-              <w:rPr>
-                <w:b w:val="0"/>
-                <w:sz w:val="17"/>
-              </w:rPr>
-              <w:t>₲ 3.299,6 M</w:t>
-            </w:r>
-          </w:p>
-        </w:tc>
-      </w:tr>
-      <w:tr>
-        <w:tc>
-          <w:tcPr>
-            <w:tcW w:type="dxa" w:w="5040"/>
-            <w:vAlign w:val="center"/>
-          </w:tcPr>
-          <w:p>
-            <w:r/>
-            <w:r>
-              <w:rPr>
-                <w:b w:val="0"/>
-                <w:sz w:val="17"/>
-              </w:rPr>
-              <w:t>Mora PAR 60 del mes</w:t>
-            </w:r>
-          </w:p>
-        </w:tc>
-        <w:tc>
-          <w:tcPr>
-            <w:tcW w:type="dxa" w:w="5040"/>
-            <w:vAlign w:val="center"/>
-          </w:tcPr>
-          <w:p>
-            <w:r/>
-            <w:r>
-              <w:rPr>
-                <w:b w:val="0"/>
-                <w:sz w:val="17"/>
-              </w:rPr>
-              <w:t>₲ 1.079,5 M</w:t>
-            </w:r>
-          </w:p>
-        </w:tc>
-      </w:tr>
-    </w:tbl>
-    <w:p>
-      <w:pPr>
-        <w:spacing w:before="80" w:after="160"/>
-      </w:pPr>
-      <w:r>
-        <w:rPr>
-          <w:b/>
-          <w:color w:val="C86F24"/>
-        </w:rPr>
-        <w:t xml:space="preserve">Comentario gerencial: </w:t>
-      </w:r>
-      <w:r>
-        <w:rPr>
-          <w:i/>
-          <w:color w:val="485952"/>
-        </w:rPr>
-        <w:t>El monto PAR 0 de julio equivale al 85,00% del resultado mensual; el PAR 60 equivale al 27,81%. Estas referencias se analizan por separado porque PAR 60 está contenido dentro del universo de PAR 0.</w:t>
-      </w:r>
-    </w:p>
-    <w:p>
-      <w:pPr>
-        <w:pStyle w:val="Heading1"/>
-      </w:pPr>
-      <w:r>
-        <w:t>7. Balance y Estado de Resultados</w:t>
-      </w:r>
-    </w:p>
-    <w:tbl>
-      <w:tblPr>
-        <w:tblStyle w:val="TableGrid"/>
-        <w:tblW w:type="auto" w:w="0"/>
-        <w:jc w:val="center"/>
-        <w:tblLook w:firstColumn="1" w:firstRow="1" w:lastColumn="0" w:lastRow="0" w:noHBand="0" w:noVBand="1" w:val="04A0"/>
-      </w:tblPr>
-      <w:tblGrid>
-        <w:gridCol w:w="2520"/>
-        <w:gridCol w:w="2520"/>
-        <w:gridCol w:w="2520"/>
-        <w:gridCol w:w="2520"/>
-      </w:tblGrid>
-      <w:tr>
-        <w:tc>
-          <w:tcPr>
-            <w:tcW w:type="dxa" w:w="2520"/>
-            <w:vAlign w:val="center"/>
-            <w:shd w:fill="0F5B46"/>
-          </w:tcPr>
-          <w:p>
-            <w:r/>
-            <w:r>
-              <w:rPr>
-                <w:b/>
-                <w:color w:val="FFFFFF"/>
-                <w:sz w:val="17"/>
-              </w:rPr>
-              <w:t>Indicador</w:t>
-            </w:r>
-          </w:p>
-        </w:tc>
-        <w:tc>
-          <w:tcPr>
-            <w:tcW w:type="dxa" w:w="2520"/>
-            <w:vAlign w:val="center"/>
-            <w:shd w:fill="0F5B46"/>
-          </w:tcPr>
-          <w:p>
-            <w:r/>
-            <w:r>
-              <w:rPr>
-                <w:b/>
-                <w:color w:val="FFFFFF"/>
-                <w:sz w:val="17"/>
-              </w:rPr>
-              <w:t>Julio 2026</w:t>
-            </w:r>
-          </w:p>
-        </w:tc>
-        <w:tc>
-          <w:tcPr>
-            <w:tcW w:type="dxa" w:w="2520"/>
-            <w:vAlign w:val="center"/>
-            <w:shd w:fill="0F5B46"/>
-          </w:tcPr>
-          <w:p>
-            <w:r/>
-            <w:r>
-              <w:rPr>
-                <w:b/>
-                <w:color w:val="FFFFFF"/>
-                <w:sz w:val="17"/>
-              </w:rPr>
-              <w:t>Julio 2025</w:t>
-            </w:r>
-          </w:p>
-        </w:tc>
-        <w:tc>
-          <w:tcPr>
-            <w:tcW w:type="dxa" w:w="2520"/>
-            <w:vAlign w:val="center"/>
-            <w:shd w:fill="0F5B46"/>
-          </w:tcPr>
-          <w:p>
-            <w:r/>
-            <w:r>
-              <w:rPr>
-                <w:b/>
-                <w:color w:val="FFFFFF"/>
-                <w:sz w:val="17"/>
-              </w:rPr>
-              <w:t>Variación</w:t>
-            </w:r>
-          </w:p>
-        </w:tc>
-      </w:tr>
-      <w:tr>
-        <w:tc>
-          <w:tcPr>
-            <w:tcW w:type="dxa" w:w="2520"/>
-            <w:vAlign w:val="center"/>
-          </w:tcPr>
-          <w:p>
-            <w:r/>
-            <w:r>
-              <w:rPr>
-                <w:b w:val="0"/>
-                <w:sz w:val="17"/>
-              </w:rPr>
-              <w:t>Disponible</w:t>
-            </w:r>
-          </w:p>
-        </w:tc>
-        <w:tc>
-          <w:tcPr>
-            <w:tcW w:type="dxa" w:w="2520"/>
-            <w:vAlign w:val="center"/>
-          </w:tcPr>
-          <w:p>
-            <w:r/>
-            <w:r>
-              <w:rPr>
-                <w:b w:val="0"/>
-                <w:sz w:val="17"/>
-              </w:rPr>
-              <w:t>₲ 36.095,9 M</w:t>
-            </w:r>
-          </w:p>
-        </w:tc>
-        <w:tc>
-          <w:tcPr>
-            <w:tcW w:type="dxa" w:w="2520"/>
-            <w:vAlign w:val="center"/>
-          </w:tcPr>
-          <w:p>
-            <w:r/>
-            <w:r>
-              <w:rPr>
-                <w:b w:val="0"/>
-                <w:sz w:val="17"/>
-              </w:rPr>
-              <w:t>₲ 51.159,2 M</w:t>
-            </w:r>
-          </w:p>
-        </w:tc>
-        <w:tc>
-          <w:tcPr>
-            <w:tcW w:type="dxa" w:w="2520"/>
-            <w:vAlign w:val="center"/>
-          </w:tcPr>
-          <w:p>
-            <w:r/>
-            <w:r>
-              <w:rPr>
-                <w:b w:val="0"/>
-                <w:sz w:val="17"/>
-              </w:rPr>
-              <w:t>-29,4%</w:t>
-            </w:r>
-          </w:p>
-        </w:tc>
-      </w:tr>
-      <w:tr>
-        <w:tc>
-          <w:tcPr>
-            <w:tcW w:type="dxa" w:w="2520"/>
-            <w:vAlign w:val="center"/>
-          </w:tcPr>
-          <w:p>
-            <w:r/>
-            <w:r>
-              <w:rPr>
-                <w:b w:val="0"/>
-                <w:sz w:val="17"/>
-              </w:rPr>
-              <w:t>Ingresos operativos</w:t>
-            </w:r>
-          </w:p>
-        </w:tc>
-        <w:tc>
-          <w:tcPr>
-            <w:tcW w:type="dxa" w:w="2520"/>
-            <w:vAlign w:val="center"/>
-          </w:tcPr>
-          <w:p>
-            <w:r/>
-            <w:r>
-              <w:rPr>
-                <w:b w:val="0"/>
-                <w:sz w:val="17"/>
-              </w:rPr>
-              <w:t>₲ 61.463,3 M</w:t>
-            </w:r>
-          </w:p>
-        </w:tc>
-        <w:tc>
-          <w:tcPr>
-            <w:tcW w:type="dxa" w:w="2520"/>
-            <w:vAlign w:val="center"/>
-          </w:tcPr>
-          <w:p>
-            <w:r/>
-            <w:r>
-              <w:rPr>
-                <w:b w:val="0"/>
-                <w:sz w:val="17"/>
-              </w:rPr>
-              <w:t>₲ 53.254,0 M</w:t>
-            </w:r>
-          </w:p>
-        </w:tc>
-        <w:tc>
-          <w:tcPr>
-            <w:tcW w:type="dxa" w:w="2520"/>
-            <w:vAlign w:val="center"/>
-          </w:tcPr>
-          <w:p>
-            <w:r/>
-            <w:r>
-              <w:rPr>
-                <w:b w:val="0"/>
-                <w:sz w:val="17"/>
-              </w:rPr>
-              <w:t>+15,4%</w:t>
-            </w:r>
-          </w:p>
-        </w:tc>
-      </w:tr>
-      <w:tr>
-        <w:tc>
-          <w:tcPr>
-            <w:tcW w:type="dxa" w:w="2520"/>
-            <w:vAlign w:val="center"/>
-          </w:tcPr>
-          <w:p>
-            <w:r/>
-            <w:r>
-              <w:rPr>
-                <w:b w:val="0"/>
-                <w:sz w:val="17"/>
-              </w:rPr>
-              <w:t>Gastos totales</w:t>
-            </w:r>
-          </w:p>
-        </w:tc>
-        <w:tc>
-          <w:tcPr>
-            <w:tcW w:type="dxa" w:w="2520"/>
-            <w:vAlign w:val="center"/>
-          </w:tcPr>
-          <w:p>
-            <w:r/>
-            <w:r>
-              <w:rPr>
-                <w:b w:val="0"/>
-                <w:sz w:val="17"/>
-              </w:rPr>
-              <w:t>₲ 30.766,4 M</w:t>
-            </w:r>
-          </w:p>
-        </w:tc>
-        <w:tc>
-          <w:tcPr>
-            <w:tcW w:type="dxa" w:w="2520"/>
-            <w:vAlign w:val="center"/>
-          </w:tcPr>
-          <w:p>
-            <w:r/>
-            <w:r>
-              <w:rPr>
-                <w:b w:val="0"/>
-                <w:sz w:val="17"/>
-              </w:rPr>
-              <w:t>₲ 34.129,6 M</w:t>
-            </w:r>
-          </w:p>
-        </w:tc>
-        <w:tc>
-          <w:tcPr>
-            <w:tcW w:type="dxa" w:w="2520"/>
-            <w:vAlign w:val="center"/>
-          </w:tcPr>
-          <w:p>
-            <w:r/>
-            <w:r>
-              <w:rPr>
-                <w:b w:val="0"/>
-                <w:sz w:val="17"/>
-              </w:rPr>
-              <w:t>-9,9%</w:t>
-            </w:r>
-          </w:p>
-        </w:tc>
-      </w:tr>
-      <w:tr>
-        <w:tc>
-          <w:tcPr>
-            <w:tcW w:type="dxa" w:w="2520"/>
-            <w:vAlign w:val="center"/>
-          </w:tcPr>
-          <w:p>
-            <w:r/>
-            <w:r>
-              <w:rPr>
-                <w:b w:val="0"/>
-                <w:sz w:val="17"/>
-              </w:rPr>
-              <w:t>Previsiones BCP</w:t>
-            </w:r>
-          </w:p>
-        </w:tc>
-        <w:tc>
-          <w:tcPr>
-            <w:tcW w:type="dxa" w:w="2520"/>
-            <w:vAlign w:val="center"/>
-          </w:tcPr>
-          <w:p>
-            <w:r/>
-            <w:r>
-              <w:rPr>
-                <w:b w:val="0"/>
-                <w:sz w:val="17"/>
-              </w:rPr>
-              <w:t>₲ 12.991,9 M</w:t>
-            </w:r>
-          </w:p>
-        </w:tc>
-        <w:tc>
-          <w:tcPr>
-            <w:tcW w:type="dxa" w:w="2520"/>
-            <w:vAlign w:val="center"/>
-          </w:tcPr>
-          <w:p>
-            <w:r/>
-            <w:r>
-              <w:rPr>
-                <w:b w:val="0"/>
-                <w:sz w:val="17"/>
-              </w:rPr>
-              <w:t>₲ 14.862,6 M</w:t>
-            </w:r>
-          </w:p>
-        </w:tc>
-        <w:tc>
-          <w:tcPr>
-            <w:tcW w:type="dxa" w:w="2520"/>
-            <w:vAlign w:val="center"/>
-          </w:tcPr>
-          <w:p>
-            <w:r/>
-            <w:r>
-              <w:rPr>
-                <w:b w:val="0"/>
-                <w:sz w:val="17"/>
-              </w:rPr>
-              <w:t>-12,6%</w:t>
-            </w:r>
-          </w:p>
-        </w:tc>
-      </w:tr>
-      <w:tr>
-        <w:tc>
-          <w:tcPr>
-            <w:tcW w:type="dxa" w:w="2520"/>
-            <w:vAlign w:val="center"/>
-          </w:tcPr>
-          <w:p>
-            <w:r/>
-            <w:r>
-              <w:rPr>
-                <w:b w:val="0"/>
-                <w:sz w:val="17"/>
-              </w:rPr>
-              <w:t>Resultado del ejercicio</w:t>
-            </w:r>
-          </w:p>
-        </w:tc>
-        <w:tc>
-          <w:tcPr>
-            <w:tcW w:type="dxa" w:w="2520"/>
-            <w:vAlign w:val="center"/>
-          </w:tcPr>
-          <w:p>
-            <w:r/>
-            <w:r>
-              <w:rPr>
-                <w:b w:val="0"/>
-                <w:sz w:val="17"/>
-              </w:rPr>
-              <w:t>₲ 23.499,8 M</w:t>
-            </w:r>
-          </w:p>
-        </w:tc>
-        <w:tc>
-          <w:tcPr>
-            <w:tcW w:type="dxa" w:w="2520"/>
-            <w:vAlign w:val="center"/>
-          </w:tcPr>
-          <w:p>
-            <w:r/>
-            <w:r>
-              <w:rPr>
-                <w:b w:val="0"/>
-                <w:sz w:val="17"/>
-              </w:rPr>
-              <w:t>₲ 11.489,0 M</w:t>
-            </w:r>
-          </w:p>
-        </w:tc>
-        <w:tc>
-          <w:tcPr>
-            <w:tcW w:type="dxa" w:w="2520"/>
-            <w:vAlign w:val="center"/>
-          </w:tcPr>
-          <w:p>
-            <w:r/>
-            <w:r>
-              <w:rPr>
-                <w:b w:val="0"/>
-                <w:sz w:val="17"/>
-              </w:rPr>
-              <w:t>+104,5%</w:t>
-            </w:r>
-          </w:p>
-        </w:tc>
-      </w:tr>
-    </w:tbl>
     <w:p>
       <w:pPr>
         <w:jc w:val="center"/>
@@ -2626,8 +2484,8 @@
       <w:r>
         <w:drawing>
           <wp:inline xmlns:a="http://schemas.openxmlformats.org/drawingml/2006/main" xmlns:pic="http://schemas.openxmlformats.org/drawingml/2006/picture">
-            <wp:extent cx="5623560" cy="2398283"/>
-            <wp:docPr id="8" name="Picture 8"/>
+            <wp:extent cx="5669280" cy="2373074"/>
+            <wp:docPr id="16" name="Picture 16"/>
             <wp:cNvGraphicFramePr>
               <a:graphicFrameLocks noChangeAspect="1"/>
             </wp:cNvGraphicFramePr>
@@ -2635,11 +2493,11 @@
               <a:graphicData uri="http://schemas.openxmlformats.org/drawingml/2006/picture">
                 <pic:pic>
                   <pic:nvPicPr>
-                    <pic:cNvPr id="0" name="image.png"/>
+                    <pic:cNvPr id="0" name="state_Inhibido.png"/>
                     <pic:cNvPicPr/>
                   </pic:nvPicPr>
                   <pic:blipFill>
-                    <a:blip r:embed="rId13"/>
+                    <a:blip r:embed="rId24"/>
                     <a:stretch>
                       <a:fillRect/>
                     </a:stretch>
@@ -2647,7 +2505,7 @@
                   <pic:spPr>
                     <a:xfrm>
                       <a:off x="0" y="0"/>
-                      <a:ext cx="5623560" cy="2398283"/>
+                      <a:ext cx="5669280" cy="2373074"/>
                     </a:xfrm>
                     <a:prstGeom prst="rect"/>
                   </pic:spPr>
@@ -2660,13 +2518,21 @@
     </w:p>
     <w:p>
       <w:pPr>
+        <w:pStyle w:val="Heading2"/>
+      </w:pPr>
+      <w:r>
+        <w:t>Judicial</w:t>
+      </w:r>
+    </w:p>
+    <w:p>
+      <w:pPr>
         <w:jc w:val="center"/>
       </w:pPr>
       <w:r>
         <w:drawing>
           <wp:inline xmlns:a="http://schemas.openxmlformats.org/drawingml/2006/main" xmlns:pic="http://schemas.openxmlformats.org/drawingml/2006/picture">
-            <wp:extent cx="5623560" cy="2398283"/>
-            <wp:docPr id="7" name="Picture 7"/>
+            <wp:extent cx="5669280" cy="2373074"/>
+            <wp:docPr id="17" name="Picture 17"/>
             <wp:cNvGraphicFramePr>
               <a:graphicFrameLocks noChangeAspect="1"/>
             </wp:cNvGraphicFramePr>
@@ -2674,11 +2540,11 @@
               <a:graphicData uri="http://schemas.openxmlformats.org/drawingml/2006/picture">
                 <pic:pic>
                   <pic:nvPicPr>
-                    <pic:cNvPr id="0" name="image.png"/>
+                    <pic:cNvPr id="0" name="state_Judicial.png"/>
                     <pic:cNvPicPr/>
                   </pic:nvPicPr>
                   <pic:blipFill>
-                    <a:blip r:embed="rId12"/>
+                    <a:blip r:embed="rId25"/>
                     <a:stretch>
                       <a:fillRect/>
                     </a:stretch>
@@ -2686,7 +2552,7 @@
                   <pic:spPr>
                     <a:xfrm>
                       <a:off x="0" y="0"/>
-                      <a:ext cx="5623560" cy="2398283"/>
+                      <a:ext cx="5669280" cy="2373074"/>
                     </a:xfrm>
                     <a:prstGeom prst="rect"/>
                   </pic:spPr>
@@ -2699,29 +2565,208 @@
     </w:p>
     <w:p>
       <w:pPr>
-        <w:spacing w:before="80" w:after="160"/>
+        <w:pStyle w:val="Heading2"/>
       </w:pPr>
       <w:r>
-        <w:rPr>
-          <w:b/>
-          <w:color w:val="C86F24"/>
-        </w:rPr>
-        <w:t xml:space="preserve">Comentario gerencial: </w:t>
+        <w:t>Castigado</w:t>
       </w:r>
+    </w:p>
+    <w:p>
+      <w:pPr>
+        <w:jc w:val="center"/>
+      </w:pPr>
       <w:r>
-        <w:rPr>
-          <w:i/>
-          <w:color w:val="485952"/>
-        </w:rPr>
-        <w:t>El disponible disminuyó 29,4% interanualmente, mientras los ingresos operativos crecieron y los gastos totales se redujeron. La combinación de mayores ingresos, menores gastos y menores previsiones explica la fuerte mejora del resultado acumulado.</w:t>
+        <w:drawing>
+          <wp:inline xmlns:a="http://schemas.openxmlformats.org/drawingml/2006/main" xmlns:pic="http://schemas.openxmlformats.org/drawingml/2006/picture">
+            <wp:extent cx="5669280" cy="2373074"/>
+            <wp:docPr id="18" name="Picture 18"/>
+            <wp:cNvGraphicFramePr>
+              <a:graphicFrameLocks noChangeAspect="1"/>
+            </wp:cNvGraphicFramePr>
+            <a:graphic>
+              <a:graphicData uri="http://schemas.openxmlformats.org/drawingml/2006/picture">
+                <pic:pic>
+                  <pic:nvPicPr>
+                    <pic:cNvPr id="0" name="state_Castigado.png"/>
+                    <pic:cNvPicPr/>
+                  </pic:nvPicPr>
+                  <pic:blipFill>
+                    <a:blip r:embed="rId26"/>
+                    <a:stretch>
+                      <a:fillRect/>
+                    </a:stretch>
+                  </pic:blipFill>
+                  <pic:spPr>
+                    <a:xfrm>
+                      <a:off x="0" y="0"/>
+                      <a:ext cx="5669280" cy="2373074"/>
+                    </a:xfrm>
+                    <a:prstGeom prst="rect"/>
+                  </pic:spPr>
+                </pic:pic>
+              </a:graphicData>
+            </a:graphic>
+          </wp:inline>
+        </w:drawing>
       </w:r>
+    </w:p>
+    <w:p>
+      <w:pPr>
+        <w:pStyle w:val="Heading2"/>
+      </w:pPr>
+      <w:r>
+        <w:t>Vencida</w:t>
+      </w:r>
+    </w:p>
+    <w:p>
+      <w:pPr>
+        <w:jc w:val="center"/>
+      </w:pPr>
+      <w:r>
+        <w:drawing>
+          <wp:inline xmlns:a="http://schemas.openxmlformats.org/drawingml/2006/main" xmlns:pic="http://schemas.openxmlformats.org/drawingml/2006/picture">
+            <wp:extent cx="5669280" cy="2373074"/>
+            <wp:docPr id="19" name="Picture 19"/>
+            <wp:cNvGraphicFramePr>
+              <a:graphicFrameLocks noChangeAspect="1"/>
+            </wp:cNvGraphicFramePr>
+            <a:graphic>
+              <a:graphicData uri="http://schemas.openxmlformats.org/drawingml/2006/picture">
+                <pic:pic>
+                  <pic:nvPicPr>
+                    <pic:cNvPr id="0" name="state_Vencida.png"/>
+                    <pic:cNvPicPr/>
+                  </pic:nvPicPr>
+                  <pic:blipFill>
+                    <a:blip r:embed="rId27"/>
+                    <a:stretch>
+                      <a:fillRect/>
+                    </a:stretch>
+                  </pic:blipFill>
+                  <pic:spPr>
+                    <a:xfrm>
+                      <a:off x="0" y="0"/>
+                      <a:ext cx="5669280" cy="2373074"/>
+                    </a:xfrm>
+                    <a:prstGeom prst="rect"/>
+                  </pic:spPr>
+                </pic:pic>
+              </a:graphicData>
+            </a:graphic>
+          </wp:inline>
+        </w:drawing>
+      </w:r>
+    </w:p>
+    <w:p>
+      <w:pPr>
+        <w:pStyle w:val="Heading2"/>
+      </w:pPr>
+      <w:r>
+        <w:t>Vigente</w:t>
+      </w:r>
+    </w:p>
+    <w:p>
+      <w:pPr>
+        <w:jc w:val="center"/>
+      </w:pPr>
+      <w:r>
+        <w:drawing>
+          <wp:inline xmlns:a="http://schemas.openxmlformats.org/drawingml/2006/main" xmlns:pic="http://schemas.openxmlformats.org/drawingml/2006/picture">
+            <wp:extent cx="5669280" cy="2373074"/>
+            <wp:docPr id="20" name="Picture 20"/>
+            <wp:cNvGraphicFramePr>
+              <a:graphicFrameLocks noChangeAspect="1"/>
+            </wp:cNvGraphicFramePr>
+            <a:graphic>
+              <a:graphicData uri="http://schemas.openxmlformats.org/drawingml/2006/picture">
+                <pic:pic>
+                  <pic:nvPicPr>
+                    <pic:cNvPr id="0" name="state_Vigente.png"/>
+                    <pic:cNvPicPr/>
+                  </pic:nvPicPr>
+                  <pic:blipFill>
+                    <a:blip r:embed="rId28"/>
+                    <a:stretch>
+                      <a:fillRect/>
+                    </a:stretch>
+                  </pic:blipFill>
+                  <pic:spPr>
+                    <a:xfrm>
+                      <a:off x="0" y="0"/>
+                      <a:ext cx="5669280" cy="2373074"/>
+                    </a:xfrm>
+                    <a:prstGeom prst="rect"/>
+                  </pic:spPr>
+                </pic:pic>
+              </a:graphicData>
+            </a:graphic>
+          </wp:inline>
+        </w:drawing>
+      </w:r>
+    </w:p>
+    <w:p>
+      <w:pPr>
+        <w:pStyle w:val="Heading2"/>
+      </w:pPr>
+      <w:r>
+        <w:t>Desafectado judicial</w:t>
+      </w:r>
+    </w:p>
+    <w:p>
+      <w:pPr>
+        <w:jc w:val="center"/>
+      </w:pPr>
+      <w:r>
+        <w:drawing>
+          <wp:inline xmlns:a="http://schemas.openxmlformats.org/drawingml/2006/main" xmlns:pic="http://schemas.openxmlformats.org/drawingml/2006/picture">
+            <wp:extent cx="5669280" cy="2373074"/>
+            <wp:docPr id="21" name="Picture 21"/>
+            <wp:cNvGraphicFramePr>
+              <a:graphicFrameLocks noChangeAspect="1"/>
+            </wp:cNvGraphicFramePr>
+            <a:graphic>
+              <a:graphicData uri="http://schemas.openxmlformats.org/drawingml/2006/picture">
+                <pic:pic>
+                  <pic:nvPicPr>
+                    <pic:cNvPr id="0" name="state_Desafectado_judicial.png"/>
+                    <pic:cNvPicPr/>
+                  </pic:nvPicPr>
+                  <pic:blipFill>
+                    <a:blip r:embed="rId29"/>
+                    <a:stretch>
+                      <a:fillRect/>
+                    </a:stretch>
+                  </pic:blipFill>
+                  <pic:spPr>
+                    <a:xfrm>
+                      <a:off x="0" y="0"/>
+                      <a:ext cx="5669280" cy="2373074"/>
+                    </a:xfrm>
+                    <a:prstGeom prst="rect"/>
+                  </pic:spPr>
+                </pic:pic>
+              </a:graphicData>
+            </a:graphic>
+          </wp:inline>
+        </w:drawing>
+      </w:r>
+    </w:p>
+    <w:p>
+      <w:pPr>
+        <w:sectPr>
+          <w:pgSz w:w="15840" w:h="12240" w:orient="landscape"/>
+          <w:pgMar w:top="648" w:right="648" w:bottom="648" w:left="648" w:header="720" w:footer="720" w:gutter="0"/>
+          <w:cols w:space="720"/>
+          <w:docGrid w:linePitch="360"/>
+        </w:sectPr>
+      </w:pPr>
     </w:p>
     <w:p>
       <w:pPr>
         <w:pStyle w:val="Heading1"/>
       </w:pPr>
       <w:r>
-        <w:t>8. Ratios financieros</w:t>
+        <w:t>5. Bancarización</w:t>
       </w:r>
     </w:p>
     <w:tbl>
@@ -2732,15 +2777,13 @@
         <w:tblLook w:firstColumn="1" w:firstRow="1" w:lastColumn="0" w:lastRow="0" w:noHBand="0" w:noVBand="1" w:val="04A0"/>
       </w:tblPr>
       <w:tblGrid>
-        <w:gridCol w:w="2520"/>
-        <w:gridCol w:w="2520"/>
-        <w:gridCol w:w="2520"/>
-        <w:gridCol w:w="2520"/>
+        <w:gridCol w:w="5184"/>
+        <w:gridCol w:w="5184"/>
       </w:tblGrid>
       <w:tr>
         <w:tc>
           <w:tcPr>
-            <w:tcW w:type="dxa" w:w="2520"/>
+            <w:tcW w:type="dxa" w:w="5184"/>
             <w:vAlign w:val="center"/>
             <w:shd w:fill="0F5B46"/>
           </w:tcPr>
@@ -2750,15 +2793,15 @@
               <w:rPr>
                 <w:b/>
                 <w:color w:val="FFFFFF"/>
-                <w:sz w:val="17"/>
-              </w:rPr>
-              <w:t>Ratio</w:t>
-            </w:r>
-          </w:p>
-        </w:tc>
-        <w:tc>
-          <w:tcPr>
-            <w:tcW w:type="dxa" w:w="2520"/>
+                <w:sz w:val="16"/>
+              </w:rPr>
+              <w:t>Indicador</w:t>
+            </w:r>
+          </w:p>
+        </w:tc>
+        <w:tc>
+          <w:tcPr>
+            <w:tcW w:type="dxa" w:w="5184"/>
             <w:vAlign w:val="center"/>
             <w:shd w:fill="0F5B46"/>
           </w:tcPr>
@@ -2768,45 +2811,9 @@
               <w:rPr>
                 <w:b/>
                 <w:color w:val="FFFFFF"/>
-                <w:sz w:val="17"/>
-              </w:rPr>
-              <w:t>CAH julio 2026</w:t>
-            </w:r>
-          </w:p>
-        </w:tc>
-        <w:tc>
-          <w:tcPr>
-            <w:tcW w:type="dxa" w:w="2520"/>
-            <w:vAlign w:val="center"/>
-            <w:shd w:fill="0F5B46"/>
-          </w:tcPr>
-          <w:p>
-            <w:r/>
-            <w:r>
-              <w:rPr>
-                <w:b/>
-                <w:color w:val="FFFFFF"/>
-                <w:sz w:val="17"/>
-              </w:rPr>
-              <w:t>Bancos</w:t>
-            </w:r>
-          </w:p>
-        </w:tc>
-        <w:tc>
-          <w:tcPr>
-            <w:tcW w:type="dxa" w:w="2520"/>
-            <w:vAlign w:val="center"/>
-            <w:shd w:fill="0F5B46"/>
-          </w:tcPr>
-          <w:p>
-            <w:r/>
-            <w:r>
-              <w:rPr>
-                <w:b/>
-                <w:color w:val="FFFFFF"/>
-                <w:sz w:val="17"/>
-              </w:rPr>
-              <w:t>Financieras</w:t>
+                <w:sz w:val="16"/>
+              </w:rPr>
+              <w:t>Resultado</w:t>
             </w:r>
           </w:p>
         </w:tc>
@@ -2814,7 +2821,7 @@
       <w:tr>
         <w:tc>
           <w:tcPr>
-            <w:tcW w:type="dxa" w:w="2520"/>
+            <w:tcW w:type="dxa" w:w="5184"/>
             <w:vAlign w:val="center"/>
           </w:tcPr>
           <w:p>
@@ -2822,15 +2829,15 @@
             <w:r>
               <w:rPr>
                 <w:b w:val="0"/>
-                <w:sz w:val="17"/>
-              </w:rPr>
-              <w:t>ROE</w:t>
-            </w:r>
-          </w:p>
-        </w:tc>
-        <w:tc>
-          <w:tcPr>
-            <w:tcW w:type="dxa" w:w="2520"/>
+                <w:sz w:val="16"/>
+              </w:rPr>
+              <w:t>Cobertura acumulada por cantidad</w:t>
+            </w:r>
+          </w:p>
+        </w:tc>
+        <w:tc>
+          <w:tcPr>
+            <w:tcW w:type="dxa" w:w="5184"/>
             <w:vAlign w:val="center"/>
           </w:tcPr>
           <w:p>
@@ -2838,31 +2845,9 @@
             <w:r>
               <w:rPr>
                 <w:b w:val="0"/>
-                <w:sz w:val="17"/>
-              </w:rPr>
-              <w:t>3,04%</w:t>
-            </w:r>
-          </w:p>
-        </w:tc>
-        <w:tc>
-          <w:tcPr>
-            <w:tcW w:type="dxa" w:w="2520"/>
-            <w:vAlign w:val="center"/>
-          </w:tcPr>
-          <w:p>
-            <w:r>
-              <w:t>18,85%</w:t>
-            </w:r>
-          </w:p>
-        </w:tc>
-        <w:tc>
-          <w:tcPr>
-            <w:tcW w:type="dxa" w:w="2520"/>
-            <w:vAlign w:val="center"/>
-          </w:tcPr>
-          <w:p>
-            <w:r>
-              <w:t>21,40%</w:t>
+                <w:sz w:val="16"/>
+              </w:rPr>
+              <w:t>99,71%</w:t>
             </w:r>
           </w:p>
         </w:tc>
@@ -2870,7 +2855,7 @@
       <w:tr>
         <w:tc>
           <w:tcPr>
-            <w:tcW w:type="dxa" w:w="2520"/>
+            <w:tcW w:type="dxa" w:w="5184"/>
             <w:vAlign w:val="center"/>
           </w:tcPr>
           <w:p>
@@ -2878,15 +2863,15 @@
             <w:r>
               <w:rPr>
                 <w:b w:val="0"/>
-                <w:sz w:val="17"/>
-              </w:rPr>
-              <w:t>ROA</w:t>
-            </w:r>
-          </w:p>
-        </w:tc>
-        <w:tc>
-          <w:tcPr>
-            <w:tcW w:type="dxa" w:w="2520"/>
+                <w:sz w:val="16"/>
+              </w:rPr>
+              <w:t>Operaciones bancarizadas</w:t>
+            </w:r>
+          </w:p>
+        </w:tc>
+        <w:tc>
+          <w:tcPr>
+            <w:tcW w:type="dxa" w:w="5184"/>
             <w:vAlign w:val="center"/>
           </w:tcPr>
           <w:p>
@@ -2894,31 +2879,9 @@
             <w:r>
               <w:rPr>
                 <w:b w:val="0"/>
-                <w:sz w:val="17"/>
-              </w:rPr>
-              <w:t>2,77%</w:t>
-            </w:r>
-          </w:p>
-        </w:tc>
-        <w:tc>
-          <w:tcPr>
-            <w:tcW w:type="dxa" w:w="2520"/>
-            <w:vAlign w:val="center"/>
-          </w:tcPr>
-          <w:p>
-            <w:r>
-              <w:t>2,14%</w:t>
-            </w:r>
-          </w:p>
-        </w:tc>
-        <w:tc>
-          <w:tcPr>
-            <w:tcW w:type="dxa" w:w="2520"/>
-            <w:vAlign w:val="center"/>
-          </w:tcPr>
-          <w:p>
-            <w:r>
-              <w:t>2,30%</w:t>
+                <w:sz w:val="16"/>
+              </w:rPr>
+              <w:t>24.083</w:t>
             </w:r>
           </w:p>
         </w:tc>
@@ -2926,45 +2889,33 @@
       <w:tr>
         <w:tc>
           <w:tcPr>
-            <w:tcW w:type="dxa" w:w="2520"/>
+            <w:tcW w:type="dxa" w:w="5184"/>
             <w:vAlign w:val="center"/>
           </w:tcPr>
           <w:p>
-            <w:r>
-              <w:t>Índice de solvencia</w:t>
-            </w:r>
-          </w:p>
-        </w:tc>
-        <w:tc>
-          <w:tcPr>
-            <w:tcW w:type="dxa" w:w="2520"/>
+            <w:r/>
+            <w:r>
+              <w:rPr>
+                <w:b w:val="0"/>
+                <w:sz w:val="16"/>
+              </w:rPr>
+              <w:t>Total operaciones</w:t>
+            </w:r>
+          </w:p>
+        </w:tc>
+        <w:tc>
+          <w:tcPr>
+            <w:tcW w:type="dxa" w:w="5184"/>
             <w:vAlign w:val="center"/>
           </w:tcPr>
           <w:p>
-            <w:r>
-              <w:t>11,18</w:t>
-            </w:r>
-          </w:p>
-        </w:tc>
-        <w:tc>
-          <w:tcPr>
-            <w:tcW w:type="dxa" w:w="2520"/>
-            <w:vAlign w:val="center"/>
-          </w:tcPr>
-          <w:p>
-            <w:r>
-              <w:t>1,14</w:t>
-            </w:r>
-          </w:p>
-        </w:tc>
-        <w:tc>
-          <w:tcPr>
-            <w:tcW w:type="dxa" w:w="2520"/>
-            <w:vAlign w:val="center"/>
-          </w:tcPr>
-          <w:p>
-            <w:r>
-              <w:t>1,14</w:t>
+            <w:r/>
+            <w:r>
+              <w:rPr>
+                <w:b w:val="0"/>
+                <w:sz w:val="16"/>
+              </w:rPr>
+              <w:t>24.153</w:t>
             </w:r>
           </w:p>
         </w:tc>
@@ -2972,101 +2923,33 @@
       <w:tr>
         <w:tc>
           <w:tcPr>
-            <w:tcW w:type="dxa" w:w="2520"/>
+            <w:tcW w:type="dxa" w:w="5184"/>
             <w:vAlign w:val="center"/>
           </w:tcPr>
           <w:p>
-            <w:r>
-              <w:t>Liquidez</w:t>
-            </w:r>
-          </w:p>
-        </w:tc>
-        <w:tc>
-          <w:tcPr>
-            <w:tcW w:type="dxa" w:w="2520"/>
+            <w:r/>
+            <w:r>
+              <w:rPr>
+                <w:b w:val="0"/>
+                <w:sz w:val="16"/>
+              </w:rPr>
+              <w:t>Bancarizaciones de julio</w:t>
+            </w:r>
+          </w:p>
+        </w:tc>
+        <w:tc>
+          <w:tcPr>
+            <w:tcW w:type="dxa" w:w="5184"/>
             <w:vAlign w:val="center"/>
           </w:tcPr>
           <w:p>
-            <w:r>
-              <w:t>23,23</w:t>
-            </w:r>
-          </w:p>
-        </w:tc>
-        <w:tc>
-          <w:tcPr>
-            <w:tcW w:type="dxa" w:w="2520"/>
-            <w:vAlign w:val="center"/>
-          </w:tcPr>
-          <w:p>
             <w:r/>
-          </w:p>
-        </w:tc>
-        <w:tc>
-          <w:tcPr>
-            <w:tcW w:type="dxa" w:w="2520"/>
-            <w:vAlign w:val="center"/>
-          </w:tcPr>
-          <w:p>
-            <w:r/>
-          </w:p>
-        </w:tc>
-      </w:tr>
-    </w:tbl>
-    <w:p>
-      <w:pPr>
-        <w:spacing w:before="80" w:after="160"/>
-      </w:pPr>
-      <w:r>
-        <w:t>Comentario gerencial: El ROE del CAH es 3,04%, frente a 18,85% del total de Bancos y 21,40% del total de Financieras. El ROA del CAH es 2,77%, frente a 2,14% y 2,30%, respectivamente. El índice de solvencia se presenta sin símbolo adicional. Para Liquidez se muestra únicamente la cifra del CAH, sin comparación con Bancos ni Financieras.</w:t>
-      </w:r>
-    </w:p>
-    <w:p>
-      <w:pPr>
-        <w:pStyle w:val="Heading1"/>
-      </w:pPr>
-      <w:r>
-        <w:t>9. Presupuesto 2026 y ejecución financiera</w:t>
-      </w:r>
-    </w:p>
-    <w:tbl>
-      <w:tblPr>
-        <w:tblStyle w:val="TableGrid"/>
-        <w:tblW w:type="auto" w:w="0"/>
-        <w:tblLook w:firstColumn="1" w:firstRow="1" w:lastColumn="0" w:lastRow="0" w:noHBand="0" w:noVBand="1" w:val="04A0"/>
-      </w:tblPr>
-      <w:tblGrid>
-        <w:gridCol w:w="3360"/>
-        <w:gridCol w:w="3360"/>
-        <w:gridCol w:w="3360"/>
-      </w:tblGrid>
-      <w:tr>
-        <w:tc>
-          <w:tcPr>
-            <w:tcW w:type="dxa" w:w="3360"/>
-          </w:tcPr>
-          <w:p>
-            <w:r>
-              <w:t>Indicador</w:t>
-            </w:r>
-          </w:p>
-        </w:tc>
-        <w:tc>
-          <w:tcPr>
-            <w:tcW w:type="dxa" w:w="3360"/>
-          </w:tcPr>
-          <w:p>
-            <w:r>
-              <w:t>Monto</w:t>
-            </w:r>
-          </w:p>
-        </w:tc>
-        <w:tc>
-          <w:tcPr>
-            <w:tcW w:type="dxa" w:w="3360"/>
-          </w:tcPr>
-          <w:p>
-            <w:r>
-              <w:t>Participación</w:t>
+            <w:r>
+              <w:rPr>
+                <w:b w:val="0"/>
+                <w:sz w:val="16"/>
+              </w:rPr>
+              <w:t>3.568</w:t>
             </w:r>
           </w:p>
         </w:tc>
@@ -3074,95 +2957,33 @@
       <w:tr>
         <w:tc>
           <w:tcPr>
-            <w:tcW w:type="dxa" w:w="3360"/>
-          </w:tcPr>
-          <w:p>
-            <w:r>
-              <w:t>Presupuesto 2026</w:t>
-            </w:r>
-          </w:p>
-        </w:tc>
-        <w:tc>
-          <w:tcPr>
-            <w:tcW w:type="dxa" w:w="3360"/>
-          </w:tcPr>
-          <w:p>
-            <w:r>
-              <w:t>₲ 500.596,8 M</w:t>
-            </w:r>
-          </w:p>
-        </w:tc>
-        <w:tc>
-          <w:tcPr>
-            <w:tcW w:type="dxa" w:w="3360"/>
-          </w:tcPr>
-          <w:p>
-            <w:r>
-              <w:t>100,0%</w:t>
-            </w:r>
-          </w:p>
-        </w:tc>
-      </w:tr>
-      <w:tr>
-        <w:tc>
-          <w:tcPr>
-            <w:tcW w:type="dxa" w:w="3360"/>
-          </w:tcPr>
-          <w:p>
-            <w:r>
-              <w:t>Desembolsos ene-jul 2026</w:t>
-            </w:r>
-          </w:p>
-        </w:tc>
-        <w:tc>
-          <w:tcPr>
-            <w:tcW w:type="dxa" w:w="3360"/>
-          </w:tcPr>
-          <w:p>
-            <w:r>
-              <w:t>₲ 365.465,7 M</w:t>
-            </w:r>
-          </w:p>
-        </w:tc>
-        <w:tc>
-          <w:tcPr>
-            <w:tcW w:type="dxa" w:w="3360"/>
-          </w:tcPr>
-          <w:p>
-            <w:r>
-              <w:t>73,0%</w:t>
-            </w:r>
-          </w:p>
-        </w:tc>
-      </w:tr>
-      <w:tr>
-        <w:tc>
-          <w:tcPr>
-            <w:tcW w:type="dxa" w:w="3360"/>
-          </w:tcPr>
-          <w:p>
-            <w:r>
-              <w:t>Saldo frente al presupuesto</w:t>
-            </w:r>
-          </w:p>
-        </w:tc>
-        <w:tc>
-          <w:tcPr>
-            <w:tcW w:type="dxa" w:w="3360"/>
-          </w:tcPr>
-          <w:p>
-            <w:r>
-              <w:t>₲ 135.131,1 M</w:t>
-            </w:r>
-          </w:p>
-        </w:tc>
-        <w:tc>
-          <w:tcPr>
-            <w:tcW w:type="dxa" w:w="3360"/>
-          </w:tcPr>
-          <w:p>
-            <w:r>
-              <w:t>27,0%</w:t>
+            <w:tcW w:type="dxa" w:w="5184"/>
+            <w:vAlign w:val="center"/>
+          </w:tcPr>
+          <w:p>
+            <w:r/>
+            <w:r>
+              <w:rPr>
+                <w:b w:val="0"/>
+                <w:sz w:val="16"/>
+              </w:rPr>
+              <w:t>Cobertura julio</w:t>
+            </w:r>
+          </w:p>
+        </w:tc>
+        <w:tc>
+          <w:tcPr>
+            <w:tcW w:type="dxa" w:w="5184"/>
+            <w:vAlign w:val="center"/>
+          </w:tcPr>
+          <w:p>
+            <w:r/>
+            <w:r>
+              <w:rPr>
+                <w:b w:val="0"/>
+                <w:sz w:val="16"/>
+              </w:rPr>
+              <w:t>99,69%</w:t>
             </w:r>
           </w:p>
         </w:tc>
@@ -3175,7 +2996,7 @@
       <w:r>
         <w:drawing>
           <wp:inline xmlns:a="http://schemas.openxmlformats.org/drawingml/2006/main" xmlns:pic="http://schemas.openxmlformats.org/drawingml/2006/picture">
-            <wp:extent cx="5577840" cy="2253791"/>
+            <wp:extent cx="5715000" cy="2409304"/>
             <wp:docPr id="9" name="Picture 9"/>
             <wp:cNvGraphicFramePr>
               <a:graphicFrameLocks noChangeAspect="1"/>
@@ -3184,11 +3005,11 @@
               <a:graphicData uri="http://schemas.openxmlformats.org/drawingml/2006/picture">
                 <pic:pic>
                   <pic:nvPicPr>
-                    <pic:cNvPr id="0" name="image.png"/>
+                    <pic:cNvPr id="0" name="bank_ger.png"/>
                     <pic:cNvPicPr/>
                   </pic:nvPicPr>
                   <pic:blipFill>
-                    <a:blip r:embed="rId10"/>
+                    <a:blip r:embed="rId17"/>
                     <a:stretch>
                       <a:fillRect/>
                     </a:stretch>
@@ -3196,7 +3017,1785 @@
                   <pic:spPr>
                     <a:xfrm>
                       <a:off x="0" y="0"/>
-                      <a:ext cx="5577840" cy="2253791"/>
+                      <a:ext cx="5715000" cy="2409304"/>
+                    </a:xfrm>
+                    <a:prstGeom prst="rect"/>
+                  </pic:spPr>
+                </pic:pic>
+              </a:graphicData>
+            </a:graphic>
+          </wp:inline>
+        </w:drawing>
+      </w:r>
+    </w:p>
+    <w:p>
+      <w:pPr>
+        <w:pStyle w:val="Heading1"/>
+      </w:pPr>
+      <w:r>
+        <w:t>6. Cartera y morosidad</w:t>
+      </w:r>
+    </w:p>
+    <w:tbl>
+      <w:tblPr>
+        <w:tblStyle w:val="TableGrid"/>
+        <w:tblW w:type="auto" w:w="0"/>
+        <w:jc w:val="center"/>
+        <w:tblLook w:firstColumn="1" w:firstRow="1" w:lastColumn="0" w:lastRow="0" w:noHBand="0" w:noVBand="1" w:val="04A0"/>
+      </w:tblPr>
+      <w:tblGrid>
+        <w:gridCol w:w="3456"/>
+        <w:gridCol w:w="3456"/>
+        <w:gridCol w:w="3456"/>
+      </w:tblGrid>
+      <w:tr>
+        <w:tc>
+          <w:tcPr>
+            <w:tcW w:type="dxa" w:w="3456"/>
+            <w:vAlign w:val="center"/>
+            <w:shd w:fill="0F5B46"/>
+          </w:tcPr>
+          <w:p>
+            <w:r/>
+            <w:r>
+              <w:rPr>
+                <w:b/>
+                <w:color w:val="FFFFFF"/>
+                <w:sz w:val="16"/>
+              </w:rPr>
+              <w:t>Componente</w:t>
+            </w:r>
+          </w:p>
+        </w:tc>
+        <w:tc>
+          <w:tcPr>
+            <w:tcW w:type="dxa" w:w="3456"/>
+            <w:vAlign w:val="center"/>
+            <w:shd w:fill="0F5B46"/>
+          </w:tcPr>
+          <w:p>
+            <w:r/>
+            <w:r>
+              <w:rPr>
+                <w:b/>
+                <w:color w:val="FFFFFF"/>
+                <w:sz w:val="16"/>
+              </w:rPr>
+              <w:t>Julio 2026</w:t>
+            </w:r>
+          </w:p>
+        </w:tc>
+        <w:tc>
+          <w:tcPr>
+            <w:tcW w:type="dxa" w:w="3456"/>
+            <w:vAlign w:val="center"/>
+            <w:shd w:fill="0F5B46"/>
+          </w:tcPr>
+          <w:p>
+            <w:r/>
+            <w:r>
+              <w:rPr>
+                <w:b/>
+                <w:color w:val="FFFFFF"/>
+                <w:sz w:val="16"/>
+              </w:rPr>
+              <w:t>Julio 2025</w:t>
+            </w:r>
+          </w:p>
+        </w:tc>
+      </w:tr>
+      <w:tr>
+        <w:tc>
+          <w:tcPr>
+            <w:tcW w:type="dxa" w:w="3456"/>
+            <w:vAlign w:val="center"/>
+          </w:tcPr>
+          <w:p>
+            <w:r/>
+            <w:r>
+              <w:rPr>
+                <w:b w:val="0"/>
+                <w:sz w:val="16"/>
+              </w:rPr>
+              <w:t>Cartera total</w:t>
+            </w:r>
+          </w:p>
+        </w:tc>
+        <w:tc>
+          <w:tcPr>
+            <w:tcW w:type="dxa" w:w="3456"/>
+            <w:vAlign w:val="center"/>
+          </w:tcPr>
+          <w:p>
+            <w:r/>
+            <w:r>
+              <w:rPr>
+                <w:b w:val="0"/>
+                <w:sz w:val="16"/>
+              </w:rPr>
+              <w:t>₲ 749.879 M</w:t>
+            </w:r>
+          </w:p>
+        </w:tc>
+        <w:tc>
+          <w:tcPr>
+            <w:tcW w:type="dxa" w:w="3456"/>
+            <w:vAlign w:val="center"/>
+          </w:tcPr>
+          <w:p>
+            <w:r/>
+            <w:r>
+              <w:rPr>
+                <w:b w:val="0"/>
+                <w:sz w:val="16"/>
+              </w:rPr>
+              <w:t>₲ 733.281 M</w:t>
+            </w:r>
+          </w:p>
+        </w:tc>
+      </w:tr>
+      <w:tr>
+        <w:tc>
+          <w:tcPr>
+            <w:tcW w:type="dxa" w:w="3456"/>
+            <w:vAlign w:val="center"/>
+          </w:tcPr>
+          <w:p>
+            <w:r/>
+            <w:r>
+              <w:rPr>
+                <w:b w:val="0"/>
+                <w:sz w:val="16"/>
+              </w:rPr>
+              <w:t>Vigente</w:t>
+            </w:r>
+          </w:p>
+        </w:tc>
+        <w:tc>
+          <w:tcPr>
+            <w:tcW w:type="dxa" w:w="3456"/>
+            <w:vAlign w:val="center"/>
+          </w:tcPr>
+          <w:p>
+            <w:r/>
+            <w:r>
+              <w:rPr>
+                <w:b w:val="0"/>
+                <w:sz w:val="16"/>
+              </w:rPr>
+              <w:t>₲ 715.646 M</w:t>
+            </w:r>
+          </w:p>
+        </w:tc>
+        <w:tc>
+          <w:tcPr>
+            <w:tcW w:type="dxa" w:w="3456"/>
+            <w:vAlign w:val="center"/>
+          </w:tcPr>
+          <w:p>
+            <w:r/>
+            <w:r>
+              <w:rPr>
+                <w:b w:val="0"/>
+                <w:sz w:val="16"/>
+              </w:rPr>
+              <w:t>₲ 613.402 M</w:t>
+            </w:r>
+          </w:p>
+        </w:tc>
+      </w:tr>
+      <w:tr>
+        <w:tc>
+          <w:tcPr>
+            <w:tcW w:type="dxa" w:w="3456"/>
+            <w:vAlign w:val="center"/>
+          </w:tcPr>
+          <w:p>
+            <w:r/>
+            <w:r>
+              <w:rPr>
+                <w:b w:val="0"/>
+                <w:sz w:val="16"/>
+              </w:rPr>
+              <w:t>Vencida</w:t>
+            </w:r>
+          </w:p>
+        </w:tc>
+        <w:tc>
+          <w:tcPr>
+            <w:tcW w:type="dxa" w:w="3456"/>
+            <w:vAlign w:val="center"/>
+          </w:tcPr>
+          <w:p>
+            <w:r/>
+            <w:r>
+              <w:rPr>
+                <w:b w:val="0"/>
+                <w:sz w:val="16"/>
+              </w:rPr>
+              <w:t>₲ 28.578 M</w:t>
+            </w:r>
+          </w:p>
+        </w:tc>
+        <w:tc>
+          <w:tcPr>
+            <w:tcW w:type="dxa" w:w="3456"/>
+            <w:vAlign w:val="center"/>
+          </w:tcPr>
+          <w:p>
+            <w:r/>
+            <w:r>
+              <w:rPr>
+                <w:b w:val="0"/>
+                <w:sz w:val="16"/>
+              </w:rPr>
+              <w:t>₲ 70.446 M</w:t>
+            </w:r>
+          </w:p>
+        </w:tc>
+      </w:tr>
+      <w:tr>
+        <w:tc>
+          <w:tcPr>
+            <w:tcW w:type="dxa" w:w="3456"/>
+            <w:vAlign w:val="center"/>
+          </w:tcPr>
+          <w:p>
+            <w:r/>
+            <w:r>
+              <w:rPr>
+                <w:b w:val="0"/>
+                <w:sz w:val="16"/>
+              </w:rPr>
+              <w:t>Judicial</w:t>
+            </w:r>
+          </w:p>
+        </w:tc>
+        <w:tc>
+          <w:tcPr>
+            <w:tcW w:type="dxa" w:w="3456"/>
+            <w:vAlign w:val="center"/>
+          </w:tcPr>
+          <w:p>
+            <w:r/>
+            <w:r>
+              <w:rPr>
+                <w:b w:val="0"/>
+                <w:sz w:val="16"/>
+              </w:rPr>
+              <w:t>₲ 5.654 M</w:t>
+            </w:r>
+          </w:p>
+        </w:tc>
+        <w:tc>
+          <w:tcPr>
+            <w:tcW w:type="dxa" w:w="3456"/>
+            <w:vAlign w:val="center"/>
+          </w:tcPr>
+          <w:p>
+            <w:r/>
+            <w:r>
+              <w:rPr>
+                <w:b w:val="0"/>
+                <w:sz w:val="16"/>
+              </w:rPr>
+              <w:t>₲ 49.434 M</w:t>
+            </w:r>
+          </w:p>
+        </w:tc>
+      </w:tr>
+    </w:tbl>
+    <w:p>
+      <w:pPr>
+        <w:jc w:val="center"/>
+      </w:pPr>
+      <w:r>
+        <w:drawing>
+          <wp:inline xmlns:a="http://schemas.openxmlformats.org/drawingml/2006/main" xmlns:pic="http://schemas.openxmlformats.org/drawingml/2006/picture">
+            <wp:extent cx="5715000" cy="3423897"/>
+            <wp:docPr id="10" name="Picture 10"/>
+            <wp:cNvGraphicFramePr>
+              <a:graphicFrameLocks noChangeAspect="1"/>
+            </wp:cNvGraphicFramePr>
+            <a:graphic>
+              <a:graphicData uri="http://schemas.openxmlformats.org/drawingml/2006/picture">
+                <pic:pic>
+                  <pic:nvPicPr>
+                    <pic:cNvPr id="0" name="cartera_total.png"/>
+                    <pic:cNvPicPr/>
+                  </pic:nvPicPr>
+                  <pic:blipFill>
+                    <a:blip r:embed="rId18"/>
+                    <a:stretch>
+                      <a:fillRect/>
+                    </a:stretch>
+                  </pic:blipFill>
+                  <pic:spPr>
+                    <a:xfrm>
+                      <a:off x="0" y="0"/>
+                      <a:ext cx="5715000" cy="3423897"/>
+                    </a:xfrm>
+                    <a:prstGeom prst="rect"/>
+                  </pic:spPr>
+                </pic:pic>
+              </a:graphicData>
+            </a:graphic>
+          </wp:inline>
+        </w:drawing>
+      </w:r>
+    </w:p>
+    <w:p>
+      <w:pPr>
+        <w:pStyle w:val="Heading2"/>
+      </w:pPr>
+      <w:r>
+        <w:t>Cartera vigente - julio 2026</w:t>
+      </w:r>
+    </w:p>
+    <w:tbl>
+      <w:tblPr>
+        <w:tblStyle w:val="TableGrid"/>
+        <w:tblW w:type="auto" w:w="0"/>
+        <w:jc w:val="center"/>
+        <w:tblLook w:firstColumn="1" w:firstRow="1" w:lastColumn="0" w:lastRow="0" w:noHBand="0" w:noVBand="1" w:val="04A0"/>
+      </w:tblPr>
+      <w:tblGrid>
+        <w:gridCol w:w="3456"/>
+        <w:gridCol w:w="3456"/>
+        <w:gridCol w:w="3456"/>
+      </w:tblGrid>
+      <w:tr>
+        <w:tc>
+          <w:tcPr>
+            <w:tcW w:type="dxa" w:w="3456"/>
+            <w:vAlign w:val="center"/>
+            <w:shd w:fill="0F5B46"/>
+          </w:tcPr>
+          <w:p>
+            <w:r/>
+            <w:r>
+              <w:rPr>
+                <w:b/>
+                <w:color w:val="FFFFFF"/>
+                <w:sz w:val="16"/>
+              </w:rPr>
+              <w:t>Componente</w:t>
+            </w:r>
+          </w:p>
+        </w:tc>
+        <w:tc>
+          <w:tcPr>
+            <w:tcW w:type="dxa" w:w="3456"/>
+            <w:vAlign w:val="center"/>
+            <w:shd w:fill="0F5B46"/>
+          </w:tcPr>
+          <w:p>
+            <w:r/>
+            <w:r>
+              <w:rPr>
+                <w:b/>
+                <w:color w:val="FFFFFF"/>
+                <w:sz w:val="16"/>
+              </w:rPr>
+              <w:t>Monto</w:t>
+            </w:r>
+          </w:p>
+        </w:tc>
+        <w:tc>
+          <w:tcPr>
+            <w:tcW w:type="dxa" w:w="3456"/>
+            <w:vAlign w:val="center"/>
+            <w:shd w:fill="0F5B46"/>
+          </w:tcPr>
+          <w:p>
+            <w:r/>
+            <w:r>
+              <w:rPr>
+                <w:b/>
+                <w:color w:val="FFFFFF"/>
+                <w:sz w:val="16"/>
+              </w:rPr>
+              <w:t>Participación</w:t>
+            </w:r>
+          </w:p>
+        </w:tc>
+      </w:tr>
+      <w:tr>
+        <w:tc>
+          <w:tcPr>
+            <w:tcW w:type="dxa" w:w="3456"/>
+            <w:vAlign w:val="center"/>
+          </w:tcPr>
+          <w:p>
+            <w:r/>
+            <w:r>
+              <w:rPr>
+                <w:b w:val="0"/>
+                <w:sz w:val="16"/>
+              </w:rPr>
+              <w:t>Vigente exigible</w:t>
+            </w:r>
+          </w:p>
+        </w:tc>
+        <w:tc>
+          <w:tcPr>
+            <w:tcW w:type="dxa" w:w="3456"/>
+            <w:vAlign w:val="center"/>
+          </w:tcPr>
+          <w:p>
+            <w:r/>
+            <w:r>
+              <w:rPr>
+                <w:b w:val="0"/>
+                <w:sz w:val="16"/>
+              </w:rPr>
+              <w:t>₲ 151.631 M</w:t>
+            </w:r>
+          </w:p>
+        </w:tc>
+        <w:tc>
+          <w:tcPr>
+            <w:tcW w:type="dxa" w:w="3456"/>
+            <w:vAlign w:val="center"/>
+          </w:tcPr>
+          <w:p>
+            <w:r/>
+            <w:r>
+              <w:rPr>
+                <w:b w:val="0"/>
+                <w:sz w:val="16"/>
+              </w:rPr>
+              <w:t>21,2%</w:t>
+            </w:r>
+          </w:p>
+        </w:tc>
+      </w:tr>
+      <w:tr>
+        <w:tc>
+          <w:tcPr>
+            <w:tcW w:type="dxa" w:w="3456"/>
+            <w:vAlign w:val="center"/>
+          </w:tcPr>
+          <w:p>
+            <w:r/>
+            <w:r>
+              <w:rPr>
+                <w:b w:val="0"/>
+                <w:sz w:val="16"/>
+              </w:rPr>
+              <w:t>Vigente no exigible</w:t>
+            </w:r>
+          </w:p>
+        </w:tc>
+        <w:tc>
+          <w:tcPr>
+            <w:tcW w:type="dxa" w:w="3456"/>
+            <w:vAlign w:val="center"/>
+          </w:tcPr>
+          <w:p>
+            <w:r/>
+            <w:r>
+              <w:rPr>
+                <w:b w:val="0"/>
+                <w:sz w:val="16"/>
+              </w:rPr>
+              <w:t>₲ 564.015 M</w:t>
+            </w:r>
+          </w:p>
+        </w:tc>
+        <w:tc>
+          <w:tcPr>
+            <w:tcW w:type="dxa" w:w="3456"/>
+            <w:vAlign w:val="center"/>
+          </w:tcPr>
+          <w:p>
+            <w:r/>
+            <w:r>
+              <w:rPr>
+                <w:b w:val="0"/>
+                <w:sz w:val="16"/>
+              </w:rPr>
+              <w:t>78,8%</w:t>
+            </w:r>
+          </w:p>
+        </w:tc>
+      </w:tr>
+      <w:tr>
+        <w:tc>
+          <w:tcPr>
+            <w:tcW w:type="dxa" w:w="3456"/>
+            <w:vAlign w:val="center"/>
+          </w:tcPr>
+          <w:p>
+            <w:r/>
+            <w:r>
+              <w:rPr>
+                <w:b w:val="0"/>
+                <w:sz w:val="16"/>
+              </w:rPr>
+              <w:t>TOTAL vigente</w:t>
+            </w:r>
+          </w:p>
+        </w:tc>
+        <w:tc>
+          <w:tcPr>
+            <w:tcW w:type="dxa" w:w="3456"/>
+            <w:vAlign w:val="center"/>
+          </w:tcPr>
+          <w:p>
+            <w:r/>
+            <w:r>
+              <w:rPr>
+                <w:b w:val="0"/>
+                <w:sz w:val="16"/>
+              </w:rPr>
+              <w:t>₲ 715.646 M</w:t>
+            </w:r>
+          </w:p>
+        </w:tc>
+        <w:tc>
+          <w:tcPr>
+            <w:tcW w:type="dxa" w:w="3456"/>
+            <w:vAlign w:val="center"/>
+          </w:tcPr>
+          <w:p>
+            <w:r/>
+            <w:r>
+              <w:rPr>
+                <w:b w:val="0"/>
+                <w:sz w:val="16"/>
+              </w:rPr>
+              <w:t>100,0%</w:t>
+            </w:r>
+          </w:p>
+        </w:tc>
+      </w:tr>
+    </w:tbl>
+    <w:p>
+      <w:pPr>
+        <w:jc w:val="center"/>
+      </w:pPr>
+      <w:r>
+        <w:drawing>
+          <wp:inline xmlns:a="http://schemas.openxmlformats.org/drawingml/2006/main" xmlns:pic="http://schemas.openxmlformats.org/drawingml/2006/picture">
+            <wp:extent cx="5120640" cy="4909561"/>
+            <wp:docPr id="22" name="Picture 22"/>
+            <wp:cNvGraphicFramePr>
+              <a:graphicFrameLocks noChangeAspect="1"/>
+            </wp:cNvGraphicFramePr>
+            <a:graphic>
+              <a:graphicData uri="http://schemas.openxmlformats.org/drawingml/2006/picture">
+                <pic:pic>
+                  <pic:nvPicPr>
+                    <pic:cNvPr id="0" name="cartera_vigente_torta.png"/>
+                    <pic:cNvPicPr/>
+                  </pic:nvPicPr>
+                  <pic:blipFill>
+                    <a:blip r:embed="rId30"/>
+                    <a:stretch>
+                      <a:fillRect/>
+                    </a:stretch>
+                  </pic:blipFill>
+                  <pic:spPr>
+                    <a:xfrm>
+                      <a:off x="0" y="0"/>
+                      <a:ext cx="5120640" cy="4909561"/>
+                    </a:xfrm>
+                    <a:prstGeom prst="rect"/>
+                  </pic:spPr>
+                </pic:pic>
+              </a:graphicData>
+            </a:graphic>
+          </wp:inline>
+        </w:drawing>
+      </w:r>
+    </w:p>
+    <w:p>
+      <w:pPr>
+        <w:pStyle w:val="Heading2"/>
+      </w:pPr>
+      <w:r>
+        <w:t>Morosidad</w:t>
+      </w:r>
+    </w:p>
+    <w:tbl>
+      <w:tblPr>
+        <w:tblStyle w:val="TableGrid"/>
+        <w:tblW w:type="auto" w:w="0"/>
+        <w:jc w:val="center"/>
+        <w:tblLook w:firstColumn="1" w:firstRow="1" w:lastColumn="0" w:lastRow="0" w:noHBand="0" w:noVBand="1" w:val="04A0"/>
+      </w:tblPr>
+      <w:tblGrid>
+        <w:gridCol w:w="2592"/>
+        <w:gridCol w:w="2592"/>
+        <w:gridCol w:w="2592"/>
+        <w:gridCol w:w="2592"/>
+      </w:tblGrid>
+      <w:tr>
+        <w:tc>
+          <w:tcPr>
+            <w:tcW w:type="dxa" w:w="2592"/>
+            <w:vAlign w:val="center"/>
+            <w:shd w:fill="0F5B46"/>
+          </w:tcPr>
+          <w:p>
+            <w:r/>
+            <w:r>
+              <w:rPr>
+                <w:b/>
+                <w:color w:val="FFFFFF"/>
+                <w:sz w:val="16"/>
+              </w:rPr>
+              <w:t>Indicador</w:t>
+            </w:r>
+          </w:p>
+        </w:tc>
+        <w:tc>
+          <w:tcPr>
+            <w:tcW w:type="dxa" w:w="2592"/>
+            <w:vAlign w:val="center"/>
+            <w:shd w:fill="0F5B46"/>
+          </w:tcPr>
+          <w:p>
+            <w:r/>
+            <w:r>
+              <w:rPr>
+                <w:b/>
+                <w:color w:val="FFFFFF"/>
+                <w:sz w:val="16"/>
+              </w:rPr>
+              <w:t>Julio 2026</w:t>
+            </w:r>
+          </w:p>
+        </w:tc>
+        <w:tc>
+          <w:tcPr>
+            <w:tcW w:type="dxa" w:w="2592"/>
+            <w:vAlign w:val="center"/>
+            <w:shd w:fill="0F5B46"/>
+          </w:tcPr>
+          <w:p>
+            <w:r/>
+            <w:r>
+              <w:rPr>
+                <w:b/>
+                <w:color w:val="FFFFFF"/>
+                <w:sz w:val="16"/>
+              </w:rPr>
+              <w:t>Julio 2025</w:t>
+            </w:r>
+          </w:p>
+        </w:tc>
+        <w:tc>
+          <w:tcPr>
+            <w:tcW w:type="dxa" w:w="2592"/>
+            <w:vAlign w:val="center"/>
+            <w:shd w:fill="0F5B46"/>
+          </w:tcPr>
+          <w:p>
+            <w:r/>
+            <w:r>
+              <w:rPr>
+                <w:b/>
+                <w:color w:val="FFFFFF"/>
+                <w:sz w:val="16"/>
+              </w:rPr>
+              <w:t>Monto 2026</w:t>
+            </w:r>
+          </w:p>
+        </w:tc>
+      </w:tr>
+      <w:tr>
+        <w:tc>
+          <w:tcPr>
+            <w:tcW w:type="dxa" w:w="2592"/>
+            <w:vAlign w:val="center"/>
+          </w:tcPr>
+          <w:p>
+            <w:r/>
+            <w:r>
+              <w:rPr>
+                <w:b w:val="0"/>
+                <w:sz w:val="16"/>
+              </w:rPr>
+              <w:t>PAR 0</w:t>
+            </w:r>
+          </w:p>
+        </w:tc>
+        <w:tc>
+          <w:tcPr>
+            <w:tcW w:type="dxa" w:w="2592"/>
+            <w:vAlign w:val="center"/>
+          </w:tcPr>
+          <w:p>
+            <w:r/>
+            <w:r>
+              <w:rPr>
+                <w:b w:val="0"/>
+                <w:sz w:val="16"/>
+              </w:rPr>
+              <w:t>3,93%</w:t>
+            </w:r>
+          </w:p>
+        </w:tc>
+        <w:tc>
+          <w:tcPr>
+            <w:tcW w:type="dxa" w:w="2592"/>
+            <w:vAlign w:val="center"/>
+          </w:tcPr>
+          <w:p>
+            <w:r/>
+            <w:r>
+              <w:rPr>
+                <w:b w:val="0"/>
+                <w:sz w:val="16"/>
+              </w:rPr>
+              <w:t>3,42%</w:t>
+            </w:r>
+          </w:p>
+        </w:tc>
+        <w:tc>
+          <w:tcPr>
+            <w:tcW w:type="dxa" w:w="2592"/>
+            <w:vAlign w:val="center"/>
+          </w:tcPr>
+          <w:p>
+            <w:r/>
+            <w:r>
+              <w:rPr>
+                <w:b w:val="0"/>
+                <w:sz w:val="16"/>
+              </w:rPr>
+              <w:t>₲ 10.550 M</w:t>
+            </w:r>
+          </w:p>
+        </w:tc>
+      </w:tr>
+      <w:tr>
+        <w:tc>
+          <w:tcPr>
+            <w:tcW w:type="dxa" w:w="2592"/>
+            <w:vAlign w:val="center"/>
+          </w:tcPr>
+          <w:p>
+            <w:r/>
+            <w:r>
+              <w:rPr>
+                <w:b w:val="0"/>
+                <w:sz w:val="16"/>
+              </w:rPr>
+              <w:t>PAR 60</w:t>
+            </w:r>
+          </w:p>
+        </w:tc>
+        <w:tc>
+          <w:tcPr>
+            <w:tcW w:type="dxa" w:w="2592"/>
+            <w:vAlign w:val="center"/>
+          </w:tcPr>
+          <w:p>
+            <w:r/>
+            <w:r>
+              <w:rPr>
+                <w:b w:val="0"/>
+                <w:sz w:val="16"/>
+              </w:rPr>
+              <w:t>1,83%</w:t>
+            </w:r>
+          </w:p>
+        </w:tc>
+        <w:tc>
+          <w:tcPr>
+            <w:tcW w:type="dxa" w:w="2592"/>
+            <w:vAlign w:val="center"/>
+          </w:tcPr>
+          <w:p>
+            <w:r/>
+            <w:r>
+              <w:rPr>
+                <w:b w:val="0"/>
+                <w:sz w:val="16"/>
+              </w:rPr>
+              <w:t>1,31%</w:t>
+            </w:r>
+          </w:p>
+        </w:tc>
+        <w:tc>
+          <w:tcPr>
+            <w:tcW w:type="dxa" w:w="2592"/>
+            <w:vAlign w:val="center"/>
+          </w:tcPr>
+          <w:p>
+            <w:r/>
+            <w:r>
+              <w:rPr>
+                <w:b w:val="0"/>
+                <w:sz w:val="16"/>
+              </w:rPr>
+              <w:t>₲ 4.914 M</w:t>
+            </w:r>
+          </w:p>
+        </w:tc>
+      </w:tr>
+    </w:tbl>
+    <w:p>
+      <w:pPr>
+        <w:jc w:val="center"/>
+      </w:pPr>
+      <w:r>
+        <w:drawing>
+          <wp:inline xmlns:a="http://schemas.openxmlformats.org/drawingml/2006/main" xmlns:pic="http://schemas.openxmlformats.org/drawingml/2006/picture">
+            <wp:extent cx="5715000" cy="2332983"/>
+            <wp:docPr id="12" name="Picture 12"/>
+            <wp:cNvGraphicFramePr>
+              <a:graphicFrameLocks noChangeAspect="1"/>
+            </wp:cNvGraphicFramePr>
+            <a:graphic>
+              <a:graphicData uri="http://schemas.openxmlformats.org/drawingml/2006/picture">
+                <pic:pic>
+                  <pic:nvPicPr>
+                    <pic:cNvPr id="0" name="mora.png"/>
+                    <pic:cNvPicPr/>
+                  </pic:nvPicPr>
+                  <pic:blipFill>
+                    <a:blip r:embed="rId20"/>
+                    <a:stretch>
+                      <a:fillRect/>
+                    </a:stretch>
+                  </pic:blipFill>
+                  <pic:spPr>
+                    <a:xfrm>
+                      <a:off x="0" y="0"/>
+                      <a:ext cx="5715000" cy="2332983"/>
+                    </a:xfrm>
+                    <a:prstGeom prst="rect"/>
+                  </pic:spPr>
+                </pic:pic>
+              </a:graphicData>
+            </a:graphic>
+          </wp:inline>
+        </w:drawing>
+      </w:r>
+    </w:p>
+    <w:p>
+      <w:pPr>
+        <w:pStyle w:val="Heading2"/>
+      </w:pPr>
+      <w:r>
+        <w:t>Capital en mora (PAR 0) por asesor</w:t>
+      </w:r>
+    </w:p>
+    <w:tbl>
+      <w:tblPr>
+        <w:tblStyle w:val="TableGrid"/>
+        <w:tblW w:type="auto" w:w="0"/>
+        <w:jc w:val="center"/>
+        <w:tblLook w:firstColumn="1" w:firstRow="1" w:lastColumn="0" w:lastRow="0" w:noHBand="0" w:noVBand="1" w:val="04A0"/>
+      </w:tblPr>
+      <w:tblGrid>
+        <w:gridCol w:w="2592"/>
+        <w:gridCol w:w="2592"/>
+        <w:gridCol w:w="2592"/>
+        <w:gridCol w:w="2592"/>
+      </w:tblGrid>
+      <w:tr>
+        <w:tc>
+          <w:tcPr>
+            <w:tcW w:type="dxa" w:w="2592"/>
+          </w:tcPr>
+          <w:p>
+            <w:r>
+              <w:rPr>
+                <w:b/>
+                <w:sz w:val="16"/>
+              </w:rPr>
+              <w:t>Gerencia</w:t>
+            </w:r>
+          </w:p>
+        </w:tc>
+        <w:tc>
+          <w:tcPr>
+            <w:tcW w:type="dxa" w:w="2592"/>
+          </w:tcPr>
+          <w:p>
+            <w:r>
+              <w:rPr>
+                <w:b/>
+                <w:sz w:val="16"/>
+              </w:rPr>
+              <w:t>Centro</w:t>
+            </w:r>
+          </w:p>
+        </w:tc>
+        <w:tc>
+          <w:tcPr>
+            <w:tcW w:type="dxa" w:w="2592"/>
+          </w:tcPr>
+          <w:p>
+            <w:r>
+              <w:rPr>
+                <w:b/>
+                <w:sz w:val="16"/>
+              </w:rPr>
+              <w:t>Asesor</w:t>
+            </w:r>
+          </w:p>
+        </w:tc>
+        <w:tc>
+          <w:tcPr>
+            <w:tcW w:type="dxa" w:w="2592"/>
+          </w:tcPr>
+          <w:p>
+            <w:r>
+              <w:rPr>
+                <w:b/>
+                <w:sz w:val="16"/>
+              </w:rPr>
+              <w:t>Capital en mora</w:t>
+            </w:r>
+          </w:p>
+        </w:tc>
+      </w:tr>
+      <w:tr>
+        <w:tc>
+          <w:tcPr>
+            <w:tcW w:type="dxa" w:w="2592"/>
+          </w:tcPr>
+          <w:p>
+            <w:r>
+              <w:rPr>
+                <w:sz w:val="15"/>
+              </w:rPr>
+              <w:t>SUR-ESTE</w:t>
+            </w:r>
+          </w:p>
+        </w:tc>
+        <w:tc>
+          <w:tcPr>
+            <w:tcW w:type="dxa" w:w="2592"/>
+          </w:tcPr>
+          <w:p>
+            <w:r>
+              <w:rPr>
+                <w:sz w:val="15"/>
+              </w:rPr>
+              <w:t>LOS CEDRALES</w:t>
+            </w:r>
+          </w:p>
+        </w:tc>
+        <w:tc>
+          <w:tcPr>
+            <w:tcW w:type="dxa" w:w="2592"/>
+          </w:tcPr>
+          <w:p>
+            <w:r>
+              <w:rPr>
+                <w:sz w:val="15"/>
+              </w:rPr>
+              <w:t>ROMERO PERDOMO, FRANCISCO JAVIER</w:t>
+            </w:r>
+          </w:p>
+        </w:tc>
+        <w:tc>
+          <w:tcPr>
+            <w:tcW w:type="dxa" w:w="2592"/>
+          </w:tcPr>
+          <w:p>
+            <w:r>
+              <w:rPr>
+                <w:sz w:val="15"/>
+              </w:rPr>
+              <w:t>₲ 438 M</w:t>
+            </w:r>
+          </w:p>
+        </w:tc>
+      </w:tr>
+      <w:tr>
+        <w:tc>
+          <w:tcPr>
+            <w:tcW w:type="dxa" w:w="2592"/>
+          </w:tcPr>
+          <w:p>
+            <w:r>
+              <w:rPr>
+                <w:sz w:val="15"/>
+              </w:rPr>
+              <w:t>SUR-ESTE</w:t>
+            </w:r>
+          </w:p>
+        </w:tc>
+        <w:tc>
+          <w:tcPr>
+            <w:tcW w:type="dxa" w:w="2592"/>
+          </w:tcPr>
+          <w:p>
+            <w:r>
+              <w:rPr>
+                <w:sz w:val="15"/>
+              </w:rPr>
+              <w:t>HERNANDARIAS</w:t>
+            </w:r>
+          </w:p>
+        </w:tc>
+        <w:tc>
+          <w:tcPr>
+            <w:tcW w:type="dxa" w:w="2592"/>
+          </w:tcPr>
+          <w:p>
+            <w:r>
+              <w:rPr>
+                <w:sz w:val="15"/>
+              </w:rPr>
+              <w:t>PAREDES ROBLES, ANITA</w:t>
+            </w:r>
+          </w:p>
+        </w:tc>
+        <w:tc>
+          <w:tcPr>
+            <w:tcW w:type="dxa" w:w="2592"/>
+          </w:tcPr>
+          <w:p>
+            <w:r>
+              <w:rPr>
+                <w:sz w:val="15"/>
+              </w:rPr>
+              <w:t>₲ 368 M</w:t>
+            </w:r>
+          </w:p>
+        </w:tc>
+      </w:tr>
+      <w:tr>
+        <w:tc>
+          <w:tcPr>
+            <w:tcW w:type="dxa" w:w="2592"/>
+          </w:tcPr>
+          <w:p>
+            <w:r>
+              <w:rPr>
+                <w:sz w:val="15"/>
+              </w:rPr>
+              <w:t>NORTE</w:t>
+            </w:r>
+          </w:p>
+        </w:tc>
+        <w:tc>
+          <w:tcPr>
+            <w:tcW w:type="dxa" w:w="2592"/>
+          </w:tcPr>
+          <w:p>
+            <w:r>
+              <w:rPr>
+                <w:sz w:val="15"/>
+              </w:rPr>
+              <w:t>SANTA ROSA DEL AGUARAY</w:t>
+            </w:r>
+          </w:p>
+        </w:tc>
+        <w:tc>
+          <w:tcPr>
+            <w:tcW w:type="dxa" w:w="2592"/>
+          </w:tcPr>
+          <w:p>
+            <w:r>
+              <w:rPr>
+                <w:sz w:val="15"/>
+              </w:rPr>
+              <w:t>OCAMPOS AGUERO, SERGIO JAVIER</w:t>
+            </w:r>
+          </w:p>
+        </w:tc>
+        <w:tc>
+          <w:tcPr>
+            <w:tcW w:type="dxa" w:w="2592"/>
+          </w:tcPr>
+          <w:p>
+            <w:r>
+              <w:rPr>
+                <w:sz w:val="15"/>
+              </w:rPr>
+              <w:t>₲ 272 M</w:t>
+            </w:r>
+          </w:p>
+        </w:tc>
+      </w:tr>
+      <w:tr>
+        <w:tc>
+          <w:tcPr>
+            <w:tcW w:type="dxa" w:w="2592"/>
+          </w:tcPr>
+          <w:p>
+            <w:r>
+              <w:rPr>
+                <w:sz w:val="15"/>
+              </w:rPr>
+              <w:t>SUR-ESTE</w:t>
+            </w:r>
+          </w:p>
+        </w:tc>
+        <w:tc>
+          <w:tcPr>
+            <w:tcW w:type="dxa" w:w="2592"/>
+          </w:tcPr>
+          <w:p>
+            <w:r>
+              <w:rPr>
+                <w:sz w:val="15"/>
+              </w:rPr>
+              <w:t>JUAN LEON MALLORQUIN</w:t>
+            </w:r>
+          </w:p>
+        </w:tc>
+        <w:tc>
+          <w:tcPr>
+            <w:tcW w:type="dxa" w:w="2592"/>
+          </w:tcPr>
+          <w:p>
+            <w:r>
+              <w:rPr>
+                <w:sz w:val="15"/>
+              </w:rPr>
+              <w:t>FRANCO GONZALEZ, BAUDELIO</w:t>
+            </w:r>
+          </w:p>
+        </w:tc>
+        <w:tc>
+          <w:tcPr>
+            <w:tcW w:type="dxa" w:w="2592"/>
+          </w:tcPr>
+          <w:p>
+            <w:r>
+              <w:rPr>
+                <w:sz w:val="15"/>
+              </w:rPr>
+              <w:t>₲ 253 M</w:t>
+            </w:r>
+          </w:p>
+        </w:tc>
+      </w:tr>
+      <w:tr>
+        <w:tc>
+          <w:tcPr>
+            <w:tcW w:type="dxa" w:w="2592"/>
+          </w:tcPr>
+          <w:p>
+            <w:r>
+              <w:rPr>
+                <w:sz w:val="15"/>
+              </w:rPr>
+              <w:t>NORTE</w:t>
+            </w:r>
+          </w:p>
+        </w:tc>
+        <w:tc>
+          <w:tcPr>
+            <w:tcW w:type="dxa" w:w="2592"/>
+          </w:tcPr>
+          <w:p>
+            <w:r>
+              <w:rPr>
+                <w:sz w:val="15"/>
+              </w:rPr>
+              <w:t>SANTA ROSA DEL AGUARAY</w:t>
+            </w:r>
+          </w:p>
+        </w:tc>
+        <w:tc>
+          <w:tcPr>
+            <w:tcW w:type="dxa" w:w="2592"/>
+          </w:tcPr>
+          <w:p>
+            <w:r>
+              <w:rPr>
+                <w:sz w:val="15"/>
+              </w:rPr>
+              <w:t>ALDERETE SANGUINA, JUAN BAUTISTA</w:t>
+            </w:r>
+          </w:p>
+        </w:tc>
+        <w:tc>
+          <w:tcPr>
+            <w:tcW w:type="dxa" w:w="2592"/>
+          </w:tcPr>
+          <w:p>
+            <w:r>
+              <w:rPr>
+                <w:sz w:val="15"/>
+              </w:rPr>
+              <w:t>₲ 234 M</w:t>
+            </w:r>
+          </w:p>
+        </w:tc>
+      </w:tr>
+      <w:tr>
+        <w:tc>
+          <w:tcPr>
+            <w:tcW w:type="dxa" w:w="2592"/>
+          </w:tcPr>
+          <w:p>
+            <w:r>
+              <w:rPr>
+                <w:sz w:val="15"/>
+              </w:rPr>
+              <w:t>NORTE</w:t>
+            </w:r>
+          </w:p>
+        </w:tc>
+        <w:tc>
+          <w:tcPr>
+            <w:tcW w:type="dxa" w:w="2592"/>
+          </w:tcPr>
+          <w:p>
+            <w:r>
+              <w:rPr>
+                <w:sz w:val="15"/>
+              </w:rPr>
+              <w:t>LORETO</w:t>
+            </w:r>
+          </w:p>
+        </w:tc>
+        <w:tc>
+          <w:tcPr>
+            <w:tcW w:type="dxa" w:w="2592"/>
+          </w:tcPr>
+          <w:p>
+            <w:r>
+              <w:rPr>
+                <w:sz w:val="15"/>
+              </w:rPr>
+              <w:t>VALDEZ CRISTALDO, SILVIA NOELIA</w:t>
+            </w:r>
+          </w:p>
+        </w:tc>
+        <w:tc>
+          <w:tcPr>
+            <w:tcW w:type="dxa" w:w="2592"/>
+          </w:tcPr>
+          <w:p>
+            <w:r>
+              <w:rPr>
+                <w:sz w:val="15"/>
+              </w:rPr>
+              <w:t>₲ 224 M</w:t>
+            </w:r>
+          </w:p>
+        </w:tc>
+      </w:tr>
+      <w:tr>
+        <w:tc>
+          <w:tcPr>
+            <w:tcW w:type="dxa" w:w="2592"/>
+          </w:tcPr>
+          <w:p>
+            <w:r>
+              <w:rPr>
+                <w:sz w:val="15"/>
+              </w:rPr>
+              <w:t>SUR-ESTE</w:t>
+            </w:r>
+          </w:p>
+        </w:tc>
+        <w:tc>
+          <w:tcPr>
+            <w:tcW w:type="dxa" w:w="2592"/>
+          </w:tcPr>
+          <w:p>
+            <w:r>
+              <w:rPr>
+                <w:sz w:val="15"/>
+              </w:rPr>
+              <w:t>YATYTAY</w:t>
+            </w:r>
+          </w:p>
+        </w:tc>
+        <w:tc>
+          <w:tcPr>
+            <w:tcW w:type="dxa" w:w="2592"/>
+          </w:tcPr>
+          <w:p>
+            <w:r>
+              <w:rPr>
+                <w:sz w:val="15"/>
+              </w:rPr>
+              <w:t>ORTIZ BAEZ, NARCISO</w:t>
+            </w:r>
+          </w:p>
+        </w:tc>
+        <w:tc>
+          <w:tcPr>
+            <w:tcW w:type="dxa" w:w="2592"/>
+          </w:tcPr>
+          <w:p>
+            <w:r>
+              <w:rPr>
+                <w:sz w:val="15"/>
+              </w:rPr>
+              <w:t>₲ 218 M</w:t>
+            </w:r>
+          </w:p>
+        </w:tc>
+      </w:tr>
+      <w:tr>
+        <w:tc>
+          <w:tcPr>
+            <w:tcW w:type="dxa" w:w="2592"/>
+          </w:tcPr>
+          <w:p>
+            <w:r>
+              <w:rPr>
+                <w:sz w:val="15"/>
+              </w:rPr>
+              <w:t>NORTE</w:t>
+            </w:r>
+          </w:p>
+        </w:tc>
+        <w:tc>
+          <w:tcPr>
+            <w:tcW w:type="dxa" w:w="2592"/>
+          </w:tcPr>
+          <w:p>
+            <w:r>
+              <w:rPr>
+                <w:sz w:val="15"/>
+              </w:rPr>
+              <w:t>NARANJITO</w:t>
+            </w:r>
+          </w:p>
+        </w:tc>
+        <w:tc>
+          <w:tcPr>
+            <w:tcW w:type="dxa" w:w="2592"/>
+          </w:tcPr>
+          <w:p>
+            <w:r>
+              <w:rPr>
+                <w:sz w:val="15"/>
+              </w:rPr>
+              <w:t>GULLON, DIONICIO</w:t>
+            </w:r>
+          </w:p>
+        </w:tc>
+        <w:tc>
+          <w:tcPr>
+            <w:tcW w:type="dxa" w:w="2592"/>
+          </w:tcPr>
+          <w:p>
+            <w:r>
+              <w:rPr>
+                <w:sz w:val="15"/>
+              </w:rPr>
+              <w:t>₲ 213 M</w:t>
+            </w:r>
+          </w:p>
+        </w:tc>
+      </w:tr>
+      <w:tr>
+        <w:tc>
+          <w:tcPr>
+            <w:tcW w:type="dxa" w:w="2592"/>
+          </w:tcPr>
+          <w:p>
+            <w:r>
+              <w:rPr>
+                <w:sz w:val="15"/>
+              </w:rPr>
+              <w:t>NORTE</w:t>
+            </w:r>
+          </w:p>
+        </w:tc>
+        <w:tc>
+          <w:tcPr>
+            <w:tcW w:type="dxa" w:w="2592"/>
+          </w:tcPr>
+          <w:p>
+            <w:r>
+              <w:rPr>
+                <w:sz w:val="15"/>
+              </w:rPr>
+              <w:t>LORETO</w:t>
+            </w:r>
+          </w:p>
+        </w:tc>
+        <w:tc>
+          <w:tcPr>
+            <w:tcW w:type="dxa" w:w="2592"/>
+          </w:tcPr>
+          <w:p>
+            <w:r>
+              <w:rPr>
+                <w:sz w:val="15"/>
+              </w:rPr>
+              <w:t>BOBADILLA GIMENEZ, WILSON MARIANO</w:t>
+            </w:r>
+          </w:p>
+        </w:tc>
+        <w:tc>
+          <w:tcPr>
+            <w:tcW w:type="dxa" w:w="2592"/>
+          </w:tcPr>
+          <w:p>
+            <w:r>
+              <w:rPr>
+                <w:sz w:val="15"/>
+              </w:rPr>
+              <w:t>₲ 211 M</w:t>
+            </w:r>
+          </w:p>
+        </w:tc>
+      </w:tr>
+      <w:tr>
+        <w:tc>
+          <w:tcPr>
+            <w:tcW w:type="dxa" w:w="2592"/>
+          </w:tcPr>
+          <w:p>
+            <w:r>
+              <w:rPr>
+                <w:sz w:val="15"/>
+              </w:rPr>
+              <w:t>SUR-ESTE</w:t>
+            </w:r>
+          </w:p>
+        </w:tc>
+        <w:tc>
+          <w:tcPr>
+            <w:tcW w:type="dxa" w:w="2592"/>
+          </w:tcPr>
+          <w:p>
+            <w:r>
+              <w:rPr>
+                <w:sz w:val="15"/>
+              </w:rPr>
+              <w:t>MAYOR OTAÑO</w:t>
+            </w:r>
+          </w:p>
+        </w:tc>
+        <w:tc>
+          <w:tcPr>
+            <w:tcW w:type="dxa" w:w="2592"/>
+          </w:tcPr>
+          <w:p>
+            <w:r>
+              <w:rPr>
+                <w:sz w:val="15"/>
+              </w:rPr>
+              <w:t>GONZALEZ CACERES, ATILIO</w:t>
+            </w:r>
+          </w:p>
+        </w:tc>
+        <w:tc>
+          <w:tcPr>
+            <w:tcW w:type="dxa" w:w="2592"/>
+          </w:tcPr>
+          <w:p>
+            <w:r>
+              <w:rPr>
+                <w:sz w:val="15"/>
+              </w:rPr>
+              <w:t>₲ 209 M</w:t>
+            </w:r>
+          </w:p>
+        </w:tc>
+      </w:tr>
+      <w:tr>
+        <w:tc>
+          <w:tcPr>
+            <w:tcW w:type="dxa" w:w="2592"/>
+          </w:tcPr>
+          <w:p>
+            <w:r>
+              <w:rPr>
+                <w:sz w:val="15"/>
+              </w:rPr>
+              <w:t>SUR-ESTE</w:t>
+            </w:r>
+          </w:p>
+        </w:tc>
+        <w:tc>
+          <w:tcPr>
+            <w:tcW w:type="dxa" w:w="2592"/>
+          </w:tcPr>
+          <w:p>
+            <w:r>
+              <w:rPr>
+                <w:sz w:val="15"/>
+              </w:rPr>
+              <w:t>EDELIRA</w:t>
+            </w:r>
+          </w:p>
+        </w:tc>
+        <w:tc>
+          <w:tcPr>
+            <w:tcW w:type="dxa" w:w="2592"/>
+          </w:tcPr>
+          <w:p>
+            <w:r>
+              <w:rPr>
+                <w:sz w:val="15"/>
+              </w:rPr>
+              <w:t>FRANCO MELGAREJO, ISABELINO</w:t>
+            </w:r>
+          </w:p>
+        </w:tc>
+        <w:tc>
+          <w:tcPr>
+            <w:tcW w:type="dxa" w:w="2592"/>
+          </w:tcPr>
+          <w:p>
+            <w:r>
+              <w:rPr>
+                <w:sz w:val="15"/>
+              </w:rPr>
+              <w:t>₲ 206 M</w:t>
+            </w:r>
+          </w:p>
+        </w:tc>
+      </w:tr>
+      <w:tr>
+        <w:tc>
+          <w:tcPr>
+            <w:tcW w:type="dxa" w:w="2592"/>
+          </w:tcPr>
+          <w:p>
+            <w:r>
+              <w:rPr>
+                <w:sz w:val="15"/>
+              </w:rPr>
+              <w:t>NORTE</w:t>
+            </w:r>
+          </w:p>
+        </w:tc>
+        <w:tc>
+          <w:tcPr>
+            <w:tcW w:type="dxa" w:w="2592"/>
+          </w:tcPr>
+          <w:p>
+            <w:r>
+              <w:rPr>
+                <w:sz w:val="15"/>
+              </w:rPr>
+              <w:t>GENERAL AQUINO</w:t>
+            </w:r>
+          </w:p>
+        </w:tc>
+        <w:tc>
+          <w:tcPr>
+            <w:tcW w:type="dxa" w:w="2592"/>
+          </w:tcPr>
+          <w:p>
+            <w:r>
+              <w:rPr>
+                <w:sz w:val="15"/>
+              </w:rPr>
+              <w:t>GONZALEZ ALMEIDA, JUAN CARLOS</w:t>
+            </w:r>
+          </w:p>
+        </w:tc>
+        <w:tc>
+          <w:tcPr>
+            <w:tcW w:type="dxa" w:w="2592"/>
+          </w:tcPr>
+          <w:p>
+            <w:r>
+              <w:rPr>
+                <w:sz w:val="15"/>
+              </w:rPr>
+              <w:t>₲ 192 M</w:t>
+            </w:r>
+          </w:p>
+        </w:tc>
+      </w:tr>
+      <w:tr>
+        <w:tc>
+          <w:tcPr>
+            <w:tcW w:type="dxa" w:w="2592"/>
+          </w:tcPr>
+          <w:p>
+            <w:r>
+              <w:rPr>
+                <w:sz w:val="15"/>
+              </w:rPr>
+              <w:t>CENTRO-SUR</w:t>
+            </w:r>
+          </w:p>
+        </w:tc>
+        <w:tc>
+          <w:tcPr>
+            <w:tcW w:type="dxa" w:w="2592"/>
+          </w:tcPr>
+          <w:p>
+            <w:r>
+              <w:rPr>
+                <w:sz w:val="15"/>
+              </w:rPr>
+              <w:t>YPACARAI</w:t>
+            </w:r>
+          </w:p>
+        </w:tc>
+        <w:tc>
+          <w:tcPr>
+            <w:tcW w:type="dxa" w:w="2592"/>
+          </w:tcPr>
+          <w:p>
+            <w:r>
+              <w:rPr>
+                <w:sz w:val="15"/>
+              </w:rPr>
+              <w:t>MORALES GIMENEZ, ADOLFO COSME</w:t>
+            </w:r>
+          </w:p>
+        </w:tc>
+        <w:tc>
+          <w:tcPr>
+            <w:tcW w:type="dxa" w:w="2592"/>
+          </w:tcPr>
+          <w:p>
+            <w:r>
+              <w:rPr>
+                <w:sz w:val="15"/>
+              </w:rPr>
+              <w:t>₲ 182 M</w:t>
+            </w:r>
+          </w:p>
+        </w:tc>
+      </w:tr>
+      <w:tr>
+        <w:tc>
+          <w:tcPr>
+            <w:tcW w:type="dxa" w:w="2592"/>
+          </w:tcPr>
+          <w:p>
+            <w:r>
+              <w:rPr>
+                <w:sz w:val="15"/>
+              </w:rPr>
+              <w:t>SUR-ESTE</w:t>
+            </w:r>
+          </w:p>
+        </w:tc>
+        <w:tc>
+          <w:tcPr>
+            <w:tcW w:type="dxa" w:w="2592"/>
+          </w:tcPr>
+          <w:p>
+            <w:r>
+              <w:rPr>
+                <w:sz w:val="15"/>
+              </w:rPr>
+              <w:t>PIRAPO</w:t>
+            </w:r>
+          </w:p>
+        </w:tc>
+        <w:tc>
+          <w:tcPr>
+            <w:tcW w:type="dxa" w:w="2592"/>
+          </w:tcPr>
+          <w:p>
+            <w:r>
+              <w:rPr>
+                <w:sz w:val="15"/>
+              </w:rPr>
+              <w:t>GONZALEZ LUGO, WILLIAM</w:t>
+            </w:r>
+          </w:p>
+        </w:tc>
+        <w:tc>
+          <w:tcPr>
+            <w:tcW w:type="dxa" w:w="2592"/>
+          </w:tcPr>
+          <w:p>
+            <w:r>
+              <w:rPr>
+                <w:sz w:val="15"/>
+              </w:rPr>
+              <w:t>₲ 178 M</w:t>
+            </w:r>
+          </w:p>
+        </w:tc>
+      </w:tr>
+      <w:tr>
+        <w:tc>
+          <w:tcPr>
+            <w:tcW w:type="dxa" w:w="2592"/>
+          </w:tcPr>
+          <w:p>
+            <w:r>
+              <w:rPr>
+                <w:sz w:val="15"/>
+              </w:rPr>
+              <w:t>NORTE</w:t>
+            </w:r>
+          </w:p>
+        </w:tc>
+        <w:tc>
+          <w:tcPr>
+            <w:tcW w:type="dxa" w:w="2592"/>
+          </w:tcPr>
+          <w:p>
+            <w:r>
+              <w:rPr>
+                <w:sz w:val="15"/>
+              </w:rPr>
+              <w:t>CURUGUATY</w:t>
+            </w:r>
+          </w:p>
+        </w:tc>
+        <w:tc>
+          <w:tcPr>
+            <w:tcW w:type="dxa" w:w="2592"/>
+          </w:tcPr>
+          <w:p>
+            <w:r>
+              <w:rPr>
+                <w:sz w:val="15"/>
+              </w:rPr>
+              <w:t>GODOY ESCOBAR, GUILLERMO FEDERICO</w:t>
+            </w:r>
+          </w:p>
+        </w:tc>
+        <w:tc>
+          <w:tcPr>
+            <w:tcW w:type="dxa" w:w="2592"/>
+          </w:tcPr>
+          <w:p>
+            <w:r>
+              <w:rPr>
+                <w:sz w:val="15"/>
+              </w:rPr>
+              <w:t>₲ 161 M</w:t>
+            </w:r>
+          </w:p>
+        </w:tc>
+      </w:tr>
+    </w:tbl>
+    <w:p>
+      <w:pPr>
+        <w:jc w:val="center"/>
+      </w:pPr>
+      <w:r>
+        <w:drawing>
+          <wp:inline xmlns:a="http://schemas.openxmlformats.org/drawingml/2006/main" xmlns:pic="http://schemas.openxmlformats.org/drawingml/2006/picture">
+            <wp:extent cx="5943600" cy="3586588"/>
+            <wp:docPr id="23" name="Picture 23"/>
+            <wp:cNvGraphicFramePr>
+              <a:graphicFrameLocks noChangeAspect="1"/>
+            </wp:cNvGraphicFramePr>
+            <a:graphic>
+              <a:graphicData uri="http://schemas.openxmlformats.org/drawingml/2006/picture">
+                <pic:pic>
+                  <pic:nvPicPr>
+                    <pic:cNvPr id="0" name="mora_asesor.png"/>
+                    <pic:cNvPicPr/>
+                  </pic:nvPicPr>
+                  <pic:blipFill>
+                    <a:blip r:embed="rId31"/>
+                    <a:stretch>
+                      <a:fillRect/>
+                    </a:stretch>
+                  </pic:blipFill>
+                  <pic:spPr>
+                    <a:xfrm>
+                      <a:off x="0" y="0"/>
+                      <a:ext cx="5943600" cy="3586588"/>
                     </a:xfrm>
                     <a:prstGeom prst="rect"/>
                   </pic:spPr>
@@ -3209,7 +4808,11 @@
     </w:p>
     <w:p>
       <w:r>
-        <w:t>Comentario gerencial: A julio de 2026, la ejecución acumulada de desembolsos representa aproximadamente el 73,0% del presupuesto anual.</w:t>
+        <w:rPr>
+          <w:i/>
+          <w:sz w:val="16"/>
+        </w:rPr>
+        <w:t>Se muestran únicamente los 15 asesores con mayor capital en mora (PAR 0), según la pestaña “mora por asesor” de la fuente actualizada.</w:t>
       </w:r>
     </w:p>
     <w:p>
@@ -3217,13 +4820,1681 @@
         <w:pStyle w:val="Heading1"/>
       </w:pPr>
       <w:r>
-        <w:t>10. Conclusiones gerenciales</w:t>
+        <w:t>7. Balance y Estado de Resultados acumulado</w:t>
+      </w:r>
+    </w:p>
+    <w:tbl>
+      <w:tblPr>
+        <w:tblStyle w:val="TableGrid"/>
+        <w:tblW w:type="auto" w:w="0"/>
+        <w:jc w:val="center"/>
+        <w:tblLook w:firstColumn="1" w:firstRow="1" w:lastColumn="0" w:lastRow="0" w:noHBand="0" w:noVBand="1" w:val="04A0"/>
+      </w:tblPr>
+      <w:tblGrid>
+        <w:gridCol w:w="3456"/>
+        <w:gridCol w:w="3456"/>
+        <w:gridCol w:w="3456"/>
+      </w:tblGrid>
+      <w:tr>
+        <w:tc>
+          <w:tcPr>
+            <w:tcW w:type="dxa" w:w="3456"/>
+            <w:vAlign w:val="center"/>
+            <w:shd w:fill="0F5B46"/>
+          </w:tcPr>
+          <w:p>
+            <w:r/>
+            <w:r>
+              <w:rPr>
+                <w:b/>
+                <w:color w:val="FFFFFF"/>
+                <w:sz w:val="16"/>
+              </w:rPr>
+              <w:t>Ítem</w:t>
+            </w:r>
+          </w:p>
+        </w:tc>
+        <w:tc>
+          <w:tcPr>
+            <w:tcW w:type="dxa" w:w="3456"/>
+            <w:vAlign w:val="center"/>
+            <w:shd w:fill="0F5B46"/>
+          </w:tcPr>
+          <w:p>
+            <w:r/>
+            <w:r>
+              <w:rPr>
+                <w:b/>
+                <w:color w:val="FFFFFF"/>
+                <w:sz w:val="16"/>
+              </w:rPr>
+              <w:t>2026</w:t>
+            </w:r>
+          </w:p>
+        </w:tc>
+        <w:tc>
+          <w:tcPr>
+            <w:tcW w:type="dxa" w:w="3456"/>
+            <w:vAlign w:val="center"/>
+            <w:shd w:fill="0F5B46"/>
+          </w:tcPr>
+          <w:p>
+            <w:r/>
+            <w:r>
+              <w:rPr>
+                <w:b/>
+                <w:color w:val="FFFFFF"/>
+                <w:sz w:val="16"/>
+              </w:rPr>
+              <w:t>2025</w:t>
+            </w:r>
+          </w:p>
+        </w:tc>
+      </w:tr>
+      <w:tr>
+        <w:tc>
+          <w:tcPr>
+            <w:tcW w:type="dxa" w:w="3456"/>
+          </w:tcPr>
+          <w:p>
+            <w:r>
+              <w:t>Disponible</w:t>
+            </w:r>
+          </w:p>
+        </w:tc>
+        <w:tc>
+          <w:tcPr>
+            <w:tcW w:type="dxa" w:w="3456"/>
+          </w:tcPr>
+          <w:p>
+            <w:r>
+              <w:t>₲ 36.096 M</w:t>
+            </w:r>
+          </w:p>
+        </w:tc>
+        <w:tc>
+          <w:tcPr>
+            <w:tcW w:type="dxa" w:w="3456"/>
+          </w:tcPr>
+          <w:p>
+            <w:r>
+              <w:t>₲ 51.159 M</w:t>
+            </w:r>
+          </w:p>
+        </w:tc>
+      </w:tr>
+      <w:tr>
+        <w:tc>
+          <w:tcPr>
+            <w:tcW w:type="dxa" w:w="3456"/>
+          </w:tcPr>
+          <w:p>
+            <w:r>
+              <w:t>Ingresos operativos</w:t>
+            </w:r>
+          </w:p>
+        </w:tc>
+        <w:tc>
+          <w:tcPr>
+            <w:tcW w:type="dxa" w:w="3456"/>
+          </w:tcPr>
+          <w:p>
+            <w:r>
+              <w:t>₲ 61.463 M</w:t>
+            </w:r>
+          </w:p>
+        </w:tc>
+        <w:tc>
+          <w:tcPr>
+            <w:tcW w:type="dxa" w:w="3456"/>
+          </w:tcPr>
+          <w:p>
+            <w:r>
+              <w:t>₲ 53.254 M</w:t>
+            </w:r>
+          </w:p>
+        </w:tc>
+      </w:tr>
+      <w:tr>
+        <w:tc>
+          <w:tcPr>
+            <w:tcW w:type="dxa" w:w="3456"/>
+          </w:tcPr>
+          <w:p>
+            <w:r>
+              <w:t>Otros ingresos</w:t>
+            </w:r>
+          </w:p>
+        </w:tc>
+        <w:tc>
+          <w:tcPr>
+            <w:tcW w:type="dxa" w:w="3456"/>
+          </w:tcPr>
+          <w:p>
+            <w:r>
+              <w:t>₲ 5.795 M</w:t>
+            </w:r>
+          </w:p>
+        </w:tc>
+        <w:tc>
+          <w:tcPr>
+            <w:tcW w:type="dxa" w:w="3456"/>
+          </w:tcPr>
+          <w:p>
+            <w:r>
+              <w:t>₲ 7.240 M</w:t>
+            </w:r>
+          </w:p>
+        </w:tc>
+      </w:tr>
+      <w:tr>
+        <w:tc>
+          <w:tcPr>
+            <w:tcW w:type="dxa" w:w="3456"/>
+          </w:tcPr>
+          <w:p>
+            <w:r>
+              <w:t>Costos financieros</w:t>
+            </w:r>
+          </w:p>
+        </w:tc>
+        <w:tc>
+          <w:tcPr>
+            <w:tcW w:type="dxa" w:w="3456"/>
+          </w:tcPr>
+          <w:p>
+            <w:r>
+              <w:t>₲ 0 M</w:t>
+            </w:r>
+          </w:p>
+        </w:tc>
+        <w:tc>
+          <w:tcPr>
+            <w:tcW w:type="dxa" w:w="3456"/>
+          </w:tcPr>
+          <w:p>
+            <w:r>
+              <w:t>₲ 12 M</w:t>
+            </w:r>
+          </w:p>
+        </w:tc>
+      </w:tr>
+      <w:tr>
+        <w:tc>
+          <w:tcPr>
+            <w:tcW w:type="dxa" w:w="3456"/>
+          </w:tcPr>
+          <w:p>
+            <w:r>
+              <w:rPr>
+                <w:b/>
+              </w:rPr>
+              <w:t>GASTOS TOTAL</w:t>
+            </w:r>
+          </w:p>
+        </w:tc>
+        <w:tc>
+          <w:tcPr>
+            <w:tcW w:type="dxa" w:w="3456"/>
+          </w:tcPr>
+          <w:p>
+            <w:r>
+              <w:rPr>
+                <w:b/>
+              </w:rPr>
+              <w:t>₲ 30.766 M</w:t>
+            </w:r>
+          </w:p>
+        </w:tc>
+        <w:tc>
+          <w:tcPr>
+            <w:tcW w:type="dxa" w:w="3456"/>
+          </w:tcPr>
+          <w:p>
+            <w:r>
+              <w:rPr>
+                <w:b/>
+              </w:rPr>
+              <w:t>₲ 34.130 M</w:t>
+            </w:r>
+          </w:p>
+        </w:tc>
+      </w:tr>
+      <w:tr>
+        <w:tc>
+          <w:tcPr>
+            <w:tcW w:type="dxa" w:w="3456"/>
+          </w:tcPr>
+          <w:p>
+            <w:r>
+              <w:t>↳ Servicios personales</w:t>
+            </w:r>
+          </w:p>
+        </w:tc>
+        <w:tc>
+          <w:tcPr>
+            <w:tcW w:type="dxa" w:w="3456"/>
+          </w:tcPr>
+          <w:p>
+            <w:r>
+              <w:t>₲ 20.476 M</w:t>
+            </w:r>
+          </w:p>
+        </w:tc>
+        <w:tc>
+          <w:tcPr>
+            <w:tcW w:type="dxa" w:w="3456"/>
+          </w:tcPr>
+          <w:p>
+            <w:r>
+              <w:t>₲ 22.379 M</w:t>
+            </w:r>
+          </w:p>
+        </w:tc>
+      </w:tr>
+      <w:tr>
+        <w:tc>
+          <w:tcPr>
+            <w:tcW w:type="dxa" w:w="3456"/>
+          </w:tcPr>
+          <w:p>
+            <w:r>
+              <w:t>↳ Servicios no personales</w:t>
+            </w:r>
+          </w:p>
+        </w:tc>
+        <w:tc>
+          <w:tcPr>
+            <w:tcW w:type="dxa" w:w="3456"/>
+          </w:tcPr>
+          <w:p>
+            <w:r>
+              <w:t>₲ 8.998 M</w:t>
+            </w:r>
+          </w:p>
+        </w:tc>
+        <w:tc>
+          <w:tcPr>
+            <w:tcW w:type="dxa" w:w="3456"/>
+          </w:tcPr>
+          <w:p>
+            <w:r>
+              <w:t>₲ 9.061 M</w:t>
+            </w:r>
+          </w:p>
+        </w:tc>
+      </w:tr>
+      <w:tr>
+        <w:tc>
+          <w:tcPr>
+            <w:tcW w:type="dxa" w:w="3456"/>
+          </w:tcPr>
+          <w:p>
+            <w:r>
+              <w:t>↳ Consumo de bienes</w:t>
+            </w:r>
+          </w:p>
+        </w:tc>
+        <w:tc>
+          <w:tcPr>
+            <w:tcW w:type="dxa" w:w="3456"/>
+          </w:tcPr>
+          <w:p>
+            <w:r>
+              <w:t>₲ 757 M</w:t>
+            </w:r>
+          </w:p>
+        </w:tc>
+        <w:tc>
+          <w:tcPr>
+            <w:tcW w:type="dxa" w:w="3456"/>
+          </w:tcPr>
+          <w:p>
+            <w:r>
+              <w:t>₲ 942 M</w:t>
+            </w:r>
+          </w:p>
+        </w:tc>
+      </w:tr>
+      <w:tr>
+        <w:tc>
+          <w:tcPr>
+            <w:tcW w:type="dxa" w:w="3456"/>
+          </w:tcPr>
+          <w:p>
+            <w:r>
+              <w:t>↳ Quita de interés</w:t>
+            </w:r>
+          </w:p>
+        </w:tc>
+        <w:tc>
+          <w:tcPr>
+            <w:tcW w:type="dxa" w:w="3456"/>
+          </w:tcPr>
+          <w:p>
+            <w:r>
+              <w:t>₲ 67 M</w:t>
+            </w:r>
+          </w:p>
+        </w:tc>
+        <w:tc>
+          <w:tcPr>
+            <w:tcW w:type="dxa" w:w="3456"/>
+          </w:tcPr>
+          <w:p>
+            <w:r>
+              <w:t>₲ 938 M</w:t>
+            </w:r>
+          </w:p>
+        </w:tc>
+      </w:tr>
+      <w:tr>
+        <w:tc>
+          <w:tcPr>
+            <w:tcW w:type="dxa" w:w="3456"/>
+          </w:tcPr>
+          <w:p>
+            <w:r>
+              <w:t>↳ Generales</w:t>
+            </w:r>
+          </w:p>
+        </w:tc>
+        <w:tc>
+          <w:tcPr>
+            <w:tcW w:type="dxa" w:w="3456"/>
+          </w:tcPr>
+          <w:p>
+            <w:r>
+              <w:t>₲ 404 M</w:t>
+            </w:r>
+          </w:p>
+        </w:tc>
+        <w:tc>
+          <w:tcPr>
+            <w:tcW w:type="dxa" w:w="3456"/>
+          </w:tcPr>
+          <w:p>
+            <w:r>
+              <w:t>₲ 750 M</w:t>
+            </w:r>
+          </w:p>
+        </w:tc>
+      </w:tr>
+      <w:tr>
+        <w:tc>
+          <w:tcPr>
+            <w:tcW w:type="dxa" w:w="3456"/>
+          </w:tcPr>
+          <w:p>
+            <w:r>
+              <w:t>↳ Gastos generales de operación</w:t>
+            </w:r>
+          </w:p>
+        </w:tc>
+        <w:tc>
+          <w:tcPr>
+            <w:tcW w:type="dxa" w:w="3456"/>
+          </w:tcPr>
+          <w:p>
+            <w:r>
+              <w:t>₲ 64 M</w:t>
+            </w:r>
+          </w:p>
+        </w:tc>
+        <w:tc>
+          <w:tcPr>
+            <w:tcW w:type="dxa" w:w="3456"/>
+          </w:tcPr>
+          <w:p>
+            <w:r>
+              <w:t>₲ 59 M</w:t>
+            </w:r>
+          </w:p>
+        </w:tc>
+      </w:tr>
+      <w:tr>
+        <w:tc>
+          <w:tcPr>
+            <w:tcW w:type="dxa" w:w="3456"/>
+          </w:tcPr>
+          <w:p>
+            <w:r>
+              <w:rPr>
+                <w:b/>
+              </w:rPr>
+              <w:t>Utilidad antes de previsiones</w:t>
+            </w:r>
+          </w:p>
+        </w:tc>
+        <w:tc>
+          <w:tcPr>
+            <w:tcW w:type="dxa" w:w="3456"/>
+          </w:tcPr>
+          <w:p>
+            <w:r>
+              <w:rPr>
+                <w:b/>
+              </w:rPr>
+              <w:t>₲ 36.492 M</w:t>
+            </w:r>
+          </w:p>
+        </w:tc>
+        <w:tc>
+          <w:tcPr>
+            <w:tcW w:type="dxa" w:w="3456"/>
+          </w:tcPr>
+          <w:p>
+            <w:r>
+              <w:rPr>
+                <w:b/>
+              </w:rPr>
+              <w:t>₲ 26.352 M</w:t>
+            </w:r>
+          </w:p>
+        </w:tc>
+      </w:tr>
+      <w:tr>
+        <w:tc>
+          <w:tcPr>
+            <w:tcW w:type="dxa" w:w="3456"/>
+          </w:tcPr>
+          <w:p>
+            <w:r>
+              <w:t>Previsiones BCP</w:t>
+            </w:r>
+          </w:p>
+        </w:tc>
+        <w:tc>
+          <w:tcPr>
+            <w:tcW w:type="dxa" w:w="3456"/>
+          </w:tcPr>
+          <w:p>
+            <w:r>
+              <w:t>₲ 12.992 M</w:t>
+            </w:r>
+          </w:p>
+        </w:tc>
+        <w:tc>
+          <w:tcPr>
+            <w:tcW w:type="dxa" w:w="3456"/>
+          </w:tcPr>
+          <w:p>
+            <w:r>
+              <w:t>₲ 14.863 M</w:t>
+            </w:r>
+          </w:p>
+        </w:tc>
+      </w:tr>
+      <w:tr>
+        <w:tc>
+          <w:tcPr>
+            <w:tcW w:type="dxa" w:w="3456"/>
+          </w:tcPr>
+          <w:p>
+            <w:r>
+              <w:rPr>
+                <w:b/>
+              </w:rPr>
+              <w:t>Resultado del ejercicio</w:t>
+            </w:r>
+          </w:p>
+        </w:tc>
+        <w:tc>
+          <w:tcPr>
+            <w:tcW w:type="dxa" w:w="3456"/>
+          </w:tcPr>
+          <w:p>
+            <w:r>
+              <w:rPr>
+                <w:b/>
+              </w:rPr>
+              <w:t>₲ 23.500 M</w:t>
+            </w:r>
+          </w:p>
+        </w:tc>
+        <w:tc>
+          <w:tcPr>
+            <w:tcW w:type="dxa" w:w="3456"/>
+          </w:tcPr>
+          <w:p>
+            <w:r>
+              <w:rPr>
+                <w:b/>
+              </w:rPr>
+              <w:t>₲ 11.489 M</w:t>
+            </w:r>
+          </w:p>
+        </w:tc>
+      </w:tr>
+    </w:tbl>
+    <w:p>
+      <w:pPr>
+        <w:jc w:val="center"/>
+      </w:pPr>
+      <w:r>
+        <w:drawing>
+          <wp:inline xmlns:a="http://schemas.openxmlformats.org/drawingml/2006/main" xmlns:pic="http://schemas.openxmlformats.org/drawingml/2006/picture">
+            <wp:extent cx="5715000" cy="2405889"/>
+            <wp:docPr id="13" name="Picture 13"/>
+            <wp:cNvGraphicFramePr>
+              <a:graphicFrameLocks noChangeAspect="1"/>
+            </wp:cNvGraphicFramePr>
+            <a:graphic>
+              <a:graphicData uri="http://schemas.openxmlformats.org/drawingml/2006/picture">
+                <pic:pic>
+                  <pic:nvPicPr>
+                    <pic:cNvPr id="0" name="estado_resultados.png"/>
+                    <pic:cNvPicPr/>
+                  </pic:nvPicPr>
+                  <pic:blipFill>
+                    <a:blip r:embed="rId21"/>
+                    <a:stretch>
+                      <a:fillRect/>
+                    </a:stretch>
+                  </pic:blipFill>
+                  <pic:spPr>
+                    <a:xfrm>
+                      <a:off x="0" y="0"/>
+                      <a:ext cx="5715000" cy="2405889"/>
+                    </a:xfrm>
+                    <a:prstGeom prst="rect"/>
+                  </pic:spPr>
+                </pic:pic>
+              </a:graphicData>
+            </a:graphic>
+          </wp:inline>
+        </w:drawing>
+      </w:r>
+    </w:p>
+    <w:p>
+      <w:r>
+        <w:rPr>
+          <w:b/>
+          <w:color w:val="C86F24"/>
+        </w:rPr>
+        <w:t xml:space="preserve">Comentario gerencial: </w:t>
+      </w:r>
+      <w:r>
+        <w:rPr>
+          <w:i/>
+        </w:rPr>
+        <w:t>El cuadro conserva el mismo orden gerencial del dashboard: ingresos, gastos totales, utilidad antes de previsiones, previsiones y resultado.</w:t>
       </w:r>
     </w:p>
     <w:p>
       <w:pPr>
-        <w:ind w:left="216"/>
+        <w:pStyle w:val="Heading1"/>
       </w:pPr>
+      <w:r>
+        <w:t>8. Resultado mensual de julio y erosión por mora</w:t>
+      </w:r>
+    </w:p>
+    <w:tbl>
+      <w:tblPr>
+        <w:tblStyle w:val="TableGrid"/>
+        <w:tblW w:type="auto" w:w="0"/>
+        <w:jc w:val="center"/>
+        <w:tblLook w:firstColumn="1" w:firstRow="1" w:lastColumn="0" w:lastRow="0" w:noHBand="0" w:noVBand="1" w:val="04A0"/>
+      </w:tblPr>
+      <w:tblGrid>
+        <w:gridCol w:w="5184"/>
+        <w:gridCol w:w="5184"/>
+      </w:tblGrid>
+      <w:tr>
+        <w:tc>
+          <w:tcPr>
+            <w:tcW w:type="dxa" w:w="5184"/>
+            <w:vAlign w:val="center"/>
+            <w:shd w:fill="0F5B46"/>
+          </w:tcPr>
+          <w:p>
+            <w:r/>
+            <w:r>
+              <w:rPr>
+                <w:b/>
+                <w:color w:val="FFFFFF"/>
+                <w:sz w:val="16"/>
+              </w:rPr>
+              <w:t>Concepto</w:t>
+            </w:r>
+          </w:p>
+        </w:tc>
+        <w:tc>
+          <w:tcPr>
+            <w:tcW w:type="dxa" w:w="5184"/>
+            <w:vAlign w:val="center"/>
+            <w:shd w:fill="0F5B46"/>
+          </w:tcPr>
+          <w:p>
+            <w:r/>
+            <w:r>
+              <w:rPr>
+                <w:b/>
+                <w:color w:val="FFFFFF"/>
+                <w:sz w:val="16"/>
+              </w:rPr>
+              <w:t>Julio 2026</w:t>
+            </w:r>
+          </w:p>
+        </w:tc>
+      </w:tr>
+      <w:tr>
+        <w:tc>
+          <w:tcPr>
+            <w:tcW w:type="dxa" w:w="5184"/>
+            <w:vAlign w:val="center"/>
+          </w:tcPr>
+          <w:p>
+            <w:r/>
+            <w:r>
+              <w:rPr>
+                <w:b w:val="0"/>
+                <w:sz w:val="16"/>
+              </w:rPr>
+              <w:t>Ingresos operativos + otros</w:t>
+            </w:r>
+          </w:p>
+        </w:tc>
+        <w:tc>
+          <w:tcPr>
+            <w:tcW w:type="dxa" w:w="5184"/>
+            <w:vAlign w:val="center"/>
+          </w:tcPr>
+          <w:p>
+            <w:r/>
+            <w:r>
+              <w:rPr>
+                <w:b w:val="0"/>
+                <w:sz w:val="16"/>
+              </w:rPr>
+              <w:t>₲ 10.114 M</w:t>
+            </w:r>
+          </w:p>
+        </w:tc>
+      </w:tr>
+      <w:tr>
+        <w:tc>
+          <w:tcPr>
+            <w:tcW w:type="dxa" w:w="5184"/>
+            <w:vAlign w:val="center"/>
+          </w:tcPr>
+          <w:p>
+            <w:r/>
+            <w:r>
+              <w:rPr>
+                <w:b w:val="0"/>
+                <w:sz w:val="16"/>
+              </w:rPr>
+              <w:t>Gastos</w:t>
+            </w:r>
+          </w:p>
+        </w:tc>
+        <w:tc>
+          <w:tcPr>
+            <w:tcW w:type="dxa" w:w="5184"/>
+            <w:vAlign w:val="center"/>
+          </w:tcPr>
+          <w:p>
+            <w:r/>
+            <w:r>
+              <w:rPr>
+                <w:b w:val="0"/>
+                <w:sz w:val="16"/>
+              </w:rPr>
+              <w:t>₲ 4.870 M</w:t>
+            </w:r>
+          </w:p>
+        </w:tc>
+      </w:tr>
+      <w:tr>
+        <w:tc>
+          <w:tcPr>
+            <w:tcW w:type="dxa" w:w="5184"/>
+            <w:vAlign w:val="center"/>
+          </w:tcPr>
+          <w:p>
+            <w:r/>
+            <w:r>
+              <w:rPr>
+                <w:b w:val="0"/>
+                <w:sz w:val="16"/>
+              </w:rPr>
+              <w:t>Utilidad antes de previsiones</w:t>
+            </w:r>
+          </w:p>
+        </w:tc>
+        <w:tc>
+          <w:tcPr>
+            <w:tcW w:type="dxa" w:w="5184"/>
+            <w:vAlign w:val="center"/>
+          </w:tcPr>
+          <w:p>
+            <w:r/>
+            <w:r>
+              <w:rPr>
+                <w:b w:val="0"/>
+                <w:sz w:val="16"/>
+              </w:rPr>
+              <w:t>₲ 5.244 M</w:t>
+            </w:r>
+          </w:p>
+        </w:tc>
+      </w:tr>
+      <w:tr>
+        <w:tc>
+          <w:tcPr>
+            <w:tcW w:type="dxa" w:w="5184"/>
+            <w:vAlign w:val="center"/>
+          </w:tcPr>
+          <w:p>
+            <w:r/>
+            <w:r>
+              <w:rPr>
+                <w:b w:val="0"/>
+                <w:sz w:val="16"/>
+              </w:rPr>
+              <w:t>Previsiones BCP</w:t>
+            </w:r>
+          </w:p>
+        </w:tc>
+        <w:tc>
+          <w:tcPr>
+            <w:tcW w:type="dxa" w:w="5184"/>
+            <w:vAlign w:val="center"/>
+          </w:tcPr>
+          <w:p>
+            <w:r/>
+            <w:r>
+              <w:rPr>
+                <w:b w:val="0"/>
+                <w:sz w:val="16"/>
+              </w:rPr>
+              <w:t>₲ 1.362 M</w:t>
+            </w:r>
+          </w:p>
+        </w:tc>
+      </w:tr>
+      <w:tr>
+        <w:tc>
+          <w:tcPr>
+            <w:tcW w:type="dxa" w:w="5184"/>
+            <w:vAlign w:val="center"/>
+          </w:tcPr>
+          <w:p>
+            <w:r/>
+            <w:r>
+              <w:rPr>
+                <w:b w:val="0"/>
+                <w:sz w:val="16"/>
+              </w:rPr>
+              <w:t>Resultado julio</w:t>
+            </w:r>
+          </w:p>
+        </w:tc>
+        <w:tc>
+          <w:tcPr>
+            <w:tcW w:type="dxa" w:w="5184"/>
+            <w:vAlign w:val="center"/>
+          </w:tcPr>
+          <w:p>
+            <w:r/>
+            <w:r>
+              <w:rPr>
+                <w:b w:val="0"/>
+                <w:sz w:val="16"/>
+              </w:rPr>
+              <w:t>₲ 3.882 M</w:t>
+            </w:r>
+          </w:p>
+        </w:tc>
+      </w:tr>
+      <w:tr>
+        <w:tc>
+          <w:tcPr>
+            <w:tcW w:type="dxa" w:w="5184"/>
+            <w:vAlign w:val="center"/>
+          </w:tcPr>
+          <w:p>
+            <w:r/>
+            <w:r>
+              <w:rPr>
+                <w:b w:val="0"/>
+                <w:sz w:val="16"/>
+              </w:rPr>
+              <w:t>Mora PAR 0</w:t>
+            </w:r>
+          </w:p>
+        </w:tc>
+        <w:tc>
+          <w:tcPr>
+            <w:tcW w:type="dxa" w:w="5184"/>
+            <w:vAlign w:val="center"/>
+          </w:tcPr>
+          <w:p>
+            <w:r/>
+            <w:r>
+              <w:rPr>
+                <w:b w:val="0"/>
+                <w:sz w:val="16"/>
+              </w:rPr>
+              <w:t>₲ 3.300 M</w:t>
+            </w:r>
+          </w:p>
+        </w:tc>
+      </w:tr>
+      <w:tr>
+        <w:tc>
+          <w:tcPr>
+            <w:tcW w:type="dxa" w:w="5184"/>
+            <w:vAlign w:val="center"/>
+          </w:tcPr>
+          <w:p>
+            <w:r/>
+            <w:r>
+              <w:rPr>
+                <w:b w:val="0"/>
+                <w:sz w:val="16"/>
+              </w:rPr>
+              <w:t>Mora PAR 60</w:t>
+            </w:r>
+          </w:p>
+        </w:tc>
+        <w:tc>
+          <w:tcPr>
+            <w:tcW w:type="dxa" w:w="5184"/>
+            <w:vAlign w:val="center"/>
+          </w:tcPr>
+          <w:p>
+            <w:r/>
+            <w:r>
+              <w:rPr>
+                <w:b w:val="0"/>
+                <w:sz w:val="16"/>
+              </w:rPr>
+              <w:t>₲ 1.080 M</w:t>
+            </w:r>
+          </w:p>
+        </w:tc>
+      </w:tr>
+    </w:tbl>
+    <w:p>
+      <w:pPr>
+        <w:jc w:val="center"/>
+      </w:pPr>
+      <w:r>
+        <w:drawing>
+          <wp:inline xmlns:a="http://schemas.openxmlformats.org/drawingml/2006/main" xmlns:pic="http://schemas.openxmlformats.org/drawingml/2006/picture">
+            <wp:extent cx="5715000" cy="2337034"/>
+            <wp:docPr id="14" name="Picture 14"/>
+            <wp:cNvGraphicFramePr>
+              <a:graphicFrameLocks noChangeAspect="1"/>
+            </wp:cNvGraphicFramePr>
+            <a:graphic>
+              <a:graphicData uri="http://schemas.openxmlformats.org/drawingml/2006/picture">
+                <pic:pic>
+                  <pic:nvPicPr>
+                    <pic:cNvPr id="0" name="erosion.png"/>
+                    <pic:cNvPicPr/>
+                  </pic:nvPicPr>
+                  <pic:blipFill>
+                    <a:blip r:embed="rId22"/>
+                    <a:stretch>
+                      <a:fillRect/>
+                    </a:stretch>
+                  </pic:blipFill>
+                  <pic:spPr>
+                    <a:xfrm>
+                      <a:off x="0" y="0"/>
+                      <a:ext cx="5715000" cy="2337034"/>
+                    </a:xfrm>
+                    <a:prstGeom prst="rect"/>
+                  </pic:spPr>
+                </pic:pic>
+              </a:graphicData>
+            </a:graphic>
+          </wp:inline>
+        </w:drawing>
+      </w:r>
+    </w:p>
+    <w:p>
+      <w:r>
+        <w:rPr>
+          <w:b/>
+          <w:color w:val="C86F24"/>
+        </w:rPr>
+        <w:t xml:space="preserve">Comentario gerencial: </w:t>
+      </w:r>
+      <w:r>
+        <w:rPr>
+          <w:i/>
+        </w:rPr>
+        <w:t>El PAR 0 de julio equivale al 85,0% del resultado mensual, mientras que el PAR 60 equivale al 27,8%, Se analizan por separado,</w:t>
+      </w:r>
+    </w:p>
+    <w:p>
+      <w:pPr>
+        <w:pStyle w:val="Heading1"/>
+      </w:pPr>
+      <w:r>
+        <w:t>9. Presupuesto 2026 y ejecución financiera</w:t>
+      </w:r>
+    </w:p>
+    <w:p>
+      <w:pPr>
+        <w:jc w:val="center"/>
+      </w:pPr>
+      <w:r>
+        <w:drawing>
+          <wp:inline xmlns:a="http://schemas.openxmlformats.org/drawingml/2006/main" xmlns:pic="http://schemas.openxmlformats.org/drawingml/2006/picture">
+            <wp:extent cx="5760720" cy="2386639"/>
+            <wp:docPr id="24" name="Picture 24"/>
+            <wp:cNvGraphicFramePr>
+              <a:graphicFrameLocks noChangeAspect="1"/>
+            </wp:cNvGraphicFramePr>
+            <a:graphic>
+              <a:graphicData uri="http://schemas.openxmlformats.org/drawingml/2006/picture">
+                <pic:pic>
+                  <pic:nvPicPr>
+                    <pic:cNvPr id="0" name="presupuesto_dos_barras.png"/>
+                    <pic:cNvPicPr/>
+                  </pic:nvPicPr>
+                  <pic:blipFill>
+                    <a:blip r:embed="rId32"/>
+                    <a:stretch>
+                      <a:fillRect/>
+                    </a:stretch>
+                  </pic:blipFill>
+                  <pic:spPr>
+                    <a:xfrm>
+                      <a:off x="0" y="0"/>
+                      <a:ext cx="5760720" cy="2386639"/>
+                    </a:xfrm>
+                    <a:prstGeom prst="rect"/>
+                  </pic:spPr>
+                </pic:pic>
+              </a:graphicData>
+            </a:graphic>
+          </wp:inline>
+        </w:drawing>
+      </w:r>
+    </w:p>
+    <w:tbl>
+      <w:tblPr>
+        <w:tblStyle w:val="TableGrid"/>
+        <w:tblW w:type="auto" w:w="0"/>
+        <w:jc w:val="center"/>
+        <w:tblLook w:firstColumn="1" w:firstRow="1" w:lastColumn="0" w:lastRow="0" w:noHBand="0" w:noVBand="1" w:val="04A0"/>
+      </w:tblPr>
+      <w:tblGrid>
+        <w:gridCol w:w="3456"/>
+        <w:gridCol w:w="3456"/>
+        <w:gridCol w:w="3456"/>
+      </w:tblGrid>
+      <w:tr>
+        <w:tc>
+          <w:tcPr>
+            <w:tcW w:type="dxa" w:w="3456"/>
+            <w:vAlign w:val="center"/>
+            <w:shd w:fill="0F5B46"/>
+          </w:tcPr>
+          <w:p>
+            <w:r/>
+            <w:r>
+              <w:rPr>
+                <w:b/>
+                <w:color w:val="FFFFFF"/>
+                <w:sz w:val="16"/>
+              </w:rPr>
+              <w:t>Indicador</w:t>
+            </w:r>
+          </w:p>
+        </w:tc>
+        <w:tc>
+          <w:tcPr>
+            <w:tcW w:type="dxa" w:w="3456"/>
+            <w:vAlign w:val="center"/>
+            <w:shd w:fill="0F5B46"/>
+          </w:tcPr>
+          <w:p>
+            <w:r/>
+            <w:r>
+              <w:rPr>
+                <w:b/>
+                <w:color w:val="FFFFFF"/>
+                <w:sz w:val="16"/>
+              </w:rPr>
+              <w:t>Monto</w:t>
+            </w:r>
+          </w:p>
+        </w:tc>
+        <w:tc>
+          <w:tcPr>
+            <w:tcW w:type="dxa" w:w="3456"/>
+            <w:vAlign w:val="center"/>
+            <w:shd w:fill="0F5B46"/>
+          </w:tcPr>
+          <w:p>
+            <w:r/>
+            <w:r>
+              <w:rPr>
+                <w:b/>
+                <w:color w:val="FFFFFF"/>
+                <w:sz w:val="16"/>
+              </w:rPr>
+              <w:t>Participación</w:t>
+            </w:r>
+          </w:p>
+        </w:tc>
+      </w:tr>
+      <w:tr>
+        <w:tc>
+          <w:tcPr>
+            <w:tcW w:type="dxa" w:w="3456"/>
+            <w:vAlign w:val="center"/>
+          </w:tcPr>
+          <w:p>
+            <w:r/>
+            <w:r>
+              <w:rPr>
+                <w:b w:val="0"/>
+                <w:sz w:val="16"/>
+              </w:rPr>
+              <w:t>Presupuesto 2026</w:t>
+            </w:r>
+          </w:p>
+        </w:tc>
+        <w:tc>
+          <w:tcPr>
+            <w:tcW w:type="dxa" w:w="3456"/>
+            <w:vAlign w:val="center"/>
+          </w:tcPr>
+          <w:p>
+            <w:r/>
+            <w:r>
+              <w:rPr>
+                <w:b w:val="0"/>
+                <w:sz w:val="16"/>
+              </w:rPr>
+              <w:t>₲ 500.597 M</w:t>
+            </w:r>
+          </w:p>
+        </w:tc>
+        <w:tc>
+          <w:tcPr>
+            <w:tcW w:type="dxa" w:w="3456"/>
+            <w:vAlign w:val="center"/>
+          </w:tcPr>
+          <w:p>
+            <w:r/>
+            <w:r>
+              <w:rPr>
+                <w:b w:val="0"/>
+                <w:sz w:val="16"/>
+              </w:rPr>
+              <w:t>100,0%</w:t>
+            </w:r>
+          </w:p>
+        </w:tc>
+      </w:tr>
+      <w:tr>
+        <w:tc>
+          <w:tcPr>
+            <w:tcW w:type="dxa" w:w="3456"/>
+            <w:vAlign w:val="center"/>
+          </w:tcPr>
+          <w:p>
+            <w:r/>
+            <w:r>
+              <w:rPr>
+                <w:b w:val="0"/>
+                <w:sz w:val="16"/>
+              </w:rPr>
+              <w:t>Desembolsos ene-jul 2026</w:t>
+            </w:r>
+          </w:p>
+        </w:tc>
+        <w:tc>
+          <w:tcPr>
+            <w:tcW w:type="dxa" w:w="3456"/>
+            <w:vAlign w:val="center"/>
+          </w:tcPr>
+          <w:p>
+            <w:r/>
+            <w:r>
+              <w:rPr>
+                <w:b w:val="0"/>
+                <w:sz w:val="16"/>
+              </w:rPr>
+              <w:t>₲ 365.466 M</w:t>
+            </w:r>
+          </w:p>
+        </w:tc>
+        <w:tc>
+          <w:tcPr>
+            <w:tcW w:type="dxa" w:w="3456"/>
+            <w:vAlign w:val="center"/>
+          </w:tcPr>
+          <w:p>
+            <w:r/>
+            <w:r>
+              <w:rPr>
+                <w:b w:val="0"/>
+                <w:sz w:val="16"/>
+              </w:rPr>
+              <w:t>73,0%</w:t>
+            </w:r>
+          </w:p>
+        </w:tc>
+      </w:tr>
+      <w:tr>
+        <w:tc>
+          <w:tcPr>
+            <w:tcW w:type="dxa" w:w="3456"/>
+            <w:vAlign w:val="center"/>
+          </w:tcPr>
+          <w:p>
+            <w:r/>
+            <w:r>
+              <w:rPr>
+                <w:b w:val="0"/>
+                <w:sz w:val="16"/>
+              </w:rPr>
+              <w:t>Saldo frente al presupuesto</w:t>
+            </w:r>
+          </w:p>
+        </w:tc>
+        <w:tc>
+          <w:tcPr>
+            <w:tcW w:type="dxa" w:w="3456"/>
+            <w:vAlign w:val="center"/>
+          </w:tcPr>
+          <w:p>
+            <w:r/>
+            <w:r>
+              <w:rPr>
+                <w:b w:val="0"/>
+                <w:sz w:val="16"/>
+              </w:rPr>
+              <w:t>₲ 135.131 M</w:t>
+            </w:r>
+          </w:p>
+        </w:tc>
+        <w:tc>
+          <w:tcPr>
+            <w:tcW w:type="dxa" w:w="3456"/>
+            <w:vAlign w:val="center"/>
+          </w:tcPr>
+          <w:p>
+            <w:r/>
+            <w:r>
+              <w:rPr>
+                <w:b w:val="0"/>
+                <w:sz w:val="16"/>
+              </w:rPr>
+              <w:t>27,0%</w:t>
+            </w:r>
+          </w:p>
+        </w:tc>
+      </w:tr>
+      <w:tr>
+        <w:tc>
+          <w:tcPr>
+            <w:tcW w:type="dxa" w:w="3456"/>
+            <w:vAlign w:val="center"/>
+          </w:tcPr>
+          <w:p>
+            <w:r/>
+            <w:r>
+              <w:rPr>
+                <w:b w:val="0"/>
+                <w:sz w:val="16"/>
+              </w:rPr>
+              <w:t>Capital exigible - cartera vigente</w:t>
+            </w:r>
+          </w:p>
+        </w:tc>
+        <w:tc>
+          <w:tcPr>
+            <w:tcW w:type="dxa" w:w="3456"/>
+            <w:vAlign w:val="center"/>
+          </w:tcPr>
+          <w:p>
+            <w:r/>
+            <w:r>
+              <w:rPr>
+                <w:b w:val="0"/>
+                <w:sz w:val="16"/>
+              </w:rPr>
+              <w:t>₲ 151.631 M</w:t>
+            </w:r>
+          </w:p>
+        </w:tc>
+        <w:tc>
+          <w:tcPr>
+            <w:tcW w:type="dxa" w:w="3456"/>
+            <w:vAlign w:val="center"/>
+          </w:tcPr>
+          <w:p>
+            <w:r/>
+            <w:r>
+              <w:rPr>
+                <w:b w:val="0"/>
+                <w:sz w:val="16"/>
+              </w:rPr>
+              <w:t>—</w:t>
+            </w:r>
+          </w:p>
+        </w:tc>
+      </w:tr>
+      <w:tr>
+        <w:tc>
+          <w:tcPr>
+            <w:tcW w:type="dxa" w:w="3456"/>
+          </w:tcPr>
+          <w:p>
+            <w:r>
+              <w:rPr>
+                <w:b/>
+              </w:rPr>
+              <w:t>Diferencia saldo - capital exigible</w:t>
+            </w:r>
+          </w:p>
+        </w:tc>
+        <w:tc>
+          <w:tcPr>
+            <w:tcW w:type="dxa" w:w="3456"/>
+          </w:tcPr>
+          <w:p>
+            <w:r>
+              <w:rPr>
+                <w:b/>
+              </w:rPr>
+              <w:t>-₲ 16.500 M</w:t>
+            </w:r>
+          </w:p>
+        </w:tc>
+        <w:tc>
+          <w:tcPr>
+            <w:tcW w:type="dxa" w:w="3456"/>
+          </w:tcPr>
+          <w:p>
+            <w:r>
+              <w:rPr>
+                <w:b/>
+              </w:rPr>
+              <w:t>Capital exigible supera el saldo</w:t>
+            </w:r>
+          </w:p>
+        </w:tc>
+      </w:tr>
+    </w:tbl>
+    <w:p>
+      <w:pPr>
+        <w:pStyle w:val="Heading1"/>
+      </w:pPr>
+      <w:r>
+        <w:t>10. Ratios financieros</w:t>
+      </w:r>
+    </w:p>
+    <w:tbl>
+      <w:tblPr>
+        <w:tblStyle w:val="TableGrid"/>
+        <w:tblW w:type="auto" w:w="0"/>
+        <w:jc w:val="center"/>
+        <w:tblLook w:firstColumn="1" w:firstRow="1" w:lastColumn="0" w:lastRow="0" w:noHBand="0" w:noVBand="1" w:val="04A0"/>
+      </w:tblPr>
+      <w:tblGrid>
+        <w:gridCol w:w="2592"/>
+        <w:gridCol w:w="2592"/>
+        <w:gridCol w:w="2592"/>
+        <w:gridCol w:w="2592"/>
+      </w:tblGrid>
+      <w:tr>
+        <w:tc>
+          <w:tcPr>
+            <w:tcW w:type="dxa" w:w="2592"/>
+            <w:vAlign w:val="center"/>
+            <w:shd w:fill="0F5B46"/>
+          </w:tcPr>
+          <w:p>
+            <w:r/>
+            <w:r>
+              <w:rPr>
+                <w:b/>
+                <w:color w:val="FFFFFF"/>
+                <w:sz w:val="16"/>
+              </w:rPr>
+              <w:t>Ratio</w:t>
+            </w:r>
+          </w:p>
+        </w:tc>
+        <w:tc>
+          <w:tcPr>
+            <w:tcW w:type="dxa" w:w="2592"/>
+            <w:vAlign w:val="center"/>
+            <w:shd w:fill="0F5B46"/>
+          </w:tcPr>
+          <w:p>
+            <w:r/>
+            <w:r>
+              <w:rPr>
+                <w:b/>
+                <w:color w:val="FFFFFF"/>
+                <w:sz w:val="16"/>
+              </w:rPr>
+              <w:t>CAH</w:t>
+            </w:r>
+          </w:p>
+        </w:tc>
+        <w:tc>
+          <w:tcPr>
+            <w:tcW w:type="dxa" w:w="2592"/>
+            <w:vAlign w:val="center"/>
+            <w:shd w:fill="0F5B46"/>
+          </w:tcPr>
+          <w:p>
+            <w:r/>
+            <w:r>
+              <w:rPr>
+                <w:b/>
+                <w:color w:val="FFFFFF"/>
+                <w:sz w:val="16"/>
+              </w:rPr>
+              <w:t>Bancos</w:t>
+            </w:r>
+          </w:p>
+        </w:tc>
+        <w:tc>
+          <w:tcPr>
+            <w:tcW w:type="dxa" w:w="2592"/>
+            <w:vAlign w:val="center"/>
+            <w:shd w:fill="0F5B46"/>
+          </w:tcPr>
+          <w:p>
+            <w:r/>
+            <w:r>
+              <w:rPr>
+                <w:b/>
+                <w:color w:val="FFFFFF"/>
+                <w:sz w:val="16"/>
+              </w:rPr>
+              <w:t>Financieras</w:t>
+            </w:r>
+          </w:p>
+        </w:tc>
+      </w:tr>
+      <w:tr>
+        <w:tc>
+          <w:tcPr>
+            <w:tcW w:type="dxa" w:w="2592"/>
+            <w:vAlign w:val="center"/>
+          </w:tcPr>
+          <w:p>
+            <w:r/>
+            <w:r>
+              <w:rPr>
+                <w:b w:val="0"/>
+                <w:sz w:val="16"/>
+              </w:rPr>
+              <w:t>ROE</w:t>
+            </w:r>
+          </w:p>
+        </w:tc>
+        <w:tc>
+          <w:tcPr>
+            <w:tcW w:type="dxa" w:w="2592"/>
+            <w:vAlign w:val="center"/>
+          </w:tcPr>
+          <w:p>
+            <w:r/>
+            <w:r>
+              <w:rPr>
+                <w:b w:val="0"/>
+                <w:sz w:val="16"/>
+              </w:rPr>
+              <w:t>3,04%</w:t>
+            </w:r>
+          </w:p>
+        </w:tc>
+        <w:tc>
+          <w:tcPr>
+            <w:tcW w:type="dxa" w:w="2592"/>
+            <w:vAlign w:val="center"/>
+          </w:tcPr>
+          <w:p>
+            <w:r/>
+            <w:r>
+              <w:rPr>
+                <w:b w:val="0"/>
+                <w:sz w:val="16"/>
+              </w:rPr>
+              <w:t>18,85%</w:t>
+            </w:r>
+          </w:p>
+        </w:tc>
+        <w:tc>
+          <w:tcPr>
+            <w:tcW w:type="dxa" w:w="2592"/>
+            <w:vAlign w:val="center"/>
+          </w:tcPr>
+          <w:p>
+            <w:r/>
+            <w:r>
+              <w:rPr>
+                <w:b w:val="0"/>
+                <w:sz w:val="16"/>
+              </w:rPr>
+              <w:t>21,40%</w:t>
+            </w:r>
+          </w:p>
+        </w:tc>
+      </w:tr>
+      <w:tr>
+        <w:tc>
+          <w:tcPr>
+            <w:tcW w:type="dxa" w:w="2592"/>
+            <w:vAlign w:val="center"/>
+          </w:tcPr>
+          <w:p>
+            <w:r/>
+            <w:r>
+              <w:rPr>
+                <w:b w:val="0"/>
+                <w:sz w:val="16"/>
+              </w:rPr>
+              <w:t>ROA</w:t>
+            </w:r>
+          </w:p>
+        </w:tc>
+        <w:tc>
+          <w:tcPr>
+            <w:tcW w:type="dxa" w:w="2592"/>
+            <w:vAlign w:val="center"/>
+          </w:tcPr>
+          <w:p>
+            <w:r/>
+            <w:r>
+              <w:rPr>
+                <w:b w:val="0"/>
+                <w:sz w:val="16"/>
+              </w:rPr>
+              <w:t>2,77%</w:t>
+            </w:r>
+          </w:p>
+        </w:tc>
+        <w:tc>
+          <w:tcPr>
+            <w:tcW w:type="dxa" w:w="2592"/>
+            <w:vAlign w:val="center"/>
+          </w:tcPr>
+          <w:p>
+            <w:r/>
+            <w:r>
+              <w:rPr>
+                <w:b w:val="0"/>
+                <w:sz w:val="16"/>
+              </w:rPr>
+              <w:t>2,14%</w:t>
+            </w:r>
+          </w:p>
+        </w:tc>
+        <w:tc>
+          <w:tcPr>
+            <w:tcW w:type="dxa" w:w="2592"/>
+            <w:vAlign w:val="center"/>
+          </w:tcPr>
+          <w:p>
+            <w:r/>
+            <w:r>
+              <w:rPr>
+                <w:b w:val="0"/>
+                <w:sz w:val="16"/>
+              </w:rPr>
+              <w:t>2,30%</w:t>
+            </w:r>
+          </w:p>
+        </w:tc>
+      </w:tr>
+      <w:tr>
+        <w:tc>
+          <w:tcPr>
+            <w:tcW w:type="dxa" w:w="2592"/>
+            <w:vAlign w:val="center"/>
+          </w:tcPr>
+          <w:p>
+            <w:r/>
+            <w:r>
+              <w:rPr>
+                <w:b w:val="0"/>
+                <w:sz w:val="16"/>
+              </w:rPr>
+              <w:t>Índice de solvencia</w:t>
+            </w:r>
+          </w:p>
+        </w:tc>
+        <w:tc>
+          <w:tcPr>
+            <w:tcW w:type="dxa" w:w="2592"/>
+            <w:vAlign w:val="center"/>
+          </w:tcPr>
+          <w:p>
+            <w:r/>
+            <w:r>
+              <w:rPr>
+                <w:b w:val="0"/>
+                <w:sz w:val="16"/>
+              </w:rPr>
+              <w:t>11,18</w:t>
+            </w:r>
+          </w:p>
+        </w:tc>
+        <w:tc>
+          <w:tcPr>
+            <w:tcW w:type="dxa" w:w="2592"/>
+            <w:vAlign w:val="center"/>
+          </w:tcPr>
+          <w:p>
+            <w:r/>
+            <w:r>
+              <w:rPr>
+                <w:b w:val="0"/>
+                <w:sz w:val="16"/>
+              </w:rPr>
+              <w:t>1,14</w:t>
+            </w:r>
+          </w:p>
+        </w:tc>
+        <w:tc>
+          <w:tcPr>
+            <w:tcW w:type="dxa" w:w="2592"/>
+            <w:vAlign w:val="center"/>
+          </w:tcPr>
+          <w:p>
+            <w:r/>
+            <w:r>
+              <w:rPr>
+                <w:b w:val="0"/>
+                <w:sz w:val="16"/>
+              </w:rPr>
+              <w:t>1,14</w:t>
+            </w:r>
+          </w:p>
+        </w:tc>
+      </w:tr>
+      <w:tr>
+        <w:tc>
+          <w:tcPr>
+            <w:tcW w:type="dxa" w:w="2592"/>
+            <w:vAlign w:val="center"/>
+          </w:tcPr>
+          <w:p>
+            <w:r/>
+            <w:r>
+              <w:rPr>
+                <w:b w:val="0"/>
+                <w:sz w:val="16"/>
+              </w:rPr>
+              <w:t>Liquidez</w:t>
+            </w:r>
+          </w:p>
+        </w:tc>
+        <w:tc>
+          <w:tcPr>
+            <w:tcW w:type="dxa" w:w="2592"/>
+            <w:vAlign w:val="center"/>
+          </w:tcPr>
+          <w:p>
+            <w:r/>
+            <w:r>
+              <w:rPr>
+                <w:b w:val="0"/>
+                <w:sz w:val="16"/>
+              </w:rPr>
+              <w:t>23,23</w:t>
+            </w:r>
+          </w:p>
+        </w:tc>
+        <w:tc>
+          <w:tcPr>
+            <w:tcW w:type="dxa" w:w="2592"/>
+            <w:vAlign w:val="center"/>
+          </w:tcPr>
+          <w:p>
+            <w:r/>
+            <w:r>
+              <w:rPr>
+                <w:b w:val="0"/>
+                <w:sz w:val="16"/>
+              </w:rPr>
+            </w:r>
+          </w:p>
+        </w:tc>
+        <w:tc>
+          <w:tcPr>
+            <w:tcW w:type="dxa" w:w="2592"/>
+            <w:vAlign w:val="center"/>
+          </w:tcPr>
+          <w:p>
+            <w:r/>
+            <w:r>
+              <w:rPr>
+                <w:b w:val="0"/>
+                <w:sz w:val="16"/>
+              </w:rPr>
+            </w:r>
+          </w:p>
+        </w:tc>
+      </w:tr>
+    </w:tbl>
+    <w:p>
+      <w:pPr>
+        <w:pStyle w:val="Heading1"/>
+      </w:pPr>
+      <w:r>
+        <w:t>11. Conclusiones gerenciales</w:t>
+      </w:r>
+    </w:p>
+    <w:p>
       <w:r>
         <w:rPr>
           <w:b/>
@@ -3231,13 +6502,10 @@
         <w:t xml:space="preserve">• </w:t>
       </w:r>
       <w:r>
-        <w:t>La actividad crediticia mantiene una expansión relevante, con desembolsos acumulados superiores al año anterior.</w:t>
+        <w:t>Los desembolsos mantienen una expansión interanual superior al crecimiento del capital recuperado.</w:t>
       </w:r>
     </w:p>
     <w:p>
-      <w:pPr>
-        <w:ind w:left="216"/>
-      </w:pPr>
       <w:r>
         <w:rPr>
           <w:b/>
@@ -3245,13 +6513,10 @@
         <w:t xml:space="preserve">• </w:t>
       </w:r>
       <w:r>
-        <w:t>La recuperación de capital crece, aunque a un ritmo menor que los desembolsos, por lo que conviene monitorear la brecha financiera.</w:t>
+        <w:t>La caja tercerizada concentra la mayor participación en Sur-Este y Centro-Sur cuando se mide sobre la cantidad total de operaciones tercerizadas.</w:t>
       </w:r>
     </w:p>
     <w:p>
-      <w:pPr>
-        <w:ind w:left="216"/>
-      </w:pPr>
       <w:r>
         <w:rPr>
           <w:b/>
@@ -3259,13 +6524,10 @@
         <w:t xml:space="preserve">• </w:t>
       </w:r>
       <w:r>
-        <w:t>La bancarización presenta cobertura muy alta; la caja tercerizada concentra 84,48% de las operaciones de cobranza/recuperación.</w:t>
+        <w:t>La bancarización presenta una cobertura muy alta, con heterogeneidad territorial concentrada principalmente en Servicios-Chaco.</w:t>
       </w:r>
     </w:p>
     <w:p>
-      <w:pPr>
-        <w:ind w:left="216"/>
-      </w:pPr>
       <w:r>
         <w:rPr>
           <w:b/>
@@ -3273,13 +6535,10 @@
         <w:t xml:space="preserve">• </w:t>
       </w:r>
       <w:r>
-        <w:t>La composición de cartera mejora respecto de 2025 por la fuerte reducción de cartera vencida y judicial, aunque PAR 0 y PAR 60 requieren seguimiento.</w:t>
+        <w:t>La cartera total crece, mientras la composición mejora por la reducción de vencida y judicial frente a julio de 2025.</w:t>
       </w:r>
     </w:p>
     <w:p>
-      <w:pPr>
-        <w:ind w:left="216"/>
-      </w:pPr>
       <w:r>
         <w:rPr>
           <w:b/>
@@ -3287,13 +6546,10 @@
         <w:t xml:space="preserve">• </w:t>
       </w:r>
       <w:r>
-        <w:t>El resultado acumulado mejora de forma significativa por mayores ingresos, menores gastos y menor carga de previsiones.</w:t>
+        <w:t>El resultado acumulado mejora por mayores ingresos y menores gastos y previsiones.</w:t>
       </w:r>
     </w:p>
     <w:p>
-      <w:pPr>
-        <w:ind w:left="216"/>
-      </w:pPr>
       <w:r>
         <w:rPr>
           <w:b/>
@@ -3301,53 +6557,17 @@
         <w:t xml:space="preserve">• </w:t>
       </w:r>
       <w:r>
-        <w:t>El análisis mensual muestra que la mora de julio consume una porción material del resultado del mes, especialmente bajo el enfoque PAR 0.</w:t>
-      </w:r>
-    </w:p>
-    <w:p/>
-    <w:p>
-      <w:r>
-        <w:rPr>
-          <w:b/>
-        </w:rPr>
-        <w:t xml:space="preserve">Fuentes: </w:t>
-      </w:r>
-      <w:r>
-        <w:t>CIFRAS mes julio(1).xlsx; Balance General y Estado de Resultados al 31/07/2026; Balance General y Estado de Resultados al 31/07/2025; Banco Central del Paraguay, Boletines Estadístico-Financieros, datos a julio 2026.</w:t>
-      </w:r>
-    </w:p>
-    <w:p>
-      <w:r>
-        <w:br w:type="page"/>
+        <w:t>La mora de julio representa una porción material del resultado mensual, por lo que se mantiene como foco de seguimiento.</w:t>
       </w:r>
     </w:p>
     <w:sectPr>
-      <w:footerReference w:type="default" r:id="rId9"/>
       <w:pgSz w:w="12240" w:h="15840"/>
-      <w:pgMar w:top="1008" w:right="1080" w:bottom="1008" w:left="1080" w:header="720" w:footer="720" w:gutter="0"/>
+      <w:pgMar w:top="864" w:right="936" w:bottom="864" w:left="936" w:header="720" w:footer="720" w:gutter="0"/>
       <w:cols w:space="720"/>
       <w:docGrid w:linePitch="360"/>
     </w:sectPr>
   </w:body>
 </w:document>
-</file>
-
-<file path=word/footer1.xml><?xml version="1.0" encoding="utf-8"?>
-<w:ftr xmlns:m="http://schemas.openxmlformats.org/officeDocument/2006/math" xmlns:mc="http://schemas.openxmlformats.org/markup-compatibility/2006" xmlns:mo="http://schemas.microsoft.com/office/mac/office/2008/main" xmlns:mv="urn:schemas-microsoft-com:mac:vml" xmlns:o="urn:schemas-microsoft-com:office:office" xmlns:r="http://schemas.openxmlformats.org/officeDocument/2006/relationships" xmlns:v="urn:schemas-microsoft-com:vml" xmlns:w10="urn:schemas-microsoft-com:office:word" xmlns:w14="http://schemas.microsoft.com/office/word/2010/wordml" xmlns:w="http://schemas.openxmlformats.org/wordprocessingml/2006/main" xmlns:wne="http://schemas.microsoft.com/office/word/2006/wordml" xmlns:wp14="http://schemas.microsoft.com/office/word/2010/wordprocessingDrawing" xmlns:wp="http://schemas.openxmlformats.org/drawingml/2006/wordprocessingDrawing" xmlns:wpc="http://schemas.microsoft.com/office/word/2010/wordprocessingCanvas" xmlns:wpg="http://schemas.microsoft.com/office/word/2010/wordprocessingGroup" xmlns:wpi="http://schemas.microsoft.com/office/word/2010/wordprocessingInk" xmlns:wps="http://schemas.microsoft.com/office/word/2010/wordprocessingShape" mc:Ignorable="w14 wp14">
-  <w:p>
-    <w:pPr>
-      <w:pStyle w:val="Footer"/>
-      <w:jc w:val="center"/>
-    </w:pPr>
-    <w:r>
-      <w:rPr>
-        <w:color w:val="78827D"/>
-        <w:sz w:val="16"/>
-      </w:rPr>
-      <w:t>Informe Gerencial · Julio 2026 · Gerencia de Planificación</w:t>
-    </w:r>
-  </w:p>
-</w:ftr>
 </file>
 
 <file path=word/numbering.xml><?xml version="1.0" encoding="utf-8"?>
@@ -3715,7 +6935,7 @@
     <w:rsid w:val="00FC693F"/>
     <w:rPr>
       <w:rFonts w:ascii="Aptos" w:hAnsi="Aptos"/>
-      <w:sz w:val="19"/>
+      <w:sz w:val="18"/>
     </w:rPr>
   </w:style>
   <w:style w:type="paragraph" w:styleId="Header">
@@ -3781,7 +7001,7 @@
       <w:b/>
       <w:bCs/>
       <w:color w:val="0F5B46"/>
-      <w:sz w:val="34"/>
+      <w:sz w:val="32"/>
       <w:szCs w:val="28"/>
     </w:rPr>
   </w:style>
@@ -3805,7 +7025,7 @@
       <w:b/>
       <w:bCs/>
       <w:color w:val="2B6F9E"/>
-      <w:sz w:val="24"/>
+      <w:sz w:val="23"/>
       <w:szCs w:val="26"/>
     </w:rPr>
   </w:style>
@@ -4070,7 +7290,7 @@
       <w:color w:val="17365D" w:themeColor="text2" w:themeShade="BF"/>
       <w:spacing w:val="5"/>
       <w:kern w:val="28"/>
-      <w:sz w:val="52"/>
+      <w:sz w:val="50"/>
       <w:szCs w:val="52"/>
     </w:rPr>
   </w:style>
